--- a/revisao_fio_condutor/4_METODOLOGIA_corrigido.docx
+++ b/revisao_fio_condutor/4_METODOLOGIA_corrigido.docx
@@ -592,8 +592,16 @@
         <w:rPr>
           <w:rFonts w:ascii="Times New Roman" w:hAnsi="Times New Roman"/>
           <w:sz w:val="24"/>
-        </w:rPr>
-        <w:t>a) O lugar de onde se pesquisa</w:t>
+          <w:highlight w:val="yellow"/>
+        </w:rPr>
+        <w:t>4.1.1</w:t>
+      </w:r>
+      <w:r>
+        <w:rPr>
+          <w:rFonts w:ascii="Times New Roman" w:hAnsi="Times New Roman"/>
+          <w:sz w:val="24"/>
+        </w:rPr>
+        <w:t xml:space="preserve"> O lugar de onde se pesquisa</w:t>
       </w:r>
     </w:p>
     <w:p>
@@ -648,8 +656,16 @@
         <w:rPr>
           <w:rFonts w:ascii="Times New Roman" w:hAnsi="Times New Roman"/>
           <w:sz w:val="24"/>
-        </w:rPr>
-        <w:t>b) A implicação com o território e os controles que ela exige</w:t>
+          <w:highlight w:val="yellow"/>
+        </w:rPr>
+        <w:t>4.1.2</w:t>
+      </w:r>
+      <w:r>
+        <w:rPr>
+          <w:rFonts w:ascii="Times New Roman" w:hAnsi="Times New Roman"/>
+          <w:sz w:val="24"/>
+        </w:rPr>
+        <w:t xml:space="preserve"> A implicação com o território e os controles que ela exige</w:t>
       </w:r>
     </w:p>
     <w:p>
@@ -704,8 +720,16 @@
         <w:rPr>
           <w:rFonts w:ascii="Times New Roman" w:hAnsi="Times New Roman"/>
           <w:sz w:val="24"/>
-        </w:rPr>
-        <w:t>c) A escolha da abordagem qualitativa</w:t>
+          <w:highlight w:val="yellow"/>
+        </w:rPr>
+        <w:t>4.1.3</w:t>
+      </w:r>
+      <w:r>
+        <w:rPr>
+          <w:rFonts w:ascii="Times New Roman" w:hAnsi="Times New Roman"/>
+          <w:sz w:val="24"/>
+        </w:rPr>
+        <w:t xml:space="preserve"> A escolha da abordagem qualitativa</w:t>
       </w:r>
     </w:p>
     <w:p>
@@ -788,8 +812,16 @@
         <w:rPr>
           <w:rFonts w:ascii="Times New Roman" w:hAnsi="Times New Roman"/>
           <w:sz w:val="24"/>
-        </w:rPr>
-        <w:t>d) O estudo de caso como estratégia</w:t>
+          <w:highlight w:val="yellow"/>
+        </w:rPr>
+        <w:t>4.1.4</w:t>
+      </w:r>
+      <w:r>
+        <w:rPr>
+          <w:rFonts w:ascii="Times New Roman" w:hAnsi="Times New Roman"/>
+          <w:sz w:val="24"/>
+        </w:rPr>
+        <w:t xml:space="preserve"> O estudo de caso como estratégia</w:t>
       </w:r>
     </w:p>
     <w:p>
@@ -1906,7 +1938,7 @@
           <w:sz w:val="24"/>
           <w:highlight w:val="yellow"/>
         </w:rPr>
-        <w:t>a) Culturas profissionais, performatividade e resistências: a hipótese a examinar</w:t>
+        <w:t>4.3.1 Culturas profissionais, performatividade e resistências: a hipótese a examinar</w:t>
       </w:r>
     </w:p>
     <w:p>
@@ -3174,8 +3206,16 @@
         <w:rPr>
           <w:rFonts w:ascii="Times New Roman" w:hAnsi="Times New Roman"/>
           <w:sz w:val="24"/>
-        </w:rPr>
-        <w:t>a) Os profissionais da educação: seleção, composição e posições</w:t>
+          <w:highlight w:val="yellow"/>
+        </w:rPr>
+        <w:t>4.4.1</w:t>
+      </w:r>
+      <w:r>
+        <w:rPr>
+          <w:rFonts w:ascii="Times New Roman" w:hAnsi="Times New Roman"/>
+          <w:sz w:val="24"/>
+        </w:rPr>
+        <w:t xml:space="preserve"> Os profissionais da educação: seleção, composição e posições</w:t>
       </w:r>
     </w:p>
     <w:p>
@@ -3361,8 +3401,16 @@
         <w:rPr>
           <w:rFonts w:ascii="Times New Roman" w:hAnsi="Times New Roman"/>
           <w:sz w:val="24"/>
-        </w:rPr>
-        <w:t>b) Instrumentos e procedimentos de produção de dados</w:t>
+          <w:highlight w:val="yellow"/>
+        </w:rPr>
+        <w:t>4.4.2</w:t>
+      </w:r>
+      <w:r>
+        <w:rPr>
+          <w:rFonts w:ascii="Times New Roman" w:hAnsi="Times New Roman"/>
+          <w:sz w:val="24"/>
+        </w:rPr>
+        <w:t xml:space="preserve"> Instrumentos e procedimentos de produção de dados</w:t>
       </w:r>
     </w:p>
     <w:p>
@@ -3477,8 +3525,16 @@
         <w:rPr>
           <w:rFonts w:ascii="Times New Roman" w:hAnsi="Times New Roman"/>
           <w:sz w:val="24"/>
-        </w:rPr>
-        <w:t>c) Questionário de perfil dos profissionais da educação</w:t>
+          <w:highlight w:val="yellow"/>
+        </w:rPr>
+        <w:t>4.4.3</w:t>
+      </w:r>
+      <w:r>
+        <w:rPr>
+          <w:rFonts w:ascii="Times New Roman" w:hAnsi="Times New Roman"/>
+          <w:sz w:val="24"/>
+        </w:rPr>
+        <w:t xml:space="preserve"> Questionário de perfil dos profissionais da educação</w:t>
       </w:r>
     </w:p>
     <w:p>
@@ -3689,14 +3745,7 @@
           <w:sz w:val="24"/>
           <w:highlight w:val="yellow"/>
         </w:rPr>
-        <w:t>d</w:t>
-      </w:r>
-      <w:r>
-        <w:rPr>
-          <w:rFonts w:ascii="Times New Roman" w:hAnsi="Times New Roman"/>
-          <w:sz w:val="24"/>
-        </w:rPr>
-        <w:t>) Análise documental</w:t>
+        <w:t>4.4.4 Análise documental</w:t>
       </w:r>
     </w:p>
     <w:p>
@@ -3861,14 +3910,7 @@
           <w:sz w:val="24"/>
           <w:highlight w:val="yellow"/>
         </w:rPr>
-        <w:t>e</w:t>
-      </w:r>
-      <w:r>
-        <w:rPr>
-          <w:rFonts w:ascii="Times New Roman" w:hAnsi="Times New Roman"/>
-          <w:sz w:val="24"/>
-        </w:rPr>
-        <w:t>) Registro iconográfico</w:t>
+        <w:t>4.4.5 Registro iconográfico</w:t>
       </w:r>
     </w:p>
     <w:p>
@@ -3996,7 +4038,22 @@
           <w:rFonts w:ascii="Times New Roman" w:hAnsi="Times New Roman"/>
           <w:sz w:val="24"/>
         </w:rPr>
-        <w:t>Por razões éticas, preservamos a identidade das crianças e dos profissionais. As imagens privilegiam planos de detalhe dos recursos materiais, das instalações físicas e das produções murais, e nenhuma mostra rosto de criança. Os demais cuidados éticos com as fotografias estão na subseção 4.5.1.</w:t>
+        <w:t>Por razões éticas, preservamos a identidade das crianças e dos profissionais. As imagens privilegiam planos de detalhe dos recursos materiais, das instalações físicas e das produções murais, e nenhuma mostra rosto de criança. Os demais cuidados éticos com as fotografias estão na subseção 4.5.</w:t>
+      </w:r>
+      <w:r>
+        <w:rPr>
+          <w:rFonts w:ascii="Times New Roman" w:hAnsi="Times New Roman"/>
+          <w:sz w:val="24"/>
+          <w:highlight w:val="yellow"/>
+        </w:rPr>
+        <w:t>2</w:t>
+      </w:r>
+      <w:r>
+        <w:rPr>
+          <w:rFonts w:ascii="Times New Roman" w:hAnsi="Times New Roman"/>
+          <w:sz w:val="24"/>
+        </w:rPr>
+        <w:t>.</w:t>
       </w:r>
     </w:p>
     <w:p>
@@ -4106,8 +4163,16 @@
         <w:rPr>
           <w:rFonts w:ascii="Times New Roman" w:hAnsi="Times New Roman"/>
           <w:sz w:val="24"/>
-        </w:rPr>
-        <w:t>a) O percurso analítico</w:t>
+          <w:highlight w:val="yellow"/>
+        </w:rPr>
+        <w:t>4.5.1</w:t>
+      </w:r>
+      <w:r>
+        <w:rPr>
+          <w:rFonts w:ascii="Times New Roman" w:hAnsi="Times New Roman"/>
+          <w:sz w:val="24"/>
+        </w:rPr>
+        <w:t xml:space="preserve"> O percurso analítico</w:t>
       </w:r>
     </w:p>
     <w:p>
@@ -4402,8 +4467,9 @@
           <w:rFonts w:ascii="Times New Roman" w:hAnsi="Times New Roman"/>
           <w:b/>
           <w:sz w:val="24"/>
-        </w:rPr>
-        <w:t>4.5.1 Compromissos éticos, critérios de rigor, cronograma e limitações da pesquisa</w:t>
+          <w:highlight w:val="yellow"/>
+        </w:rPr>
+        <w:t>4.5.2 Compromissos éticos</w:t>
       </w:r>
     </w:p>
     <w:p>
@@ -4557,8 +4623,16 @@
         <w:rPr>
           <w:rFonts w:ascii="Times New Roman" w:hAnsi="Times New Roman"/>
           <w:sz w:val="24"/>
-        </w:rPr>
-        <w:t>a) Critérios de rigor e fidedignidade científica</w:t>
+          <w:highlight w:val="yellow"/>
+        </w:rPr>
+        <w:t>4.5.3</w:t>
+      </w:r>
+      <w:r>
+        <w:rPr>
+          <w:rFonts w:ascii="Times New Roman" w:hAnsi="Times New Roman"/>
+          <w:sz w:val="24"/>
+        </w:rPr>
+        <w:t xml:space="preserve"> Critérios de rigor e fidedignidade científica</w:t>
       </w:r>
     </w:p>
     <w:p>
@@ -4700,7 +4774,7 @@
           <w:sz w:val="24"/>
           <w:highlight w:val="yellow"/>
         </w:rPr>
-        <w:t xml:space="preserve">b) </w:t>
+        <w:t xml:space="preserve">4.5.4 </w:t>
       </w:r>
       <w:r>
         <w:rPr>
@@ -4838,14 +4912,14 @@
           <w:sz w:val="24"/>
           <w:highlight w:val="yellow"/>
         </w:rPr>
-        <w:t>c</w:t>
-      </w:r>
-      <w:r>
-        <w:rPr>
-          <w:rFonts w:ascii="Times New Roman" w:hAnsi="Times New Roman"/>
-          <w:sz w:val="24"/>
-        </w:rPr>
-        <w:t>) Limitações da pesquisa</w:t>
+        <w:t>4.5.5</w:t>
+      </w:r>
+      <w:r>
+        <w:rPr>
+          <w:rFonts w:ascii="Times New Roman" w:hAnsi="Times New Roman"/>
+          <w:sz w:val="24"/>
+        </w:rPr>
+        <w:t xml:space="preserve"> Limitações da pesquisa</w:t>
       </w:r>
     </w:p>
     <w:p>
@@ -4967,6 +5041,20 @@
           <w:sz w:val="24"/>
         </w:rPr>
         <w:t>Sem observação, pode haver diferença entre o que se conta nas entrevistas, o que está nos planos de aula e o que acontece nas atividades pedagógicas. Essa diferença será tratada como dado. Se um plano de aula previr o uso de tecnologias e os registros materiais indicarem outras condições, ou se a entrevista revelar adaptações não formalizadas no planejamento, examinaremos essas situações como possíveis tensões entre o prescrito, as condições materiais e o trabalho dos profissionais. A triangulação serve para mapear os pontos de atrito entre as diretrizes formais, as falas e a materialidade. Auditar a “verdade” da sala de aula está fora do alcance e das pretensões desta pesquisa. As fotografias, por sua vez, têm os limites descritos na seção 4.4.</w:t>
+      </w:r>
+    </w:p>
+    <w:p>
+      <w:pPr>
+        <w:spacing w:line="360" w:lineRule="auto" w:before="240" w:after="240"/>
+      </w:pPr>
+      <w:r>
+        <w:rPr>
+          <w:rFonts w:ascii="Times New Roman" w:hAnsi="Times New Roman"/>
+          <w:b/>
+          <w:sz w:val="24"/>
+          <w:highlight w:val="yellow"/>
+        </w:rPr>
+        <w:t>4.6 SÍNTESE DO CAPÍTULO</w:t>
       </w:r>
     </w:p>
     <w:p>

--- a/revisao_fio_condutor/4_METODOLOGIA_corrigido.docx
+++ b/revisao_fio_condutor/4_METODOLOGIA_corrigido.docx
@@ -1389,7 +1389,7 @@
           <w:sz w:val="24"/>
           <w:highlight w:val="yellow"/>
         </w:rPr>
-        <w:t>A teoria da atuação entra para explicar as condições desse trabalho. Ball, Maguire e Braun (2016) propõem levar o contexto a sério e o dividem em quatro dimensões: a situacional, que diz respeito à história, à localização e à composição da escola; a das culturas profissionais, que reúne valores, compromissos e experiências dos professores; a material, relativa a edifícios, orçamentos, equipamentos, pessoal e infraestrutura; e a externa, que envolve pressões, expectativas e apoios vindos de fora, como avaliações, exigências das redes e responsabilidades legais. Essas dimensões organizam a leitura do território, no Capítulo 6, e a análise das narrativas, no Capítulo 7.</w:t>
+        <w:t>A teoria da atuação entra para explicar as condições desse trabalho. Ball, Maguire e Braun (2016) propõem levar o contexto a sério e o dividem em quatro dimensões: a situacional, que diz respeito à história, à localização e à composição da escola; a das culturas profissionais, que reúne valores, compromissos e experiências dos professores; a material, relativa a edifícios, orçamentos, equipamentos, pessoal e infraestrutura; e a externa, que envolve pressões, expectativas e apoios vindos de fora, como avaliações, exigências das redes e responsabilidades legais. Para ler a dimensão das culturas profissionais, recorremos também a Hargreaves (2005, p. 190-191), que distingue o conteúdo dessas culturas, isto é, as atitudes, os valores, as crenças, os hábitos e as formas de fazer as coisas compartilhados por um grupo de professores, e a sua forma, isto é, os modos de relação e de associação entre eles, que o autor descreve como individualismo, colaboração, colegialidade artificial e balcanização. Essas dimensões organizam a leitura do território, no Capítulo 6, e a análise das narrativas, no Capítulo 7.</w:t>
       </w:r>
     </w:p>
     <w:p>
@@ -4215,7 +4215,7 @@
           <w:sz w:val="24"/>
           <w:highlight w:val="yellow"/>
         </w:rPr>
-        <w:t>A matriz inicial tem oito dimensões sensibilizadoras. Quatro vêm das dimensões do contexto propostas pela teoria da atuação: situacional, culturas profissionais, material e externa. Três dizem respeito aos movimentos descritos na seção 4.3: a interpretação do texto legal; as táticas de tradução, que incluem a acomodação, a omissão seletiva, a tradução para fins locais e o uso de meios próprios; e as respostas à performatividade, com os registros, as cobranças e a fabricação. A oitava atravessa as demais e trata dos sentidos da educação digital e dos direitos da criança no ambiente digital, nas dimensões de provisão, participação e proteção (ONU, 2021). Essas dimensões orientam a primeira leitura e podem ser deslocadas, combinadas ou descartadas ao longo da análise. Na dimensão material, a codificação separará as decisões que repartem um recurso existente das que suprem um recurso ausente.</w:t>
+        <w:t>A matriz inicial tem oito dimensões sensibilizadoras. Quatro vêm das dimensões do contexto propostas pela teoria da atuação: situacional, culturas profissionais, lidas em seu conteúdo e em sua forma (HARGREAVES, 2005), material e externa. Três dizem respeito aos movimentos descritos na seção 4.3: a interpretação do texto legal; as táticas de tradução, que incluem a acomodação, a omissão seletiva, a tradução para fins locais e o uso de meios próprios; e as respostas à performatividade, com os registros, as cobranças e a fabricação. A oitava atravessa as demais e trata dos sentidos da educação digital e dos direitos da criança no ambiente digital, nas dimensões de provisão, participação e proteção (ONU, 2021). Essas dimensões orientam a primeira leitura e podem ser deslocadas, combinadas ou descartadas ao longo da análise. Na dimensão material, a codificação separará as decisões que repartem um recurso existente das que suprem um recurso ausente.</w:t>
       </w:r>
     </w:p>
     <w:p>
@@ -5361,6 +5361,21 @@
           <w:sz w:val="24"/>
         </w:rPr>
         <w:t>FREIRE, Paulo. Pedagogia da autonomia: saberes necessários à prática educativa. 60. ed. Rio de Janeiro: Paz e Terra, 2019.</w:t>
+      </w:r>
+    </w:p>
+    <w:p>
+      <w:pPr>
+        <w:spacing w:line="360" w:lineRule="auto"/>
+        <w:ind w:firstLine="709"/>
+        <w:jc w:val="both"/>
+      </w:pPr>
+      <w:r>
+        <w:rPr>
+          <w:rFonts w:ascii="Times New Roman" w:hAnsi="Times New Roman"/>
+          <w:sz w:val="24"/>
+          <w:highlight w:val="yellow"/>
+        </w:rPr>
+        <w:t>HARGREAVES, Andy. Profesorado, cultura y postmodernidad: cambian los tiempos, cambia el profesorado. 5. ed. Madrid: Morata, 2005.</w:t>
       </w:r>
     </w:p>
     <w:p>

--- a/revisao_fio_condutor/4_METODOLOGIA_corrigido.docx
+++ b/revisao_fio_condutor/4_METODOLOGIA_corrigido.docx
@@ -144,7 +144,52 @@
           <w:rFonts w:ascii="Times New Roman" w:hAnsi="Times New Roman"/>
           <w:sz w:val="24"/>
         </w:rPr>
-        <w:t xml:space="preserve"> (BRASIL, 2023, art. 3º, III e IV). Na Escola Municipal Domitila Castelo, são cento e quarenta crianças nas turmas de 1º e 2º anos, em plena alfabetização. Esta pesquisa não ouve as crianças nem avalia aprendizagens. Chega a elas por um caminho indireto, pelas condições de trabalho dos profissionais e pelas decisões relatadas por eles, e esse limite orienta todas as escolhas descritas a seguir.</w:t>
+        <w:t xml:space="preserve"> (BRASIL, 2023, art. 3º, III e IV). </w:t>
+      </w:r>
+      <w:r>
+        <w:rPr>
+          <w:rFonts w:ascii="Times New Roman" w:hAnsi="Times New Roman"/>
+          <w:sz w:val="24"/>
+          <w:highlight w:val="yellow"/>
+        </w:rPr>
+        <w:t>Nos anos iniciais da</w:t>
+      </w:r>
+      <w:r>
+        <w:rPr>
+          <w:rFonts w:ascii="Times New Roman" w:hAnsi="Times New Roman"/>
+          <w:sz w:val="24"/>
+        </w:rPr>
+        <w:t xml:space="preserve"> Escola Municipal Domitila Castelo</w:t>
+      </w:r>
+      <w:r>
+        <w:rPr>
+          <w:rFonts w:ascii="Times New Roman" w:hAnsi="Times New Roman"/>
+          <w:sz w:val="24"/>
+          <w:highlight w:val="yellow"/>
+        </w:rPr>
+        <w:t xml:space="preserve"> estudam crianças de seis a dez anos [indicar o número de turmas e de crianças do 1º ao 5º ano]; só</w:t>
+      </w:r>
+      <w:r>
+        <w:rPr>
+          <w:rFonts w:ascii="Times New Roman" w:hAnsi="Times New Roman"/>
+          <w:sz w:val="24"/>
+        </w:rPr>
+        <w:t xml:space="preserve"> nas turmas de 1º e 2º anos, em plena alfabetização</w:t>
+      </w:r>
+      <w:r>
+        <w:rPr>
+          <w:rFonts w:ascii="Times New Roman" w:hAnsi="Times New Roman"/>
+          <w:sz w:val="24"/>
+          <w:highlight w:val="yellow"/>
+        </w:rPr>
+        <w:t>, são cento e quarenta</w:t>
+      </w:r>
+      <w:r>
+        <w:rPr>
+          <w:rFonts w:ascii="Times New Roman" w:hAnsi="Times New Roman"/>
+          <w:sz w:val="24"/>
+        </w:rPr>
+        <w:t>. Esta pesquisa não ouve as crianças nem avalia aprendizagens. Chega a elas por um caminho indireto, pelas condições de trabalho dos profissionais e pelas decisões relatadas por eles, e esse limite orienta todas as escolhas descritas a seguir.</w:t>
       </w:r>
     </w:p>
     <w:p>
@@ -166,37 +211,7 @@
           <w:sz w:val="24"/>
           <w:highlight w:val="yellow"/>
         </w:rPr>
-        <w:t>onze</w:t>
-      </w:r>
-      <w:r>
-        <w:rPr>
-          <w:rFonts w:ascii="Times New Roman" w:hAnsi="Times New Roman"/>
-          <w:sz w:val="24"/>
-        </w:rPr>
-        <w:t xml:space="preserve"> profissionais da educação: seis </w:t>
-      </w:r>
-      <w:r>
-        <w:rPr>
-          <w:rFonts w:ascii="Times New Roman" w:hAnsi="Times New Roman"/>
-          <w:sz w:val="24"/>
-          <w:highlight w:val="yellow"/>
-        </w:rPr>
-        <w:t>que atuam nas turmas de 1º e 2º anos</w:t>
-      </w:r>
-      <w:r>
-        <w:rPr>
-          <w:rFonts w:ascii="Times New Roman" w:hAnsi="Times New Roman"/>
-          <w:sz w:val="24"/>
-        </w:rPr>
-        <w:t>, quatro da coordenação pedagógica</w:t>
-      </w:r>
-      <w:r>
-        <w:rPr>
-          <w:rFonts w:ascii="Times New Roman" w:hAnsi="Times New Roman"/>
-          <w:sz w:val="24"/>
-          <w:highlight w:val="yellow"/>
-        </w:rPr>
-        <w:t xml:space="preserve"> e um da direção</w:t>
+        <w:t>os profissionais da educação que atuam nos anos iniciais, do 1º ao 5º ano: docentes, coordenação pedagógica, direção e demais profissionais ligados ao trabalho pedagógico dessas turmas</w:t>
       </w:r>
       <w:r>
         <w:rPr>
@@ -643,7 +658,52 @@
           <w:rFonts w:ascii="Times New Roman" w:hAnsi="Times New Roman"/>
           <w:sz w:val="24"/>
         </w:rPr>
-        <w:t>Assumimos a tomada de posição cobrada por Freire, com uma consequência prática. Escutar os profissionais significa deixar de lado duas leituras frequentes: a gerencial, restrita à conferência de metas, e a limitada ao inventário das carências da rede pública. Partimos de outro lugar. Os profissionais interpretam as diretrizes, negociam com os recursos disponíveis e criam respostas próprias no dia a dia. Se assim é, a análise precisa olhar para as condições institucionais e estruturais do trabalho, e o peso do que não funciona deixa de recair, individualmente, sobre cada professora. Trata-se de uma escolha política. A professora já foi responsabilizada demais pelo que falta à escola pública, e esta tese não pretende repetir esse gesto.</w:t>
+        <w:t xml:space="preserve">Assumimos a tomada de posição cobrada por Freire, com uma consequência prática. Escutar os profissionais significa deixar de lado duas leituras frequentes: a gerencial, restrita à conferência de metas, e a limitada ao inventário das carências da rede pública. Partimos de outro lugar. Os profissionais interpretam as diretrizes, negociam com os recursos disponíveis e criam respostas próprias no dia a dia. Se assim é, a análise precisa olhar para as condições institucionais e estruturais do trabalho, e o peso do que não funciona deixa de recair, individualmente, sobre cada </w:t>
+      </w:r>
+      <w:r>
+        <w:rPr>
+          <w:rFonts w:ascii="Times New Roman" w:hAnsi="Times New Roman"/>
+          <w:sz w:val="24"/>
+          <w:highlight w:val="yellow"/>
+        </w:rPr>
+        <w:t>profissional</w:t>
+      </w:r>
+      <w:r>
+        <w:rPr>
+          <w:rFonts w:ascii="Times New Roman" w:hAnsi="Times New Roman"/>
+          <w:sz w:val="24"/>
+        </w:rPr>
+        <w:t xml:space="preserve">. Trata-se de uma escolha política. </w:t>
+      </w:r>
+      <w:r>
+        <w:rPr>
+          <w:rFonts w:ascii="Times New Roman" w:hAnsi="Times New Roman"/>
+          <w:sz w:val="24"/>
+          <w:highlight w:val="yellow"/>
+        </w:rPr>
+        <w:t>Os profissionais da escola pública, e a professora em especial, já foram responsabilizados</w:t>
+      </w:r>
+      <w:r>
+        <w:rPr>
+          <w:rFonts w:ascii="Times New Roman" w:hAnsi="Times New Roman"/>
+          <w:sz w:val="24"/>
+        </w:rPr>
+        <w:t xml:space="preserve"> demais pelo que falta </w:t>
+      </w:r>
+      <w:r>
+        <w:rPr>
+          <w:rFonts w:ascii="Times New Roman" w:hAnsi="Times New Roman"/>
+          <w:sz w:val="24"/>
+          <w:highlight w:val="yellow"/>
+        </w:rPr>
+        <w:t>a ela</w:t>
+      </w:r>
+      <w:r>
+        <w:rPr>
+          <w:rFonts w:ascii="Times New Roman" w:hAnsi="Times New Roman"/>
+          <w:sz w:val="24"/>
+        </w:rPr>
+        <w:t>, e esta tese não pretende repetir esse gesto.</w:t>
       </w:r>
     </w:p>
     <w:p>
@@ -958,7 +1018,22 @@
           <w:rFonts w:ascii="Times New Roman" w:hAnsi="Times New Roman"/>
           <w:sz w:val="24"/>
         </w:rPr>
-        <w:t>Por essa razão, é preciso justificar a escolha desta escola. Ela reúne três características: convive com a movimentação de um polo turístico internacional, trabalha há muito tempo com limitações de infraestrutura e responde pela alfabetização nas turmas de 1º e 2º anos. O caso tem limites claros. Consiste na chegada do eixo Educação Digital Escolar à Escola Municipal Domitila Castelo, no distrito de Pipa, em Tibau do Sul/RN, com as condições do território e da instituição presentes nesse processo, e permite observar o encontro de uma diretriz de alcance nacional com um município de pequeno porte.</w:t>
+        <w:t xml:space="preserve">Por essa razão, é preciso justificar a escolha desta escola. Ela reúne três características: convive com a movimentação de um polo turístico internacional, trabalha há muito tempo com limitações de infraestrutura e </w:t>
+      </w:r>
+      <w:r>
+        <w:rPr>
+          <w:rFonts w:ascii="Times New Roman" w:hAnsi="Times New Roman"/>
+          <w:sz w:val="24"/>
+          <w:highlight w:val="yellow"/>
+        </w:rPr>
+        <w:t>atende os anos iniciais do Ensino Fundamental, do ciclo de alfabetização ao 5º ano</w:t>
+      </w:r>
+      <w:r>
+        <w:rPr>
+          <w:rFonts w:ascii="Times New Roman" w:hAnsi="Times New Roman"/>
+          <w:sz w:val="24"/>
+        </w:rPr>
+        <w:t>. O caso tem limites claros. Consiste na chegada do eixo Educação Digital Escolar à Escola Municipal Domitila Castelo, no distrito de Pipa, em Tibau do Sul/RN, com as condições do território e da instituição presentes nesse processo, e permite observar o encontro de uma diretriz de alcance nacional com um município de pequeno porte.</w:t>
       </w:r>
     </w:p>
     <w:p>
@@ -1953,7 +2028,7 @@
           <w:sz w:val="24"/>
           <w:highlight w:val="yellow"/>
         </w:rPr>
-        <w:t>Antes de apresentar a hipótese, um exemplo ajuda. Imaginemos uma escola que precisa mostrar à rede que trabalha educação digital com as turmas de alfabetização. Numa sala com computadores e conexão, a professora escolhe como fazê-lo. Numa sala sem dispositivo algum, ela pode deixar o tema de lado, transformá-lo em atividade desplugada ligada à vida da turma, recorrer ao próprio celular ou registrar no planejamento uma atividade que não aconteceu como descrita. O que pesa em cada uma dessas escolhas?</w:t>
+        <w:t>Antes de apresentar a hipótese, um exemplo ajuda. Imaginemos uma escola que precisa mostrar à rede que trabalha educação digital com as turmas de alfabetização. Numa sala com computadores e conexão, a professora, com a coordenação, escolhe como fazê-lo. Numa sala sem dispositivo algum, ela pode deixar o tema de lado, transformá-lo em atividade desplugada ligada à vida da turma, recorrer ao próprio celular ou registrar no planejamento uma atividade que não aconteceu como descrita. O que pesa em cada uma dessas escolhas?</w:t>
       </w:r>
     </w:p>
     <w:p>
@@ -2263,15 +2338,30 @@
           <w:rFonts w:ascii="Times New Roman" w:hAnsi="Times New Roman"/>
           <w:sz w:val="24"/>
         </w:rPr>
-        <w:t xml:space="preserve"> formação exige atenção à parte. A PNED inclui entre as estratégias do eixo a formação inicial de professores em competências digitais e a presença das tecnologias na formação continuada (BRASIL, 2023, art. 3º, § 1º, IX e X). Essas estratégias aparecem como ações de promoção, e o próprio dispositivo não define responsáveis, prazos, carga horária nem fontes de custeio. Somente em 2025, mais de dois anos depois da lei, a Resolução CNE/CEB nº 2/2025 determinou a elaboração dos novos currículos, acompanhados de plano de formação docente, ao longo daquele ano (BRASIL, 2025, art. 36). Enquanto isso, a exigência curricular já estava posta. Se a formação não chega e a exigência continua, o próprio conhecimento se torna condição ausente. A profissional aprende por conta própria, no tempo retirado da jornada, ou ensina o que já domina, e o eixo se reduz a esse repertório. Aprender sozinha </w:t>
-      </w:r>
-      <w:r>
-        <w:rPr>
-          <w:rFonts w:ascii="Times New Roman" w:hAnsi="Times New Roman"/>
-          <w:sz w:val="24"/>
-          <w:highlight w:val="yellow"/>
-        </w:rPr>
-        <w:t>é uma forma de suprir a condição ausente</w:t>
+        <w:t xml:space="preserve"> formação exige atenção à parte. A PNED inclui entre as estratégias do eixo a formação inicial de professores em competências digitais e a presença das tecnologias na formação continuada (BRASIL, 2023, art. 3º, § 1º, IX e X). Essas estratégias aparecem como ações de promoção, e o próprio dispositivo não define responsáveis, prazos, carga horária nem fontes de custeio. Somente em 2025, mais de dois anos depois da lei, a Resolução CNE/CEB nº 2/2025 determinou a elaboração dos novos currículos, acompanhados de plano de formação docente, ao longo daquele ano (BRASIL, 2025, art. 36). Enquanto isso, a exigência curricular já estava posta. Se a formação não chega e a exigência continua, o próprio conhecimento se torna condição ausente. </w:t>
+      </w:r>
+      <w:r>
+        <w:rPr>
+          <w:rFonts w:ascii="Times New Roman" w:hAnsi="Times New Roman"/>
+          <w:sz w:val="24"/>
+          <w:highlight w:val="yellow"/>
+        </w:rPr>
+        <w:t>O</w:t>
+      </w:r>
+      <w:r>
+        <w:rPr>
+          <w:rFonts w:ascii="Times New Roman" w:hAnsi="Times New Roman"/>
+          <w:sz w:val="24"/>
+        </w:rPr>
+        <w:t xml:space="preserve"> profissional aprende por conta própria, no tempo retirado da jornada, ou ensina o que já domina, e o eixo se reduz a esse repertório. Aprender </w:t>
+      </w:r>
+      <w:r>
+        <w:rPr>
+          <w:rFonts w:ascii="Times New Roman" w:hAnsi="Times New Roman"/>
+          <w:sz w:val="24"/>
+          <w:highlight w:val="yellow"/>
+        </w:rPr>
+        <w:t>sozinho é uma forma de suprir a condição ausente</w:t>
       </w:r>
       <w:r>
         <w:rPr>
@@ -2293,7 +2383,22 @@
           <w:rFonts w:ascii="Times New Roman" w:hAnsi="Times New Roman"/>
           <w:sz w:val="24"/>
         </w:rPr>
-        <w:t>, mas a restrição também pode resultar de escolha pedagógica sem relação com a ausência. Não avaliamos o saber das profissionais nem a qualidade das formações recebidas; examinamos a formação oferecida pela política e o momento de sua oferta.</w:t>
+        <w:t xml:space="preserve">, mas a restrição também pode resultar de escolha pedagógica sem relação com a ausência. Não avaliamos o saber </w:t>
+      </w:r>
+      <w:r>
+        <w:rPr>
+          <w:rFonts w:ascii="Times New Roman" w:hAnsi="Times New Roman"/>
+          <w:sz w:val="24"/>
+          <w:highlight w:val="yellow"/>
+        </w:rPr>
+        <w:t>dos</w:t>
+      </w:r>
+      <w:r>
+        <w:rPr>
+          <w:rFonts w:ascii="Times New Roman" w:hAnsi="Times New Roman"/>
+          <w:sz w:val="24"/>
+        </w:rPr>
+        <w:t xml:space="preserve"> profissionais nem a qualidade das formações recebidas; examinamos a formação oferecida pela política e o momento de sua oferta.</w:t>
       </w:r>
     </w:p>
     <w:p>
@@ -2514,15 +2619,15 @@
           <w:rFonts w:ascii="Times New Roman" w:hAnsi="Times New Roman"/>
           <w:sz w:val="24"/>
         </w:rPr>
-        <w:t xml:space="preserve"> entre profissionais em regência e não entre quem está na coordenação</w:t>
-      </w:r>
-      <w:r>
-        <w:rPr>
-          <w:rFonts w:ascii="Times New Roman" w:hAnsi="Times New Roman"/>
-          <w:sz w:val="24"/>
-          <w:highlight w:val="yellow"/>
-        </w:rPr>
-        <w:t xml:space="preserve"> ou na direção, a hipótese</w:t>
+        <w:t xml:space="preserve"> entre profissionais em regência e não entre quem está na coordenação, na direção ou </w:t>
+      </w:r>
+      <w:r>
+        <w:rPr>
+          <w:rFonts w:ascii="Times New Roman" w:hAnsi="Times New Roman"/>
+          <w:sz w:val="24"/>
+          <w:highlight w:val="yellow"/>
+        </w:rPr>
+        <w:t>nas demais funções, a hipótese</w:t>
       </w:r>
       <w:r>
         <w:rPr>
@@ -2588,7 +2693,22 @@
           <w:rFonts w:ascii="Times New Roman" w:hAnsi="Times New Roman"/>
           <w:sz w:val="24"/>
         </w:rPr>
-        <w:t xml:space="preserve">As consequências dessa transferência entram na análise como riscos, e cabe ao campo mostrar se ocorrem. Quando a realização de um direito depende da capacidade de mobilização de cada profissional, o eixo tende a variar de uma turma para outra e a encolher até o limite dos meios e do repertório disponíveis, com efeito direto sobre as crianças. Duas crianças da mesma escola, em salas vizinhas, podem ter acesso a direitos diferentes conforme a professora responsável pela turma. O custo recai sobre o tempo e os recursos pessoais de quem está na ponta. Soluções improvisadas, como aparelhos e aplicativos pessoais usados com as crianças, podem ainda contrariar a proteção de dados pretendida pela própria lei. </w:t>
+        <w:t xml:space="preserve">As consequências dessa transferência entram na análise como riscos, e cabe ao campo mostrar se ocorrem. Quando a realização de um direito depende da capacidade de mobilização de cada profissional, o eixo tende a variar de uma turma para outra e a encolher até o limite dos meios e do repertório disponíveis, com efeito direto sobre as crianças. Duas crianças da mesma escola, em salas vizinhas, podem ter acesso a direitos diferentes conforme </w:t>
+      </w:r>
+      <w:r>
+        <w:rPr>
+          <w:rFonts w:ascii="Times New Roman" w:hAnsi="Times New Roman"/>
+          <w:sz w:val="24"/>
+          <w:highlight w:val="yellow"/>
+        </w:rPr>
+        <w:t>quem é</w:t>
+      </w:r>
+      <w:r>
+        <w:rPr>
+          <w:rFonts w:ascii="Times New Roman" w:hAnsi="Times New Roman"/>
+          <w:sz w:val="24"/>
+        </w:rPr>
+        <w:t xml:space="preserve"> responsável pela turma. O custo recai sobre o tempo e os recursos pessoais de quem está na ponta. Soluções improvisadas, como aparelhos e aplicativos pessoais usados com as crianças, podem ainda contrariar a proteção de dados pretendida pela própria lei. </w:t>
       </w:r>
       <w:r>
         <w:rPr>
@@ -2765,16 +2885,23 @@
         <w:rPr>
           <w:rFonts w:ascii="Times New Roman" w:hAnsi="Times New Roman"/>
           <w:sz w:val="24"/>
-          <w:highlight w:val="yellow"/>
-        </w:rPr>
-        <w:t>A parte do roteiro dirigida à coordenação e à direção recebe</w:t>
-      </w:r>
-      <w:r>
-        <w:rPr>
-          <w:rFonts w:ascii="Times New Roman" w:hAnsi="Times New Roman"/>
-          <w:sz w:val="24"/>
-        </w:rPr>
-        <w:t xml:space="preserve"> perguntas equivalentes, indispensáveis ao exame da delimitação por posição institucional. </w:t>
+        </w:rPr>
+        <w:t xml:space="preserve">As partes do roteiro dirigidas à coordenação, à direção e </w:t>
+      </w:r>
+      <w:r>
+        <w:rPr>
+          <w:rFonts w:ascii="Times New Roman" w:hAnsi="Times New Roman"/>
+          <w:sz w:val="24"/>
+          <w:highlight w:val="yellow"/>
+        </w:rPr>
+        <w:t>aos demais profissionais</w:t>
+      </w:r>
+      <w:r>
+        <w:rPr>
+          <w:rFonts w:ascii="Times New Roman" w:hAnsi="Times New Roman"/>
+          <w:sz w:val="24"/>
+        </w:rPr>
+        <w:t xml:space="preserve"> recebem perguntas equivalentes, indispensáveis ao exame da delimitação por posição institucional. </w:t>
       </w:r>
       <w:r>
         <w:rPr>
@@ -3018,22 +3145,22 @@
           <w:rFonts w:ascii="Times New Roman" w:hAnsi="Times New Roman"/>
           <w:sz w:val="24"/>
         </w:rPr>
-        <w:t>Nesta tese, profissionais da educação é uma denominação ampla e heterogênea. Reúne pessoas em posições diferentes sem igualar suas atribuições, responsabilidades ou relações com a política. A docência é uma dessas posições; a coordenação pedagógica</w:t>
-      </w:r>
-      <w:r>
-        <w:rPr>
-          <w:rFonts w:ascii="Times New Roman" w:hAnsi="Times New Roman"/>
-          <w:sz w:val="24"/>
-          <w:highlight w:val="yellow"/>
-        </w:rPr>
-        <w:t xml:space="preserve"> e a direção escolar</w:t>
-      </w:r>
-      <w:r>
-        <w:rPr>
-          <w:rFonts w:ascii="Times New Roman" w:hAnsi="Times New Roman"/>
-          <w:sz w:val="24"/>
-        </w:rPr>
-        <w:t xml:space="preserve"> são outras. Ball, Maguire e Braun (2016</w:t>
+        <w:t>Nesta tese, profissionais da educação é uma denominação ampla e heterogênea. Reúne pessoas em posições diferentes sem igualar suas atribuições, responsabilidades ou relações com a política. A docência é uma dessas posições; a coordenação pedagógica, a direção escolar</w:t>
+      </w:r>
+      <w:r>
+        <w:rPr>
+          <w:rFonts w:ascii="Times New Roman" w:hAnsi="Times New Roman"/>
+          <w:sz w:val="24"/>
+          <w:highlight w:val="yellow"/>
+        </w:rPr>
+        <w:t>, o apoio pedagógico, o atendimento educacional especializado e as funções técnicas ligadas ao trabalho pedagógico são outras. Todos participam da construção da política na escola, e por isso todos são ouvidos</w:t>
+      </w:r>
+      <w:r>
+        <w:rPr>
+          <w:rFonts w:ascii="Times New Roman" w:hAnsi="Times New Roman"/>
+          <w:sz w:val="24"/>
+        </w:rPr>
+        <w:t>. Ball, Maguire e Braun (2016</w:t>
       </w:r>
       <w:r>
         <w:rPr>
@@ -3114,14 +3241,14 @@
           <w:sz w:val="24"/>
           <w:highlight w:val="yellow"/>
         </w:rPr>
-        <w:t>que alcançam a escola</w:t>
-      </w:r>
-      <w:r>
-        <w:rPr>
-          <w:rFonts w:ascii="Times New Roman" w:hAnsi="Times New Roman"/>
-          <w:sz w:val="24"/>
-        </w:rPr>
-        <w:t>. Quem trabalha diretamente nos 1º e 2º anos mostra como as orientações são interpretadas diante das condições do cotidiano escolar. A Secretaria</w:t>
+        <w:t>que alcançam a escola. Quem trabalha diretamente nas turmas do 1º ao 5º ano, como docente ou no apoio a elas,</w:t>
+      </w:r>
+      <w:r>
+        <w:rPr>
+          <w:rFonts w:ascii="Times New Roman" w:hAnsi="Times New Roman"/>
+          <w:sz w:val="24"/>
+        </w:rPr>
+        <w:t xml:space="preserve"> mostra como as orientações são interpretadas diante das condições do cotidiano escolar. A Secretaria</w:t>
       </w:r>
       <w:r>
         <w:rPr>
@@ -3237,7 +3364,7 @@
           <w:sz w:val="24"/>
           <w:highlight w:val="yellow"/>
         </w:rPr>
-        <w:t>onze</w:t>
+        <w:t>os</w:t>
       </w:r>
       <w:r>
         <w:rPr>
@@ -3252,44 +3379,7 @@
           <w:sz w:val="24"/>
           <w:highlight w:val="yellow"/>
         </w:rPr>
-        <w:t>Escola Municipal Domitila Castelo</w:t>
-      </w:r>
-      <w:r>
-        <w:rPr>
-          <w:rFonts w:ascii="Times New Roman" w:hAnsi="Times New Roman"/>
-          <w:sz w:val="24"/>
-        </w:rPr>
-        <w:t xml:space="preserve">, em diferentes funções ligadas à </w:t>
-      </w:r>
-      <w:r>
-        <w:rPr>
-          <w:rFonts w:ascii="Times New Roman" w:hAnsi="Times New Roman"/>
-          <w:sz w:val="24"/>
-          <w:highlight w:val="yellow"/>
-        </w:rPr>
-        <w:t>encenação</w:t>
-      </w:r>
-      <w:r>
-        <w:rPr>
-          <w:rFonts w:ascii="Times New Roman" w:hAnsi="Times New Roman"/>
-          <w:sz w:val="24"/>
-        </w:rPr>
-        <w:t xml:space="preserve"> da política: seis que trabalham diretamente nas turmas do 1º e do 2º anos do Ensino Fundamental, quatro da coordenação pedagógica</w:t>
-      </w:r>
-      <w:r>
-        <w:rPr>
-          <w:rFonts w:ascii="Times New Roman" w:hAnsi="Times New Roman"/>
-          <w:sz w:val="24"/>
-          <w:highlight w:val="yellow"/>
-        </w:rPr>
-        <w:t xml:space="preserve"> e</w:t>
-      </w:r>
-      <w:r>
-        <w:rPr>
-          <w:rFonts w:ascii="Times New Roman" w:hAnsi="Times New Roman"/>
-          <w:sz w:val="24"/>
-        </w:rPr>
-        <w:t xml:space="preserve"> um da direção escolar</w:t>
+        <w:t>Escola Municipal Domitila Castelo que atuam nos anos iniciais do Ensino Fundamental, do 1º ao 5º ano, e aceitarem o convite: docentes das turmas, os quatro profissionais da coordenação pedagógica, a direção escolar e os demais profissionais que participam do trabalho pedagógico dessas turmas, como os do apoio pedagógico e do atendimento educacional especializado, quando houver [indicar o número de participantes por função]</w:t>
       </w:r>
       <w:r>
         <w:rPr>
@@ -3351,8 +3441,53 @@
         <w:rPr>
           <w:rFonts w:ascii="Times New Roman" w:hAnsi="Times New Roman"/>
           <w:sz w:val="24"/>
-        </w:rPr>
-        <w:t>Seis desses profissionais trabalham diretamente com as três turmas do 1º ano, com setenta e quatro crianças matriculadas, e com as três turmas do 2º ano, com sessenta e seis estudantes. São cento e quarenta crianças em processo de alfabetização, em convívio diário com esses seis profissionais. Mesmo sem ouvi-las, é por elas que esta pesquisa existe.</w:t>
+          <w:highlight w:val="yellow"/>
+        </w:rPr>
+        <w:t>Os docentes trabalham com as turmas do 1º ao 5º ano [indicar o número de turmas e de crianças]. Só nas</w:t>
+      </w:r>
+      <w:r>
+        <w:rPr>
+          <w:rFonts w:ascii="Times New Roman" w:hAnsi="Times New Roman"/>
+          <w:sz w:val="24"/>
+        </w:rPr>
+        <w:t xml:space="preserve"> três turmas do 1º ano, com setenta e quatro crianças matriculadas, e </w:t>
+      </w:r>
+      <w:r>
+        <w:rPr>
+          <w:rFonts w:ascii="Times New Roman" w:hAnsi="Times New Roman"/>
+          <w:sz w:val="24"/>
+          <w:highlight w:val="yellow"/>
+        </w:rPr>
+        <w:t>nas três</w:t>
+      </w:r>
+      <w:r>
+        <w:rPr>
+          <w:rFonts w:ascii="Times New Roman" w:hAnsi="Times New Roman"/>
+          <w:sz w:val="24"/>
+        </w:rPr>
+        <w:t xml:space="preserve"> do 2º ano, com sessenta e seis</w:t>
+      </w:r>
+      <w:r>
+        <w:rPr>
+          <w:rFonts w:ascii="Times New Roman" w:hAnsi="Times New Roman"/>
+          <w:sz w:val="24"/>
+          <w:highlight w:val="yellow"/>
+        </w:rPr>
+        <w:t>, são</w:t>
+      </w:r>
+      <w:r>
+        <w:rPr>
+          <w:rFonts w:ascii="Times New Roman" w:hAnsi="Times New Roman"/>
+          <w:sz w:val="24"/>
+        </w:rPr>
+        <w:t xml:space="preserve"> cento e quarenta crianças em processo de alfabetização</w:t>
+      </w:r>
+      <w:r>
+        <w:rPr>
+          <w:rFonts w:ascii="Times New Roman" w:hAnsi="Times New Roman"/>
+          <w:sz w:val="24"/>
+        </w:rPr>
+        <w:t>. Mesmo sem ouvi-las, é por elas que esta pesquisa existe.</w:t>
       </w:r>
     </w:p>
     <w:p>
@@ -3366,22 +3501,45 @@
           <w:rFonts w:ascii="Times New Roman" w:hAnsi="Times New Roman"/>
           <w:sz w:val="24"/>
         </w:rPr>
-        <w:t>Completam o grupo quatro profissionais da coordenação pedagógica</w:t>
-      </w:r>
-      <w:r>
-        <w:rPr>
-          <w:rFonts w:ascii="Times New Roman" w:hAnsi="Times New Roman"/>
-          <w:sz w:val="24"/>
-          <w:highlight w:val="yellow"/>
-        </w:rPr>
-        <w:t xml:space="preserve"> e</w:t>
-      </w:r>
-      <w:r>
-        <w:rPr>
-          <w:rFonts w:ascii="Times New Roman" w:hAnsi="Times New Roman"/>
-          <w:sz w:val="24"/>
-        </w:rPr>
-        <w:t xml:space="preserve"> um da direção da unidade</w:t>
+        <w:t xml:space="preserve">Completam o grupo </w:t>
+      </w:r>
+      <w:r>
+        <w:rPr>
+          <w:rFonts w:ascii="Times New Roman" w:hAnsi="Times New Roman"/>
+          <w:sz w:val="24"/>
+          <w:highlight w:val="yellow"/>
+        </w:rPr>
+        <w:t>os</w:t>
+      </w:r>
+      <w:r>
+        <w:rPr>
+          <w:rFonts w:ascii="Times New Roman" w:hAnsi="Times New Roman"/>
+          <w:sz w:val="24"/>
+        </w:rPr>
+        <w:t xml:space="preserve"> profissionais da coordenação pedagógica, </w:t>
+      </w:r>
+      <w:r>
+        <w:rPr>
+          <w:rFonts w:ascii="Times New Roman" w:hAnsi="Times New Roman"/>
+          <w:sz w:val="24"/>
+          <w:highlight w:val="yellow"/>
+        </w:rPr>
+        <w:t>a</w:t>
+      </w:r>
+      <w:r>
+        <w:rPr>
+          <w:rFonts w:ascii="Times New Roman" w:hAnsi="Times New Roman"/>
+          <w:sz w:val="24"/>
+        </w:rPr>
+        <w:t xml:space="preserve"> direção da unidade e </w:t>
+      </w:r>
+      <w:r>
+        <w:rPr>
+          <w:rFonts w:ascii="Times New Roman" w:hAnsi="Times New Roman"/>
+          <w:sz w:val="24"/>
+          <w:highlight w:val="yellow"/>
+        </w:rPr>
+        <w:t>os demais profissionais ligados ao trabalho pedagógico</w:t>
       </w:r>
       <w:r>
         <w:rPr>
@@ -3432,14 +3590,14 @@
           <w:sz w:val="24"/>
           <w:highlight w:val="yellow"/>
         </w:rPr>
-        <w:t>onze</w:t>
-      </w:r>
-      <w:r>
-        <w:rPr>
-          <w:rFonts w:ascii="Times New Roman" w:hAnsi="Times New Roman"/>
-          <w:sz w:val="24"/>
-        </w:rPr>
-        <w:t xml:space="preserve"> profissionais em suas trajetórias, com dados sobre função, formação e condições de trabalho declaradas. As respostas ajustarão os roteiros. Se alguém declarar nunca ter feito curso sobre tecnologias digitais, a entrevista explorará como essa pessoa aprende por conta própria e como percebe essa falta diante da PNED; se relatar limitações de infraestrutura, a conversa se deterá nos arranjos criados para contorná-las. As entrevistas semiestruturadas só começam depois da sistematização desses dados, e nelas aparecem as interpretações, os sentidos e as justificativas dos profissionais. A análise documental, voltada aos registros institucionais, e o registro iconográfico, dedicado à materialidade do campo, completam o conjunto.</w:t>
+        <w:t>participantes</w:t>
+      </w:r>
+      <w:r>
+        <w:rPr>
+          <w:rFonts w:ascii="Times New Roman" w:hAnsi="Times New Roman"/>
+          <w:sz w:val="24"/>
+        </w:rPr>
+        <w:t xml:space="preserve"> em suas trajetórias, com dados sobre função, formação e condições de trabalho declaradas. As respostas ajustarão os roteiros. Se alguém declarar nunca ter feito curso sobre tecnologias digitais, a entrevista explorará como essa pessoa aprende por conta própria e como percebe essa falta diante da PNED; se relatar limitações de infraestrutura, a conversa se deterá nos arranjos criados para contorná-las. As entrevistas semiestruturadas só começam depois da sistematização desses dados, e nelas aparecem as interpretações, os sentidos e as justificativas dos profissionais. A análise documental, voltada aos registros institucionais, e o registro iconográfico, dedicado à materialidade do campo, completam o conjunto.</w:t>
       </w:r>
     </w:p>
     <w:p>
@@ -3773,7 +3931,22 @@
           <w:rFonts w:ascii="Times New Roman" w:hAnsi="Times New Roman"/>
           <w:sz w:val="24"/>
         </w:rPr>
-        <w:t>O corpus documental tem dois conjuntos, com finalidades diferentes. O primeiro, pedagógico e institucional, reúne o Projeto Político-Pedagógico (PPP), planos de aula das turmas de 1º e 2º anos, atas de reuniões pedagógicas e os cadernos físicos de controle de uso do laboratório de informática e do kit multimídia. O segundo, administrativo e de aquisição, reúne os registros de contratação de conectividade, os termos de doação e de tombamento dos equipamentos destinados à escola e os documentos de execução dos recursos da Política de Inovação Educação Conectada (PIEC), que repassa anualmente à escola verba para a conexão, a distribuição do sinal de internet para uso pedagógico e a aquisição de recursos tecnológicos, com o respectivo plano de aplicação e a prestação de contas. Somam-se a eles eventuais contratos de manutenção e suporte técnico dos equipamentos e as respostas da escola ao Censo Escolar, disponíveis nos microdados do Instituto Nacional de Estudos e Pesquisas Educacionais Anísio Teixeira (INEP), que mostram o que a instituição declara ter [indicar ano e variáveis consultadas]. O conjunto administrativo mostra as condições materiais do contexto. Sua análise ainda não foi feita, e as informações que o Capítulo 6 traz sobre aquisição, conectividade e uso dos equipamentos são preliminares, a verificar. O pedagógico será lido com a matriz descrita adiante e analisado no Capítulo 7, junto com os registros das ações de formação continuada em tecnologias digitais oferecidas à rede desde 2023, que ainda serão solicitados à Secretaria Municipal de Educação.</w:t>
+        <w:t xml:space="preserve">O corpus documental tem dois conjuntos, com finalidades diferentes. O primeiro, pedagógico e institucional, reúne o Projeto Político-Pedagógico (PPP), planos de aula das turmas </w:t>
+      </w:r>
+      <w:r>
+        <w:rPr>
+          <w:rFonts w:ascii="Times New Roman" w:hAnsi="Times New Roman"/>
+          <w:sz w:val="24"/>
+          <w:highlight w:val="yellow"/>
+        </w:rPr>
+        <w:t>do 1º ao 5º ano</w:t>
+      </w:r>
+      <w:r>
+        <w:rPr>
+          <w:rFonts w:ascii="Times New Roman" w:hAnsi="Times New Roman"/>
+          <w:sz w:val="24"/>
+        </w:rPr>
+        <w:t>, atas de reuniões pedagógicas e os cadernos físicos de controle de uso do laboratório de informática e do kit multimídia. O segundo, administrativo e de aquisição, reúne os registros de contratação de conectividade, os termos de doação e de tombamento dos equipamentos destinados à escola e os documentos de execução dos recursos da Política de Inovação Educação Conectada (PIEC), que repassa anualmente à escola verba para a conexão, a distribuição do sinal de internet para uso pedagógico e a aquisição de recursos tecnológicos, com o respectivo plano de aplicação e a prestação de contas. Somam-se a eles eventuais contratos de manutenção e suporte técnico dos equipamentos e as respostas da escola ao Censo Escolar, disponíveis nos microdados do Instituto Nacional de Estudos e Pesquisas Educacionais Anísio Teixeira (INEP), que mostram o que a instituição declara ter [indicar ano e variáveis consultadas]. O conjunto administrativo mostra as condições materiais do contexto. Sua análise ainda não foi feita, e as informações que o Capítulo 6 traz sobre aquisição, conectividade e uso dos equipamentos são preliminares, a verificar. O pedagógico será lido com a matriz descrita adiante e analisado no Capítulo 7, junto com os registros das ações de formação continuada em tecnologias digitais oferecidas à rede desde 2023, que ainda serão solicitados à Secretaria Municipal de Educação.</w:t>
       </w:r>
     </w:p>
     <w:p>
@@ -3952,7 +4125,22 @@
           <w:rFonts w:ascii="Times New Roman" w:hAnsi="Times New Roman"/>
           <w:sz w:val="24"/>
         </w:rPr>
-        <w:t>O registro iconográfico alcança informações dificilmente obtidas com a mesma precisão nos relatos orais: datas inscritas nas próprias imagens, objetos presentes ou ausentes num espaço, o estado dos equipamentos no momento do registro. Seus resultados estão no Capítulo 6; as hipóteses levantadas ali dependem das narrativas para serem esclarecidas. Para a conexão, o registro será complementado por testes de velocidade nas salas de 1º e 2º anos e no laboratório, em dias e horários de aula e sem participação de pessoas [indicar ferramenta, datas e protocolo]. Com eles, poderemos dizer se o sinal chega às salas e em quais condições, informação ausente das fotografias.</w:t>
+        <w:t xml:space="preserve">O registro iconográfico alcança informações dificilmente obtidas com a mesma precisão nos relatos orais: datas inscritas nas próprias imagens, objetos presentes ou ausentes num espaço, o estado dos equipamentos no momento do registro. Seus resultados estão no Capítulo 6; as hipóteses levantadas ali dependem das narrativas para serem esclarecidas. Para a conexão, o registro será complementado por testes de velocidade nas salas </w:t>
+      </w:r>
+      <w:r>
+        <w:rPr>
+          <w:rFonts w:ascii="Times New Roman" w:hAnsi="Times New Roman"/>
+          <w:sz w:val="24"/>
+          <w:highlight w:val="yellow"/>
+        </w:rPr>
+        <w:t>dos anos iniciais</w:t>
+      </w:r>
+      <w:r>
+        <w:rPr>
+          <w:rFonts w:ascii="Times New Roman" w:hAnsi="Times New Roman"/>
+          <w:sz w:val="24"/>
+        </w:rPr>
+        <w:t xml:space="preserve"> e no laboratório, em dias e horários de aula e sem participação de pessoas [indicar ferramenta, datas e protocolo]. Com eles, poderemos dizer se o sinal chega às salas e em quais condições, informação ausente das fotografias.</w:t>
       </w:r>
     </w:p>
     <w:p>
@@ -4824,22 +5012,22 @@
           <w:rFonts w:ascii="Times New Roman" w:hAnsi="Times New Roman"/>
           <w:sz w:val="24"/>
         </w:rPr>
-        <w:t xml:space="preserve">Nas duas semanas seguintes, aplicaremos presencialmente os questionários de perfil aos </w:t>
-      </w:r>
-      <w:r>
-        <w:rPr>
-          <w:rFonts w:ascii="Times New Roman" w:hAnsi="Times New Roman"/>
-          <w:sz w:val="24"/>
-          <w:highlight w:val="yellow"/>
-        </w:rPr>
-        <w:t>onze</w:t>
-      </w:r>
-      <w:r>
-        <w:rPr>
-          <w:rFonts w:ascii="Times New Roman" w:hAnsi="Times New Roman"/>
-          <w:sz w:val="24"/>
-        </w:rPr>
-        <w:t xml:space="preserve"> profissionais e faremos uma análise preliminar das respostas. Com ela, teremos a formação acadêmica, o tempo de atuação na educação, o histórico de cursos em tecnologias e a percepção dos profissionais sobre as condições estruturais da escola, informações que servirão para ajustar os roteiros das entrevistas.</w:t>
+        <w:t xml:space="preserve">Nas duas semanas seguintes, aplicaremos presencialmente os questionários de perfil </w:t>
+      </w:r>
+      <w:r>
+        <w:rPr>
+          <w:rFonts w:ascii="Times New Roman" w:hAnsi="Times New Roman"/>
+          <w:sz w:val="24"/>
+          <w:highlight w:val="yellow"/>
+        </w:rPr>
+        <w:t>a todos os participantes</w:t>
+      </w:r>
+      <w:r>
+        <w:rPr>
+          <w:rFonts w:ascii="Times New Roman" w:hAnsi="Times New Roman"/>
+          <w:sz w:val="24"/>
+        </w:rPr>
+        <w:t xml:space="preserve"> e faremos uma análise preliminar das respostas. Com ela, teremos a formação acadêmica, o tempo de atuação na educação, o histórico de cursos em tecnologias e a percepção dos profissionais sobre as condições estruturais da escola, informações que servirão para ajustar os roteiros das entrevistas.</w:t>
       </w:r>
     </w:p>
     <w:p>
@@ -4883,7 +5071,37 @@
           <w:rFonts w:ascii="Times New Roman" w:hAnsi="Times New Roman"/>
           <w:sz w:val="24"/>
         </w:rPr>
-        <w:t>. Na segunda, faremos as entrevistas individuais com os seis profissionais das turmas de 1º e 2º anos, em ambiente reservado e com gravação em áudio consentida. Em paralelo, faremos a análise documental e, se for preciso, completaremos o caderno iconográfico e faremos os testes de velocidade da conexão nas salas.</w:t>
+        <w:t xml:space="preserve">. Na segunda, faremos as entrevistas individuais com os </w:t>
+      </w:r>
+      <w:r>
+        <w:rPr>
+          <w:rFonts w:ascii="Times New Roman" w:hAnsi="Times New Roman"/>
+          <w:sz w:val="24"/>
+          <w:highlight w:val="yellow"/>
+        </w:rPr>
+        <w:t>docentes das turmas do 1º ao 5º ano e com os demais profissionais</w:t>
+      </w:r>
+      <w:r>
+        <w:rPr>
+          <w:rFonts w:ascii="Times New Roman" w:hAnsi="Times New Roman"/>
+          <w:sz w:val="24"/>
+        </w:rPr>
+        <w:t>, em ambiente reservado e com gravação em áudio consentida</w:t>
+      </w:r>
+      <w:r>
+        <w:rPr>
+          <w:rFonts w:ascii="Times New Roman" w:hAnsi="Times New Roman"/>
+          <w:sz w:val="24"/>
+          <w:highlight w:val="yellow"/>
+        </w:rPr>
+        <w:t>. Se o número de participantes exigir, essa etapa será estendida</w:t>
+      </w:r>
+      <w:r>
+        <w:rPr>
+          <w:rFonts w:ascii="Times New Roman" w:hAnsi="Times New Roman"/>
+          <w:sz w:val="24"/>
+        </w:rPr>
+        <w:t>. Em paralelo, faremos a análise documental e, se for preciso, completaremos o caderno iconográfico e faremos os testes de velocidade da conexão nas salas.</w:t>
       </w:r>
     </w:p>
     <w:p>
@@ -5098,7 +5316,37 @@
           <w:rFonts w:ascii="Times New Roman" w:hAnsi="Times New Roman"/>
           <w:sz w:val="24"/>
         </w:rPr>
-        <w:t xml:space="preserve"> ou se deve ser delimitada, renomeada ou recusada. A recusa também será resultado; deixar a pergunta sem resposta, não. Nas seis turmas de 1º e 2º anos, cento e quarenta crianças aprendem agora a ler e a escrever, e o direito que a lei lhes deu já está valendo.</w:t>
+        <w:t xml:space="preserve"> ou se deve ser delimitada, renomeada ou recusada. A recusa também será resultado; deixar a pergunta sem resposta, não. Nas </w:t>
+      </w:r>
+      <w:r>
+        <w:rPr>
+          <w:rFonts w:ascii="Times New Roman" w:hAnsi="Times New Roman"/>
+          <w:sz w:val="24"/>
+          <w:highlight w:val="yellow"/>
+        </w:rPr>
+        <w:t>turmas do 1º ao 5º ano, crianças de seis a dez anos</w:t>
+      </w:r>
+      <w:r>
+        <w:rPr>
+          <w:rFonts w:ascii="Times New Roman" w:hAnsi="Times New Roman"/>
+          <w:sz w:val="24"/>
+        </w:rPr>
+        <w:t xml:space="preserve"> aprendem agora a ler</w:t>
+      </w:r>
+      <w:r>
+        <w:rPr>
+          <w:rFonts w:ascii="Times New Roman" w:hAnsi="Times New Roman"/>
+          <w:sz w:val="24"/>
+          <w:highlight w:val="yellow"/>
+        </w:rPr>
+        <w:t>, a escrever e a conviver com o digital</w:t>
+      </w:r>
+      <w:r>
+        <w:rPr>
+          <w:rFonts w:ascii="Times New Roman" w:hAnsi="Times New Roman"/>
+          <w:sz w:val="24"/>
+        </w:rPr>
+        <w:t>, e o direito que a lei lhes deu já está valendo.</w:t>
       </w:r>
     </w:p>
     <w:p>
@@ -5533,7 +5781,7 @@
           <w:sz w:val="24"/>
           <w:highlight w:val="yellow"/>
         </w:rPr>
-        <w:t>Público: Onze profissionais da educação da Escola Municipal Domitila Castelo, em Pipa, Tibau do Sul (RN): seis que atuam nas turmas de 1º e 2º anos do Ensino Fundamental, quatro da coordenação pedagógica e um da direção escolar.</w:t>
+        <w:t>Público: Profissionais da educação da Escola Municipal Domitila Castelo, em Pipa, Tibau do Sul (RN), que atuam nos anos iniciais do Ensino Fundamental (1º ao 5º ano): docentes, coordenação pedagógica, direção e demais profissionais ligados ao trabalho pedagógico dessas turmas, como os do apoio pedagógico e do atendimento educacional especializado.</w:t>
       </w:r>
     </w:p>
     <w:p>
@@ -5617,7 +5865,7 @@
           <w:sz w:val="24"/>
           <w:highlight w:val="yellow"/>
         </w:rPr>
-        <w:t>( ) Docência no 1º ou no 2º ano do Ensino Fundamental</w:t>
+        <w:t>( ) Docência do 1º ao 5º ano do Ensino Fundamental</w:t>
       </w:r>
     </w:p>
     <w:p>
@@ -5659,7 +5907,7 @@
           <w:sz w:val="24"/>
           <w:highlight w:val="yellow"/>
         </w:rPr>
-        <w:t>( ) Outra: ______________________</w:t>
+        <w:t>( ) Apoio pedagógico ou atendimento educacional especializado</w:t>
       </w:r>
     </w:p>
     <w:p>
@@ -5673,7 +5921,7 @@
           <w:sz w:val="24"/>
           <w:highlight w:val="yellow"/>
         </w:rPr>
-        <w:t>2. Se atua na docência, em qual ano?</w:t>
+        <w:t>( ) Outra função técnica ou administrativa: ______________</w:t>
       </w:r>
     </w:p>
     <w:p>
@@ -5687,7 +5935,7 @@
           <w:sz w:val="24"/>
           <w:highlight w:val="yellow"/>
         </w:rPr>
-        <w:t>( ) 1º ano</w:t>
+        <w:t>2. Se atua na docência, em qual(is) ano(s)?</w:t>
       </w:r>
     </w:p>
     <w:p>
@@ -5701,7 +5949,7 @@
           <w:sz w:val="24"/>
           <w:highlight w:val="yellow"/>
         </w:rPr>
-        <w:t>( ) 2º ano</w:t>
+        <w:t>[ ] 1º ano</w:t>
       </w:r>
     </w:p>
     <w:p>
@@ -5715,7 +5963,7 @@
           <w:sz w:val="24"/>
           <w:highlight w:val="yellow"/>
         </w:rPr>
-        <w:t>( ) Não se aplica</w:t>
+        <w:t>[ ] 2º ano</w:t>
       </w:r>
     </w:p>
     <w:p>
@@ -5729,7 +5977,7 @@
           <w:sz w:val="24"/>
           <w:highlight w:val="yellow"/>
         </w:rPr>
-        <w:t>3. Faixa etária:</w:t>
+        <w:t>[ ] 3º ano</w:t>
       </w:r>
     </w:p>
     <w:p>
@@ -5743,7 +5991,7 @@
           <w:sz w:val="24"/>
           <w:highlight w:val="yellow"/>
         </w:rPr>
-        <w:t>( ) Até 29 anos</w:t>
+        <w:t>[ ] 4º ano</w:t>
       </w:r>
     </w:p>
     <w:p>
@@ -5757,7 +6005,7 @@
           <w:sz w:val="24"/>
           <w:highlight w:val="yellow"/>
         </w:rPr>
-        <w:t>( ) 30 a 39 anos</w:t>
+        <w:t>[ ] 5º ano</w:t>
       </w:r>
     </w:p>
     <w:p>
@@ -5771,7 +6019,7 @@
           <w:sz w:val="24"/>
           <w:highlight w:val="yellow"/>
         </w:rPr>
-        <w:t>( ) 40 a 49 anos</w:t>
+        <w:t>[ ] Não se aplica</w:t>
       </w:r>
     </w:p>
     <w:p>
@@ -5785,7 +6033,7 @@
           <w:sz w:val="24"/>
           <w:highlight w:val="yellow"/>
         </w:rPr>
-        <w:t>( ) 50 a 59 anos</w:t>
+        <w:t>3. Faixa etária:</w:t>
       </w:r>
     </w:p>
     <w:p>
@@ -5799,7 +6047,7 @@
           <w:sz w:val="24"/>
           <w:highlight w:val="yellow"/>
         </w:rPr>
-        <w:t>( ) 60 anos ou mais</w:t>
+        <w:t>( ) Até 29 anos</w:t>
       </w:r>
     </w:p>
     <w:p>
@@ -5813,7 +6061,7 @@
           <w:sz w:val="24"/>
           <w:highlight w:val="yellow"/>
         </w:rPr>
-        <w:t>4. Identidade de gênero:</w:t>
+        <w:t>( ) 30 a 39 anos</w:t>
       </w:r>
     </w:p>
     <w:p>
@@ -5827,7 +6075,7 @@
           <w:sz w:val="24"/>
           <w:highlight w:val="yellow"/>
         </w:rPr>
-        <w:t>( ) Mulher</w:t>
+        <w:t>( ) 40 a 49 anos</w:t>
       </w:r>
     </w:p>
     <w:p>
@@ -5841,7 +6089,7 @@
           <w:sz w:val="24"/>
           <w:highlight w:val="yellow"/>
         </w:rPr>
-        <w:t>( ) Homem</w:t>
+        <w:t>( ) 50 a 59 anos</w:t>
       </w:r>
     </w:p>
     <w:p>
@@ -5855,7 +6103,7 @@
           <w:sz w:val="24"/>
           <w:highlight w:val="yellow"/>
         </w:rPr>
-        <w:t>( ) Outra: ______________</w:t>
+        <w:t>( ) 60 anos ou mais</w:t>
       </w:r>
     </w:p>
     <w:p>
@@ -5869,7 +6117,7 @@
           <w:sz w:val="24"/>
           <w:highlight w:val="yellow"/>
         </w:rPr>
-        <w:t>( ) Prefiro não informar</w:t>
+        <w:t>4. Identidade de gênero:</w:t>
       </w:r>
     </w:p>
     <w:p>
@@ -5883,7 +6131,7 @@
           <w:sz w:val="24"/>
           <w:highlight w:val="yellow"/>
         </w:rPr>
-        <w:t>5. Formação em nível superior:</w:t>
+        <w:t>( ) Mulher</w:t>
       </w:r>
     </w:p>
     <w:p>
@@ -5897,7 +6145,7 @@
           <w:sz w:val="24"/>
           <w:highlight w:val="yellow"/>
         </w:rPr>
-        <w:t>( ) Pedagogia</w:t>
+        <w:t>( ) Homem</w:t>
       </w:r>
     </w:p>
     <w:p>
@@ -5911,7 +6159,7 @@
           <w:sz w:val="24"/>
           <w:highlight w:val="yellow"/>
         </w:rPr>
-        <w:t>( ) Outra licenciatura: ______________</w:t>
+        <w:t>( ) Outra: ______________</w:t>
       </w:r>
     </w:p>
     <w:p>
@@ -5925,7 +6173,7 @@
           <w:sz w:val="24"/>
           <w:highlight w:val="yellow"/>
         </w:rPr>
-        <w:t>( ) Outro curso superior: ______________</w:t>
+        <w:t>( ) Prefiro não informar</w:t>
       </w:r>
     </w:p>
     <w:p>
@@ -5939,7 +6187,7 @@
           <w:sz w:val="24"/>
           <w:highlight w:val="yellow"/>
         </w:rPr>
-        <w:t>( ) Não possui curso superior concluído</w:t>
+        <w:t>5. Formação em nível superior:</w:t>
       </w:r>
     </w:p>
     <w:p>
@@ -5953,7 +6201,7 @@
           <w:sz w:val="24"/>
           <w:highlight w:val="yellow"/>
         </w:rPr>
-        <w:t>6. Pós-graduação concluída:</w:t>
+        <w:t>( ) Pedagogia</w:t>
       </w:r>
     </w:p>
     <w:p>
@@ -5967,7 +6215,7 @@
           <w:sz w:val="24"/>
           <w:highlight w:val="yellow"/>
         </w:rPr>
-        <w:t>( ) Nenhuma</w:t>
+        <w:t>( ) Outra licenciatura: ______________</w:t>
       </w:r>
     </w:p>
     <w:p>
@@ -5981,7 +6229,7 @@
           <w:sz w:val="24"/>
           <w:highlight w:val="yellow"/>
         </w:rPr>
-        <w:t>( ) Especialização</w:t>
+        <w:t>( ) Outro curso superior: ______________</w:t>
       </w:r>
     </w:p>
     <w:p>
@@ -5995,7 +6243,7 @@
           <w:sz w:val="24"/>
           <w:highlight w:val="yellow"/>
         </w:rPr>
-        <w:t>( ) Mestrado</w:t>
+        <w:t>( ) Não possui curso superior concluído</w:t>
       </w:r>
     </w:p>
     <w:p>
@@ -6009,7 +6257,7 @@
           <w:sz w:val="24"/>
           <w:highlight w:val="yellow"/>
         </w:rPr>
-        <w:t>( ) Doutorado</w:t>
+        <w:t>6. Pós-graduação concluída:</w:t>
       </w:r>
     </w:p>
     <w:p>
@@ -6023,7 +6271,7 @@
           <w:sz w:val="24"/>
           <w:highlight w:val="yellow"/>
         </w:rPr>
-        <w:t>7. Tempo total de atuação na educação:</w:t>
+        <w:t>( ) Nenhuma</w:t>
       </w:r>
     </w:p>
     <w:p>
@@ -6037,7 +6285,7 @@
           <w:sz w:val="24"/>
           <w:highlight w:val="yellow"/>
         </w:rPr>
-        <w:t>( ) Até 5 anos</w:t>
+        <w:t>( ) Especialização</w:t>
       </w:r>
     </w:p>
     <w:p>
@@ -6051,7 +6299,7 @@
           <w:sz w:val="24"/>
           <w:highlight w:val="yellow"/>
         </w:rPr>
-        <w:t>( ) 6 a 10 anos</w:t>
+        <w:t>( ) Mestrado</w:t>
       </w:r>
     </w:p>
     <w:p>
@@ -6065,7 +6313,7 @@
           <w:sz w:val="24"/>
           <w:highlight w:val="yellow"/>
         </w:rPr>
-        <w:t>( ) 11 a 20 anos</w:t>
+        <w:t>( ) Doutorado</w:t>
       </w:r>
     </w:p>
     <w:p>
@@ -6079,7 +6327,7 @@
           <w:sz w:val="24"/>
           <w:highlight w:val="yellow"/>
         </w:rPr>
-        <w:t>( ) Mais de 20 anos</w:t>
+        <w:t>7. Tempo total de atuação na educação:</w:t>
       </w:r>
     </w:p>
     <w:p>
@@ -6093,7 +6341,7 @@
           <w:sz w:val="24"/>
           <w:highlight w:val="yellow"/>
         </w:rPr>
-        <w:t>8. Tempo de atuação nesta escola:</w:t>
+        <w:t>( ) Até 5 anos</w:t>
       </w:r>
     </w:p>
     <w:p>
@@ -6107,7 +6355,7 @@
           <w:sz w:val="24"/>
           <w:highlight w:val="yellow"/>
         </w:rPr>
-        <w:t>( ) Menos de 1 ano</w:t>
+        <w:t>( ) 6 a 10 anos</w:t>
       </w:r>
     </w:p>
     <w:p>
@@ -6121,7 +6369,7 @@
           <w:sz w:val="24"/>
           <w:highlight w:val="yellow"/>
         </w:rPr>
-        <w:t>( ) 1 a 5 anos</w:t>
+        <w:t>( ) 11 a 20 anos</w:t>
       </w:r>
     </w:p>
     <w:p>
@@ -6135,7 +6383,7 @@
           <w:sz w:val="24"/>
           <w:highlight w:val="yellow"/>
         </w:rPr>
-        <w:t>( ) 6 a 10 anos</w:t>
+        <w:t>( ) Mais de 20 anos</w:t>
       </w:r>
     </w:p>
     <w:p>
@@ -6149,7 +6397,7 @@
           <w:sz w:val="24"/>
           <w:highlight w:val="yellow"/>
         </w:rPr>
-        <w:t>( ) Mais de 10 anos</w:t>
+        <w:t>8. Tempo de atuação nesta escola:</w:t>
       </w:r>
     </w:p>
     <w:p>
@@ -6163,7 +6411,7 @@
           <w:sz w:val="24"/>
           <w:highlight w:val="yellow"/>
         </w:rPr>
-        <w:t>9. Vínculo funcional com o município de Tibau do Sul:</w:t>
+        <w:t>( ) Menos de 1 ano</w:t>
       </w:r>
     </w:p>
     <w:p>
@@ -6177,7 +6425,7 @@
           <w:sz w:val="24"/>
           <w:highlight w:val="yellow"/>
         </w:rPr>
-        <w:t>( ) Efetivo (concursado)</w:t>
+        <w:t>( ) 1 a 5 anos</w:t>
       </w:r>
     </w:p>
     <w:p>
@@ -6191,7 +6439,7 @@
           <w:sz w:val="24"/>
           <w:highlight w:val="yellow"/>
         </w:rPr>
-        <w:t>( ) Contrato temporário</w:t>
+        <w:t>( ) 6 a 10 anos</w:t>
       </w:r>
     </w:p>
     <w:p>
@@ -6205,7 +6453,7 @@
           <w:sz w:val="24"/>
           <w:highlight w:val="yellow"/>
         </w:rPr>
-        <w:t>( ) Cargo comissionado</w:t>
+        <w:t>( ) Mais de 10 anos</w:t>
       </w:r>
     </w:p>
     <w:p>
@@ -6219,7 +6467,7 @@
           <w:sz w:val="24"/>
           <w:highlight w:val="yellow"/>
         </w:rPr>
-        <w:t>( ) Outro: ______________</w:t>
+        <w:t>9. Vínculo funcional com o município de Tibau do Sul:</w:t>
       </w:r>
     </w:p>
     <w:p>
@@ -6233,7 +6481,7 @@
           <w:sz w:val="24"/>
           <w:highlight w:val="yellow"/>
         </w:rPr>
-        <w:t>10. Atua em outra instituição de ensino?</w:t>
+        <w:t>( ) Efetivo (concursado)</w:t>
       </w:r>
     </w:p>
     <w:p>
@@ -6247,7 +6495,7 @@
           <w:sz w:val="24"/>
           <w:highlight w:val="yellow"/>
         </w:rPr>
-        <w:t>( ) Sim</w:t>
+        <w:t>( ) Contrato temporário</w:t>
       </w:r>
     </w:p>
     <w:p>
@@ -6261,7 +6509,7 @@
           <w:sz w:val="24"/>
           <w:highlight w:val="yellow"/>
         </w:rPr>
-        <w:t>( ) Não</w:t>
+        <w:t>( ) Cargo comissionado</w:t>
       </w:r>
     </w:p>
     <w:p>
@@ -6275,7 +6523,7 @@
           <w:sz w:val="24"/>
           <w:highlight w:val="yellow"/>
         </w:rPr>
-        <w:t>11. Qual é a sua relação com o território de Pipa?</w:t>
+        <w:t>( ) Outro: ______________</w:t>
       </w:r>
     </w:p>
     <w:p>
@@ -6289,7 +6537,7 @@
           <w:sz w:val="24"/>
           <w:highlight w:val="yellow"/>
         </w:rPr>
-        <w:t>( ) Nasci e moro em Pipa</w:t>
+        <w:t>10. Atua em outra instituição de ensino?</w:t>
       </w:r>
     </w:p>
     <w:p>
@@ -6303,7 +6551,7 @@
           <w:sz w:val="24"/>
           <w:highlight w:val="yellow"/>
         </w:rPr>
-        <w:t>( ) Moro em Pipa, mas vim de outro lugar</w:t>
+        <w:t>( ) Sim</w:t>
       </w:r>
     </w:p>
     <w:p>
@@ -6317,7 +6565,7 @@
           <w:sz w:val="24"/>
           <w:highlight w:val="yellow"/>
         </w:rPr>
-        <w:t>( ) Moro em outro distrito ou município e me desloco para trabalhar</w:t>
+        <w:t>( ) Não</w:t>
       </w:r>
     </w:p>
     <w:p>
@@ -6331,21 +6579,7 @@
           <w:sz w:val="24"/>
           <w:highlight w:val="yellow"/>
         </w:rPr>
-        <w:t>( ) Outra: ______________</w:t>
-      </w:r>
-    </w:p>
-    <w:p>
-      <w:pPr>
-        <w:spacing w:line="360" w:lineRule="auto" w:before="240" w:after="240"/>
-      </w:pPr>
-      <w:r>
-        <w:rPr>
-          <w:rFonts w:ascii="Times New Roman" w:hAnsi="Times New Roman"/>
-          <w:b/>
-          <w:sz w:val="24"/>
-          <w:highlight w:val="yellow"/>
-        </w:rPr>
-        <w:t>BLOCO 2 – FORMAÇÃO E RELAÇÃO COM AS TECNOLOGIAS DIGITAIS</w:t>
+        <w:t>11. Qual é a sua relação com o território de Pipa?</w:t>
       </w:r>
     </w:p>
     <w:p>
@@ -6359,7 +6593,7 @@
           <w:sz w:val="24"/>
           <w:highlight w:val="yellow"/>
         </w:rPr>
-        <w:t>12. Sua formação inicial abordou o uso pedagógico das tecnologias digitais?</w:t>
+        <w:t>( ) Nasci e moro em Pipa</w:t>
       </w:r>
     </w:p>
     <w:p>
@@ -6373,7 +6607,7 @@
           <w:sz w:val="24"/>
           <w:highlight w:val="yellow"/>
         </w:rPr>
-        <w:t>( ) Sim, com disciplinas ou módulos específicos</w:t>
+        <w:t>( ) Moro em Pipa, mas vim de outro lugar</w:t>
       </w:r>
     </w:p>
     <w:p>
@@ -6387,7 +6621,7 @@
           <w:sz w:val="24"/>
           <w:highlight w:val="yellow"/>
         </w:rPr>
-        <w:t>( ) De forma indireta ou superficial</w:t>
+        <w:t>( ) Moro em outro distrito ou município e me desloco para trabalhar</w:t>
       </w:r>
     </w:p>
     <w:p>
@@ -6401,7 +6635,21 @@
           <w:sz w:val="24"/>
           <w:highlight w:val="yellow"/>
         </w:rPr>
-        <w:t>( ) Não abordou</w:t>
+        <w:t>( ) Outra: ______________</w:t>
+      </w:r>
+    </w:p>
+    <w:p>
+      <w:pPr>
+        <w:spacing w:line="360" w:lineRule="auto" w:before="240" w:after="240"/>
+      </w:pPr>
+      <w:r>
+        <w:rPr>
+          <w:rFonts w:ascii="Times New Roman" w:hAnsi="Times New Roman"/>
+          <w:b/>
+          <w:sz w:val="24"/>
+          <w:highlight w:val="yellow"/>
+        </w:rPr>
+        <w:t>BLOCO 2 – FORMAÇÃO E RELAÇÃO COM AS TECNOLOGIAS DIGITAIS</w:t>
       </w:r>
     </w:p>
     <w:p>
@@ -6415,7 +6663,7 @@
           <w:sz w:val="24"/>
           <w:highlight w:val="yellow"/>
         </w:rPr>
-        <w:t>13. Em que ano você participou pela primeira vez de uma formação continuada voltada à educação digital?</w:t>
+        <w:t>12. Sua formação inicial abordou o uso pedagógico das tecnologias digitais?</w:t>
       </w:r>
     </w:p>
     <w:p>
@@ -6429,7 +6677,7 @@
           <w:sz w:val="24"/>
           <w:highlight w:val="yellow"/>
         </w:rPr>
-        <w:t>( ) Antes de 2023</w:t>
+        <w:t>( ) Sim, com disciplinas ou módulos específicos</w:t>
       </w:r>
     </w:p>
     <w:p>
@@ -6443,7 +6691,7 @@
           <w:sz w:val="24"/>
           <w:highlight w:val="yellow"/>
         </w:rPr>
-        <w:t>( ) Em 2023</w:t>
+        <w:t>( ) De forma indireta ou superficial</w:t>
       </w:r>
     </w:p>
     <w:p>
@@ -6457,7 +6705,7 @@
           <w:sz w:val="24"/>
           <w:highlight w:val="yellow"/>
         </w:rPr>
-        <w:t>( ) Em 2024</w:t>
+        <w:t>( ) Não abordou</w:t>
       </w:r>
     </w:p>
     <w:p>
@@ -6471,7 +6719,7 @@
           <w:sz w:val="24"/>
           <w:highlight w:val="yellow"/>
         </w:rPr>
-        <w:t>( ) Em 2025</w:t>
+        <w:t>13. Em que ano você participou pela primeira vez de uma formação continuada voltada à educação digital?</w:t>
       </w:r>
     </w:p>
     <w:p>
@@ -6485,7 +6733,7 @@
           <w:sz w:val="24"/>
           <w:highlight w:val="yellow"/>
         </w:rPr>
-        <w:t>( ) Em 2026</w:t>
+        <w:t>( ) Antes de 2023</w:t>
       </w:r>
     </w:p>
     <w:p>
@@ -6499,7 +6747,7 @@
           <w:sz w:val="24"/>
           <w:highlight w:val="yellow"/>
         </w:rPr>
-        <w:t>( ) Não participei de formação com esse foco</w:t>
+        <w:t>( ) Em 2023</w:t>
       </w:r>
     </w:p>
     <w:p>
@@ -6513,7 +6761,7 @@
           <w:sz w:val="24"/>
           <w:highlight w:val="yellow"/>
         </w:rPr>
-        <w:t>14. Quem ofertou essa formação? (Pode assinalar mais de uma)</w:t>
+        <w:t>( ) Em 2024</w:t>
       </w:r>
     </w:p>
     <w:p>
@@ -6527,7 +6775,7 @@
           <w:sz w:val="24"/>
           <w:highlight w:val="yellow"/>
         </w:rPr>
-        <w:t>[ ] Secretaria Municipal de Educação de Tibau do Sul</w:t>
+        <w:t>( ) Em 2025</w:t>
       </w:r>
     </w:p>
     <w:p>
@@ -6541,7 +6789,7 @@
           <w:sz w:val="24"/>
           <w:highlight w:val="yellow"/>
         </w:rPr>
-        <w:t>[ ] A própria escola</w:t>
+        <w:t>( ) Em 2026</w:t>
       </w:r>
     </w:p>
     <w:p>
@@ -6555,7 +6803,7 @@
           <w:sz w:val="24"/>
           <w:highlight w:val="yellow"/>
         </w:rPr>
-        <w:t>[ ] MEC ou plataformas federais</w:t>
+        <w:t>( ) Não participei de formação com esse foco</w:t>
       </w:r>
     </w:p>
     <w:p>
@@ -6569,7 +6817,7 @@
           <w:sz w:val="24"/>
           <w:highlight w:val="yellow"/>
         </w:rPr>
-        <w:t>[ ] Universidade ou instituição de ensino superior</w:t>
+        <w:t>14. Quem ofertou essa formação? (Pode assinalar mais de uma)</w:t>
       </w:r>
     </w:p>
     <w:p>
@@ -6583,7 +6831,7 @@
           <w:sz w:val="24"/>
           <w:highlight w:val="yellow"/>
         </w:rPr>
-        <w:t>[ ] Iniciativa própria (cursos online, entidades)</w:t>
+        <w:t>[ ] Secretaria Municipal de Educação de Tibau do Sul</w:t>
       </w:r>
     </w:p>
     <w:p>
@@ -6597,7 +6845,7 @@
           <w:sz w:val="24"/>
           <w:highlight w:val="yellow"/>
         </w:rPr>
-        <w:t>[ ] Outra: ______________</w:t>
+        <w:t>[ ] A própria escola</w:t>
       </w:r>
     </w:p>
     <w:p>
@@ -6611,7 +6859,7 @@
           <w:sz w:val="24"/>
           <w:highlight w:val="yellow"/>
         </w:rPr>
-        <w:t>[ ] Não se aplica</w:t>
+        <w:t>[ ] MEC ou plataformas federais</w:t>
       </w:r>
     </w:p>
     <w:p>
@@ -6625,7 +6873,7 @@
           <w:sz w:val="24"/>
           <w:highlight w:val="yellow"/>
         </w:rPr>
-        <w:t>15. Que conteúdos a formação abordou? (Pode assinalar mais de uma)</w:t>
+        <w:t>[ ] Universidade ou instituição de ensino superior</w:t>
       </w:r>
     </w:p>
     <w:p>
@@ -6639,7 +6887,7 @@
           <w:sz w:val="24"/>
           <w:highlight w:val="yellow"/>
         </w:rPr>
-        <w:t>[ ] Pensamento computacional</w:t>
+        <w:t>[ ] Iniciativa própria (cursos online, entidades)</w:t>
       </w:r>
     </w:p>
     <w:p>
@@ -6653,7 +6901,7 @@
           <w:sz w:val="24"/>
           <w:highlight w:val="yellow"/>
         </w:rPr>
-        <w:t>[ ] Mundo digital (dispositivos, internet e seu funcionamento)</w:t>
+        <w:t>[ ] Outra: ______________</w:t>
       </w:r>
     </w:p>
     <w:p>
@@ -6667,7 +6915,7 @@
           <w:sz w:val="24"/>
           <w:highlight w:val="yellow"/>
         </w:rPr>
-        <w:t>[ ] Cultura digital</w:t>
+        <w:t>[ ] Não se aplica</w:t>
       </w:r>
     </w:p>
     <w:p>
@@ -6681,7 +6929,7 @@
           <w:sz w:val="24"/>
           <w:highlight w:val="yellow"/>
         </w:rPr>
-        <w:t>[ ] Direitos digitais e proteção de dados</w:t>
+        <w:t>15. Que conteúdos a formação abordou? (Pode assinalar mais de uma)</w:t>
       </w:r>
     </w:p>
     <w:p>
@@ -6695,7 +6943,7 @@
           <w:sz w:val="24"/>
           <w:highlight w:val="yellow"/>
         </w:rPr>
-        <w:t>[ ] Uso de ferramentas e aplicativos</w:t>
+        <w:t>[ ] Pensamento computacional</w:t>
       </w:r>
     </w:p>
     <w:p>
@@ -6709,7 +6957,7 @@
           <w:sz w:val="24"/>
           <w:highlight w:val="yellow"/>
         </w:rPr>
-        <w:t>[ ] Tecnologia assistiva</w:t>
+        <w:t>[ ] Mundo digital (dispositivos, internet e seu funcionamento)</w:t>
       </w:r>
     </w:p>
     <w:p>
@@ -6723,7 +6971,7 @@
           <w:sz w:val="24"/>
           <w:highlight w:val="yellow"/>
         </w:rPr>
-        <w:t>[ ] Outro: ______________</w:t>
+        <w:t>[ ] Cultura digital</w:t>
       </w:r>
     </w:p>
     <w:p>
@@ -6737,7 +6985,7 @@
           <w:sz w:val="24"/>
           <w:highlight w:val="yellow"/>
         </w:rPr>
-        <w:t>[ ] Não se aplica</w:t>
+        <w:t>[ ] Direitos digitais e proteção de dados</w:t>
       </w:r>
     </w:p>
     <w:p>
@@ -6751,7 +6999,7 @@
           <w:sz w:val="24"/>
           <w:highlight w:val="yellow"/>
         </w:rPr>
-        <w:t>16. Como você avalia a relação entre essas formações e as condições reais da escola?</w:t>
+        <w:t>[ ] Uso de ferramentas e aplicativos</w:t>
       </w:r>
     </w:p>
     <w:p>
@@ -6765,7 +7013,7 @@
           <w:sz w:val="24"/>
           <w:highlight w:val="yellow"/>
         </w:rPr>
-        <w:t>( ) Muito próxima da realidade da escola</w:t>
+        <w:t>[ ] Tecnologia assistiva</w:t>
       </w:r>
     </w:p>
     <w:p>
@@ -6779,7 +7027,7 @@
           <w:sz w:val="24"/>
           <w:highlight w:val="yellow"/>
         </w:rPr>
-        <w:t>( ) Parcial, com pouca relação com as condições da escola</w:t>
+        <w:t>[ ] Outro: ______________</w:t>
       </w:r>
     </w:p>
     <w:p>
@@ -6793,7 +7041,7 @@
           <w:sz w:val="24"/>
           <w:highlight w:val="yellow"/>
         </w:rPr>
-        <w:t>( ) Distante, com foco predominantemente teórico ou técnico</w:t>
+        <w:t>[ ] Não se aplica</w:t>
       </w:r>
     </w:p>
     <w:p>
@@ -6807,7 +7055,7 @@
           <w:sz w:val="24"/>
           <w:highlight w:val="yellow"/>
         </w:rPr>
-        <w:t>( ) Não participei de formações</w:t>
+        <w:t>16. Como você avalia a relação entre essas formações e as condições reais da escola?</w:t>
       </w:r>
     </w:p>
     <w:p>
@@ -6821,7 +7069,7 @@
           <w:sz w:val="24"/>
           <w:highlight w:val="yellow"/>
         </w:rPr>
-        <w:t>17. Com que frequência você usa tecnologias digitais na sua vida pessoal (comunicação, informação, lazer)?</w:t>
+        <w:t>( ) Muito próxima da realidade da escola</w:t>
       </w:r>
     </w:p>
     <w:p>
@@ -6835,7 +7083,7 @@
           <w:sz w:val="24"/>
           <w:highlight w:val="yellow"/>
         </w:rPr>
-        <w:t>( ) Diariamente</w:t>
+        <w:t>( ) Parcial, com pouca relação com as condições da escola</w:t>
       </w:r>
     </w:p>
     <w:p>
@@ -6849,7 +7097,7 @@
           <w:sz w:val="24"/>
           <w:highlight w:val="yellow"/>
         </w:rPr>
-        <w:t>( ) Algumas vezes por semana</w:t>
+        <w:t>( ) Distante, com foco predominantemente teórico ou técnico</w:t>
       </w:r>
     </w:p>
     <w:p>
@@ -6863,7 +7111,7 @@
           <w:sz w:val="24"/>
           <w:highlight w:val="yellow"/>
         </w:rPr>
-        <w:t>( ) Raramente</w:t>
+        <w:t>( ) Não participei de formações</w:t>
       </w:r>
     </w:p>
     <w:p>
@@ -6877,7 +7125,7 @@
           <w:sz w:val="24"/>
           <w:highlight w:val="yellow"/>
         </w:rPr>
-        <w:t>( ) Nunca</w:t>
+        <w:t>17. Com que frequência você usa tecnologias digitais na sua vida pessoal (comunicação, informação, lazer)?</w:t>
       </w:r>
     </w:p>
     <w:p>
@@ -6891,7 +7139,7 @@
           <w:sz w:val="24"/>
           <w:highlight w:val="yellow"/>
         </w:rPr>
-        <w:t>18. Como você avalia sua segurança para usar recursos digitais no trabalho?</w:t>
+        <w:t>( ) Diariamente</w:t>
       </w:r>
     </w:p>
     <w:p>
@@ -6905,7 +7153,7 @@
           <w:sz w:val="24"/>
           <w:highlight w:val="yellow"/>
         </w:rPr>
-        <w:t>( ) Alta</w:t>
+        <w:t>( ) Algumas vezes por semana</w:t>
       </w:r>
     </w:p>
     <w:p>
@@ -6919,7 +7167,7 @@
           <w:sz w:val="24"/>
           <w:highlight w:val="yellow"/>
         </w:rPr>
-        <w:t>( ) Média</w:t>
+        <w:t>( ) Raramente</w:t>
       </w:r>
     </w:p>
     <w:p>
@@ -6933,7 +7181,7 @@
           <w:sz w:val="24"/>
           <w:highlight w:val="yellow"/>
         </w:rPr>
-        <w:t>( ) Baixa</w:t>
+        <w:t>( ) Nunca</w:t>
       </w:r>
     </w:p>
     <w:p>
@@ -6947,21 +7195,7 @@
           <w:sz w:val="24"/>
           <w:highlight w:val="yellow"/>
         </w:rPr>
-        <w:t>( ) Muito baixa</w:t>
-      </w:r>
-    </w:p>
-    <w:p>
-      <w:pPr>
-        <w:spacing w:line="360" w:lineRule="auto" w:before="240" w:after="240"/>
-      </w:pPr>
-      <w:r>
-        <w:rPr>
-          <w:rFonts w:ascii="Times New Roman" w:hAnsi="Times New Roman"/>
-          <w:b/>
-          <w:sz w:val="24"/>
-          <w:highlight w:val="yellow"/>
-        </w:rPr>
-        <w:t>BLOCO 3 – CONDIÇÕES MATERIAIS DE TRABALHO E TERRITÓRIO</w:t>
+        <w:t>18. Como você avalia sua segurança para usar recursos digitais no trabalho?</w:t>
       </w:r>
     </w:p>
     <w:p>
@@ -6975,7 +7209,7 @@
           <w:sz w:val="24"/>
           <w:highlight w:val="yellow"/>
         </w:rPr>
-        <w:t>19. Com que frequência o laboratório de informática é usado em atividades ligadas à sua função?</w:t>
+        <w:t>( ) Alta</w:t>
       </w:r>
     </w:p>
     <w:p>
@@ -6989,7 +7223,7 @@
           <w:sz w:val="24"/>
           <w:highlight w:val="yellow"/>
         </w:rPr>
-        <w:t>( ) Ao menos uma vez por semana</w:t>
+        <w:t>( ) Média</w:t>
       </w:r>
     </w:p>
     <w:p>
@@ -7003,7 +7237,7 @@
           <w:sz w:val="24"/>
           <w:highlight w:val="yellow"/>
         </w:rPr>
-        <w:t>( ) Uma ou duas vezes por mês</w:t>
+        <w:t>( ) Baixa</w:t>
       </w:r>
     </w:p>
     <w:p>
@@ -7017,7 +7251,21 @@
           <w:sz w:val="24"/>
           <w:highlight w:val="yellow"/>
         </w:rPr>
-        <w:t>( ) Raramente</w:t>
+        <w:t>( ) Muito baixa</w:t>
+      </w:r>
+    </w:p>
+    <w:p>
+      <w:pPr>
+        <w:spacing w:line="360" w:lineRule="auto" w:before="240" w:after="240"/>
+      </w:pPr>
+      <w:r>
+        <w:rPr>
+          <w:rFonts w:ascii="Times New Roman" w:hAnsi="Times New Roman"/>
+          <w:b/>
+          <w:sz w:val="24"/>
+          <w:highlight w:val="yellow"/>
+        </w:rPr>
+        <w:t>BLOCO 3 – CONDIÇÕES MATERIAIS DE TRABALHO E TERRITÓRIO</w:t>
       </w:r>
     </w:p>
     <w:p>
@@ -7031,7 +7279,7 @@
           <w:sz w:val="24"/>
           <w:highlight w:val="yellow"/>
         </w:rPr>
-        <w:t>( ) Nunca</w:t>
+        <w:t>19. Com que frequência o laboratório de informática é usado em atividades ligadas à sua função?</w:t>
       </w:r>
     </w:p>
     <w:p>
@@ -7045,7 +7293,7 @@
           <w:sz w:val="24"/>
           <w:highlight w:val="yellow"/>
         </w:rPr>
-        <w:t>( ) A escola não dispõe de laboratório em funcionamento</w:t>
+        <w:t>( ) Ao menos uma vez por semana</w:t>
       </w:r>
     </w:p>
     <w:p>
@@ -7059,7 +7307,7 @@
           <w:sz w:val="24"/>
           <w:highlight w:val="yellow"/>
         </w:rPr>
-        <w:t>20. Os equipamentos da escola (computadores, projetores, televisores, caixas de som) estão disponíveis e funcionando quando você precisa?</w:t>
+        <w:t>( ) Uma ou duas vezes por mês</w:t>
       </w:r>
     </w:p>
     <w:p>
@@ -7073,7 +7321,7 @@
           <w:sz w:val="24"/>
           <w:highlight w:val="yellow"/>
         </w:rPr>
-        <w:t>( ) Sempre</w:t>
+        <w:t>( ) Raramente</w:t>
       </w:r>
     </w:p>
     <w:p>
@@ -7087,7 +7335,7 @@
           <w:sz w:val="24"/>
           <w:highlight w:val="yellow"/>
         </w:rPr>
-        <w:t>( ) Com frequência, mediante agendamento</w:t>
+        <w:t>( ) Nunca</w:t>
       </w:r>
     </w:p>
     <w:p>
@@ -7101,7 +7349,7 @@
           <w:sz w:val="24"/>
           <w:highlight w:val="yellow"/>
         </w:rPr>
-        <w:t>( ) Raramente</w:t>
+        <w:t>( ) A escola não dispõe de laboratório em funcionamento</w:t>
       </w:r>
     </w:p>
     <w:p>
@@ -7115,7 +7363,7 @@
           <w:sz w:val="24"/>
           <w:highlight w:val="yellow"/>
         </w:rPr>
-        <w:t>( ) Não estão disponíveis</w:t>
+        <w:t>20. Os equipamentos da escola (computadores, projetores, televisores, caixas de som) estão disponíveis e funcionando quando você precisa?</w:t>
       </w:r>
     </w:p>
     <w:p>
@@ -7129,7 +7377,7 @@
           <w:sz w:val="24"/>
           <w:highlight w:val="yellow"/>
         </w:rPr>
-        <w:t>21. Como é a conexão de internet nos espaços em que você trabalha com as crianças?</w:t>
+        <w:t>( ) Sempre</w:t>
       </w:r>
     </w:p>
     <w:p>
@@ -7143,7 +7391,7 @@
           <w:sz w:val="24"/>
           <w:highlight w:val="yellow"/>
         </w:rPr>
-        <w:t>( ) Estável e suficiente</w:t>
+        <w:t>( ) Com frequência, mediante agendamento</w:t>
       </w:r>
     </w:p>
     <w:p>
@@ -7157,7 +7405,7 @@
           <w:sz w:val="24"/>
           <w:highlight w:val="yellow"/>
         </w:rPr>
-        <w:t>( ) Oscila ou não alcança todos os ambientes</w:t>
+        <w:t>( ) Raramente</w:t>
       </w:r>
     </w:p>
     <w:p>
@@ -7171,7 +7419,7 @@
           <w:sz w:val="24"/>
           <w:highlight w:val="yellow"/>
         </w:rPr>
-        <w:t>( ) Atende principalmente à parte administrativa</w:t>
+        <w:t>( ) Não estão disponíveis</w:t>
       </w:r>
     </w:p>
     <w:p>
@@ -7185,7 +7433,7 @@
           <w:sz w:val="24"/>
           <w:highlight w:val="yellow"/>
         </w:rPr>
-        <w:t>( ) Não há conexão nas salas de aula</w:t>
+        <w:t>21. Como é a conexão de internet nos espaços em que você trabalha com as crianças?</w:t>
       </w:r>
     </w:p>
     <w:p>
@@ -7199,7 +7447,7 @@
           <w:sz w:val="24"/>
           <w:highlight w:val="yellow"/>
         </w:rPr>
-        <w:t>22. A escola ou a Secretaria oferece suporte técnico para a manutenção dos equipamentos?</w:t>
+        <w:t>( ) Estável e suficiente</w:t>
       </w:r>
     </w:p>
     <w:p>
@@ -7213,7 +7461,7 @@
           <w:sz w:val="24"/>
           <w:highlight w:val="yellow"/>
         </w:rPr>
-        <w:t>( ) Sim, contínuo e acessível</w:t>
+        <w:t>( ) Oscila ou não alcança todos os ambientes</w:t>
       </w:r>
     </w:p>
     <w:p>
@@ -7227,7 +7475,7 @@
           <w:sz w:val="24"/>
           <w:highlight w:val="yellow"/>
         </w:rPr>
-        <w:t>( ) Esporádico ou demorado</w:t>
+        <w:t>( ) Atende principalmente à parte administrativa</w:t>
       </w:r>
     </w:p>
     <w:p>
@@ -7241,7 +7489,7 @@
           <w:sz w:val="24"/>
           <w:highlight w:val="yellow"/>
         </w:rPr>
-        <w:t>( ) Não há suporte técnico</w:t>
+        <w:t>( ) Não há conexão nas salas de aula</w:t>
       </w:r>
     </w:p>
     <w:p>
@@ -7255,7 +7503,7 @@
           <w:sz w:val="24"/>
           <w:highlight w:val="yellow"/>
         </w:rPr>
-        <w:t>23. Sua jornada inclui tempo de planejamento suficiente para preparar atividades com recursos digitais?</w:t>
+        <w:t>22. A escola ou a Secretaria oferece suporte técnico para a manutenção dos equipamentos?</w:t>
       </w:r>
     </w:p>
     <w:p>
@@ -7269,7 +7517,7 @@
           <w:sz w:val="24"/>
           <w:highlight w:val="yellow"/>
         </w:rPr>
-        <w:t>( ) Sim</w:t>
+        <w:t>( ) Sim, contínuo e acessível</w:t>
       </w:r>
     </w:p>
     <w:p>
@@ -7283,7 +7531,7 @@
           <w:sz w:val="24"/>
           <w:highlight w:val="yellow"/>
         </w:rPr>
-        <w:t>( ) Parcialmente</w:t>
+        <w:t>( ) Esporádico ou demorado</w:t>
       </w:r>
     </w:p>
     <w:p>
@@ -7297,7 +7545,7 @@
           <w:sz w:val="24"/>
           <w:highlight w:val="yellow"/>
         </w:rPr>
-        <w:t>( ) Não</w:t>
+        <w:t>( ) Não há suporte técnico</w:t>
       </w:r>
     </w:p>
     <w:p>
@@ -7311,7 +7559,7 @@
           <w:sz w:val="24"/>
           <w:highlight w:val="yellow"/>
         </w:rPr>
-        <w:t>24. Com que frequência você prepara, fora do horário de trabalho, atividades ou registros ligados à educação digital?</w:t>
+        <w:t>23. Sua jornada inclui tempo de planejamento suficiente para preparar atividades com recursos digitais?</w:t>
       </w:r>
     </w:p>
     <w:p>
@@ -7325,7 +7573,7 @@
           <w:sz w:val="24"/>
           <w:highlight w:val="yellow"/>
         </w:rPr>
-        <w:t>( ) Frequentemente</w:t>
+        <w:t>( ) Sim</w:t>
       </w:r>
     </w:p>
     <w:p>
@@ -7339,7 +7587,7 @@
           <w:sz w:val="24"/>
           <w:highlight w:val="yellow"/>
         </w:rPr>
-        <w:t>( ) Às vezes</w:t>
+        <w:t>( ) Parcialmente</w:t>
       </w:r>
     </w:p>
     <w:p>
@@ -7353,7 +7601,7 @@
           <w:sz w:val="24"/>
           <w:highlight w:val="yellow"/>
         </w:rPr>
-        <w:t>( ) Raramente</w:t>
+        <w:t>( ) Não</w:t>
       </w:r>
     </w:p>
     <w:p>
@@ -7367,7 +7615,7 @@
           <w:sz w:val="24"/>
           <w:highlight w:val="yellow"/>
         </w:rPr>
-        <w:t>( ) Nunca</w:t>
+        <w:t>24. Com que frequência você prepara, fora do horário de trabalho, atividades ou registros ligados à educação digital?</w:t>
       </w:r>
     </w:p>
     <w:p>
@@ -7381,7 +7629,7 @@
           <w:sz w:val="24"/>
           <w:highlight w:val="yellow"/>
         </w:rPr>
-        <w:t>25. Na sua percepção, as características de Pipa (turismo, desigualdades entre áreas do distrito, oscilação de sinal, rotina das famílias) influenciam o acesso das crianças ao digital?</w:t>
+        <w:t>( ) Frequentemente</w:t>
       </w:r>
     </w:p>
     <w:p>
@@ -7395,7 +7643,7 @@
           <w:sz w:val="24"/>
           <w:highlight w:val="yellow"/>
         </w:rPr>
-        <w:t>( ) Sim</w:t>
+        <w:t>( ) Às vezes</w:t>
       </w:r>
     </w:p>
     <w:p>
@@ -7409,7 +7657,7 @@
           <w:sz w:val="24"/>
           <w:highlight w:val="yellow"/>
         </w:rPr>
-        <w:t>( ) Parcialmente</w:t>
+        <w:t>( ) Raramente</w:t>
       </w:r>
     </w:p>
     <w:p>
@@ -7423,7 +7671,7 @@
           <w:sz w:val="24"/>
           <w:highlight w:val="yellow"/>
         </w:rPr>
-        <w:t>( ) Não</w:t>
+        <w:t>( ) Nunca</w:t>
       </w:r>
     </w:p>
     <w:p>
@@ -7437,7 +7685,7 @@
           <w:sz w:val="24"/>
           <w:highlight w:val="yellow"/>
         </w:rPr>
-        <w:t>26. Se respondeu sim ou parcialmente, de que modo essa influência aparece no cotidiano da escola?</w:t>
+        <w:t>25. Na sua percepção, as características de Pipa (turismo, desigualdades entre áreas do distrito, oscilação de sinal, rotina das famílias) influenciam o acesso das crianças ao digital?</w:t>
       </w:r>
     </w:p>
     <w:p>
@@ -7451,7 +7699,7 @@
           <w:sz w:val="24"/>
           <w:highlight w:val="yellow"/>
         </w:rPr>
-        <w:t>______________________________________________________________________________</w:t>
+        <w:t>( ) Sim</w:t>
       </w:r>
     </w:p>
     <w:p>
@@ -7465,21 +7713,7 @@
           <w:sz w:val="24"/>
           <w:highlight w:val="yellow"/>
         </w:rPr>
-        <w:t>______________________________________________________________________________</w:t>
-      </w:r>
-    </w:p>
-    <w:p>
-      <w:pPr>
-        <w:spacing w:line="360" w:lineRule="auto" w:before="240" w:after="240"/>
-      </w:pPr>
-      <w:r>
-        <w:rPr>
-          <w:rFonts w:ascii="Times New Roman" w:hAnsi="Times New Roman"/>
-          <w:b/>
-          <w:sz w:val="24"/>
-          <w:highlight w:val="yellow"/>
-        </w:rPr>
-        <w:t>BLOCO 4 – A PNED NA ESCOLA E AS EXIGÊNCIAS DE REGISTRO E RESULTADO</w:t>
+        <w:t>( ) Parcialmente</w:t>
       </w:r>
     </w:p>
     <w:p>
@@ -7493,7 +7727,7 @@
           <w:sz w:val="24"/>
           <w:highlight w:val="yellow"/>
         </w:rPr>
-        <w:t>27. Você conhece a Política Nacional de Educação Digital (Lei nº 14.533/2023)?</w:t>
+        <w:t>( ) Não</w:t>
       </w:r>
     </w:p>
     <w:p>
@@ -7507,7 +7741,7 @@
           <w:sz w:val="24"/>
           <w:highlight w:val="yellow"/>
         </w:rPr>
-        <w:t>( ) Conheço o texto ou seus eixos</w:t>
+        <w:t>26. Se respondeu sim ou parcialmente, de que modo essa influência aparece no cotidiano da escola?</w:t>
       </w:r>
     </w:p>
     <w:p>
@@ -7521,7 +7755,7 @@
           <w:sz w:val="24"/>
           <w:highlight w:val="yellow"/>
         </w:rPr>
-        <w:t>( ) Já ouvi falar, mas não conheço o conteúdo</w:t>
+        <w:t>______________________________________________________________________________</w:t>
       </w:r>
     </w:p>
     <w:p>
@@ -7535,7 +7769,21 @@
           <w:sz w:val="24"/>
           <w:highlight w:val="yellow"/>
         </w:rPr>
-        <w:t>( ) Não conheço</w:t>
+        <w:t>______________________________________________________________________________</w:t>
+      </w:r>
+    </w:p>
+    <w:p>
+      <w:pPr>
+        <w:spacing w:line="360" w:lineRule="auto" w:before="240" w:after="240"/>
+      </w:pPr>
+      <w:r>
+        <w:rPr>
+          <w:rFonts w:ascii="Times New Roman" w:hAnsi="Times New Roman"/>
+          <w:b/>
+          <w:sz w:val="24"/>
+          <w:highlight w:val="yellow"/>
+        </w:rPr>
+        <w:t>BLOCO 4 – A PNED NA ESCOLA E AS EXIGÊNCIAS DE REGISTRO E RESULTADO</w:t>
       </w:r>
     </w:p>
     <w:p>
@@ -7549,7 +7797,7 @@
           <w:sz w:val="24"/>
           <w:highlight w:val="yellow"/>
         </w:rPr>
-        <w:t>28. Por qual meio a PNED chegou até você? (Pode assinalar mais de uma)</w:t>
+        <w:t>27. Você conhece a Política Nacional de Educação Digital (Lei nº 14.533/2023)?</w:t>
       </w:r>
     </w:p>
     <w:p>
@@ -7563,7 +7811,7 @@
           <w:sz w:val="24"/>
           <w:highlight w:val="yellow"/>
         </w:rPr>
-        <w:t>[ ] Orientações ou documentos da escola</w:t>
+        <w:t>( ) Conheço o texto ou seus eixos</w:t>
       </w:r>
     </w:p>
     <w:p>
@@ -7577,7 +7825,7 @@
           <w:sz w:val="24"/>
           <w:highlight w:val="yellow"/>
         </w:rPr>
-        <w:t>[ ] Reuniões ou formações da Secretaria Municipal de Educação</w:t>
+        <w:t>( ) Já ouvi falar, mas não conheço o conteúdo</w:t>
       </w:r>
     </w:p>
     <w:p>
@@ -7591,7 +7839,7 @@
           <w:sz w:val="24"/>
           <w:highlight w:val="yellow"/>
         </w:rPr>
-        <w:t>[ ] Cursos de formação continuada</w:t>
+        <w:t>( ) Não conheço</w:t>
       </w:r>
     </w:p>
     <w:p>
@@ -7605,7 +7853,7 @@
           <w:sz w:val="24"/>
           <w:highlight w:val="yellow"/>
         </w:rPr>
-        <w:t>[ ] BNCC ou documentos curriculares</w:t>
+        <w:t>28. Por qual meio a PNED chegou até você? (Pode assinalar mais de uma)</w:t>
       </w:r>
     </w:p>
     <w:p>
@@ -7619,7 +7867,7 @@
           <w:sz w:val="24"/>
           <w:highlight w:val="yellow"/>
         </w:rPr>
-        <w:t>[ ] Imprensa, redes sociais ou internet</w:t>
+        <w:t>[ ] Orientações ou documentos da escola</w:t>
       </w:r>
     </w:p>
     <w:p>
@@ -7633,7 +7881,7 @@
           <w:sz w:val="24"/>
           <w:highlight w:val="yellow"/>
         </w:rPr>
-        <w:t>[ ] Outro: ______________</w:t>
+        <w:t>[ ] Reuniões ou formações da Secretaria Municipal de Educação</w:t>
       </w:r>
     </w:p>
     <w:p>
@@ -7647,7 +7895,7 @@
           <w:sz w:val="24"/>
           <w:highlight w:val="yellow"/>
         </w:rPr>
-        <w:t>[ ] Não conheço a política</w:t>
+        <w:t>[ ] Cursos de formação continuada</w:t>
       </w:r>
     </w:p>
     <w:p>
@@ -7661,7 +7909,7 @@
           <w:sz w:val="24"/>
           <w:highlight w:val="yellow"/>
         </w:rPr>
-        <w:t>29. A escola ou a rede ofereceu orientações sobre a PNED?</w:t>
+        <w:t>[ ] BNCC ou documentos curriculares</w:t>
       </w:r>
     </w:p>
     <w:p>
@@ -7675,7 +7923,7 @@
           <w:sz w:val="24"/>
           <w:highlight w:val="yellow"/>
         </w:rPr>
-        <w:t>( ) Sim, com debate e orientações pedagógicas</w:t>
+        <w:t>[ ] Imprensa, redes sociais ou internet</w:t>
       </w:r>
     </w:p>
     <w:p>
@@ -7689,7 +7937,7 @@
           <w:sz w:val="24"/>
           <w:highlight w:val="yellow"/>
         </w:rPr>
-        <w:t>( ) Sim, mas de forma superficial</w:t>
+        <w:t>[ ] Outro: ______________</w:t>
       </w:r>
     </w:p>
     <w:p>
@@ -7703,7 +7951,7 @@
           <w:sz w:val="24"/>
           <w:highlight w:val="yellow"/>
         </w:rPr>
-        <w:t>( ) Não houve orientação</w:t>
+        <w:t>[ ] Não conheço a política</w:t>
       </w:r>
     </w:p>
     <w:p>
@@ -7717,7 +7965,7 @@
           <w:sz w:val="24"/>
           <w:highlight w:val="yellow"/>
         </w:rPr>
-        <w:t>30. O trabalho com educação digital na escola costuma gerar algum tipo de registro, relatório, planilha, evidência fotográfica ou lançamento em sistema?</w:t>
+        <w:t>29. A escola ou a rede ofereceu orientações sobre a PNED?</w:t>
       </w:r>
     </w:p>
     <w:p>
@@ -7731,7 +7979,7 @@
           <w:sz w:val="24"/>
           <w:highlight w:val="yellow"/>
         </w:rPr>
-        <w:t>( ) Sim, com frequência</w:t>
+        <w:t>( ) Sim, com debate e orientações pedagógicas</w:t>
       </w:r>
     </w:p>
     <w:p>
@@ -7745,7 +7993,7 @@
           <w:sz w:val="24"/>
           <w:highlight w:val="yellow"/>
         </w:rPr>
-        <w:t>( ) Às vezes</w:t>
+        <w:t>( ) Sim, mas de forma superficial</w:t>
       </w:r>
     </w:p>
     <w:p>
@@ -7759,7 +8007,7 @@
           <w:sz w:val="24"/>
           <w:highlight w:val="yellow"/>
         </w:rPr>
-        <w:t>( ) Não</w:t>
+        <w:t>( ) Não houve orientação</w:t>
       </w:r>
     </w:p>
     <w:p>
@@ -7773,7 +8021,7 @@
           <w:sz w:val="24"/>
           <w:highlight w:val="yellow"/>
         </w:rPr>
-        <w:t>31. Se sim, para quem esses registros são encaminhados? (Pode assinalar mais de uma)</w:t>
+        <w:t>30. O trabalho com educação digital na escola costuma gerar algum tipo de registro, relatório, planilha, evidência fotográfica ou lançamento em sistema?</w:t>
       </w:r>
     </w:p>
     <w:p>
@@ -7787,7 +8035,7 @@
           <w:sz w:val="24"/>
           <w:highlight w:val="yellow"/>
         </w:rPr>
-        <w:t>[ ] Coordenação ou direção da escola</w:t>
+        <w:t>( ) Sim, com frequência</w:t>
       </w:r>
     </w:p>
     <w:p>
@@ -7801,7 +8049,7 @@
           <w:sz w:val="24"/>
           <w:highlight w:val="yellow"/>
         </w:rPr>
-        <w:t>[ ] Secretaria Municipal de Educação</w:t>
+        <w:t>( ) Às vezes</w:t>
       </w:r>
     </w:p>
     <w:p>
@@ -7815,7 +8063,7 @@
           <w:sz w:val="24"/>
           <w:highlight w:val="yellow"/>
         </w:rPr>
-        <w:t>[ ] Plataformas ou programas federais</w:t>
+        <w:t>( ) Não</w:t>
       </w:r>
     </w:p>
     <w:p>
@@ -7829,7 +8077,7 @@
           <w:sz w:val="24"/>
           <w:highlight w:val="yellow"/>
         </w:rPr>
-        <w:t>[ ] Programas ou empresas parceiras</w:t>
+        <w:t>31. Se sim, para quem esses registros são encaminhados? (Pode assinalar mais de uma)</w:t>
       </w:r>
     </w:p>
     <w:p>
@@ -7843,7 +8091,7 @@
           <w:sz w:val="24"/>
           <w:highlight w:val="yellow"/>
         </w:rPr>
-        <w:t>[ ] Outro: ______________</w:t>
+        <w:t>[ ] Coordenação ou direção da escola</w:t>
       </w:r>
     </w:p>
     <w:p>
@@ -7857,7 +8105,7 @@
           <w:sz w:val="24"/>
           <w:highlight w:val="yellow"/>
         </w:rPr>
-        <w:t>[ ] Não se aplica</w:t>
+        <w:t>[ ] Secretaria Municipal de Educação</w:t>
       </w:r>
     </w:p>
     <w:p>
@@ -7871,7 +8119,7 @@
           <w:sz w:val="24"/>
           <w:highlight w:val="yellow"/>
         </w:rPr>
-        <w:t>32. Na sua percepção, o que é registrado sobre educação digital corresponde ao que de fato acontece com as crianças?</w:t>
+        <w:t>[ ] Plataformas ou programas federais</w:t>
       </w:r>
     </w:p>
     <w:p>
@@ -7885,7 +8133,7 @@
           <w:sz w:val="24"/>
           <w:highlight w:val="yellow"/>
         </w:rPr>
-        <w:t>( ) Corresponde plenamente</w:t>
+        <w:t>[ ] Programas ou empresas parceiras</w:t>
       </w:r>
     </w:p>
     <w:p>
@@ -7899,7 +8147,7 @@
           <w:sz w:val="24"/>
           <w:highlight w:val="yellow"/>
         </w:rPr>
-        <w:t>( ) Corresponde em parte</w:t>
+        <w:t>[ ] Outro: ______________</w:t>
       </w:r>
     </w:p>
     <w:p>
@@ -7913,7 +8161,7 @@
           <w:sz w:val="24"/>
           <w:highlight w:val="yellow"/>
         </w:rPr>
-        <w:t>( ) Corresponde pouco</w:t>
+        <w:t>[ ] Não se aplica</w:t>
       </w:r>
     </w:p>
     <w:p>
@@ -7927,7 +8175,7 @@
           <w:sz w:val="24"/>
           <w:highlight w:val="yellow"/>
         </w:rPr>
-        <w:t>( ) Não sei avaliar</w:t>
+        <w:t>32. Na sua percepção, o que é registrado sobre educação digital corresponde ao que de fato acontece com as crianças?</w:t>
       </w:r>
     </w:p>
     <w:p>
@@ -7941,7 +8189,7 @@
           <w:sz w:val="24"/>
           <w:highlight w:val="yellow"/>
         </w:rPr>
-        <w:t>33. O texto da PNED considera as condições materiais das escolas municipais?</w:t>
+        <w:t>( ) Corresponde plenamente</w:t>
       </w:r>
     </w:p>
     <w:p>
@@ -7955,7 +8203,7 @@
           <w:sz w:val="24"/>
           <w:highlight w:val="yellow"/>
         </w:rPr>
-        <w:t>( ) Considera plenamente</w:t>
+        <w:t>( ) Corresponde em parte</w:t>
       </w:r>
     </w:p>
     <w:p>
@@ -7969,7 +8217,7 @@
           <w:sz w:val="24"/>
           <w:highlight w:val="yellow"/>
         </w:rPr>
-        <w:t>( ) Considera em parte, com exigências distantes da escola</w:t>
+        <w:t>( ) Corresponde pouco</w:t>
       </w:r>
     </w:p>
     <w:p>
@@ -7983,7 +8231,7 @@
           <w:sz w:val="24"/>
           <w:highlight w:val="yellow"/>
         </w:rPr>
-        <w:t>( ) Não considera</w:t>
+        <w:t>( ) Não sei avaliar</w:t>
       </w:r>
     </w:p>
     <w:p>
@@ -7997,21 +8245,7 @@
           <w:sz w:val="24"/>
           <w:highlight w:val="yellow"/>
         </w:rPr>
-        <w:t>( ) Não sei opinar</w:t>
-      </w:r>
-    </w:p>
-    <w:p>
-      <w:pPr>
-        <w:spacing w:line="360" w:lineRule="auto" w:before="240" w:after="240"/>
-      </w:pPr>
-      <w:r>
-        <w:rPr>
-          <w:rFonts w:ascii="Times New Roman" w:hAnsi="Times New Roman"/>
-          <w:b/>
-          <w:sz w:val="24"/>
-          <w:highlight w:val="yellow"/>
-        </w:rPr>
-        <w:t>BLOCO 5 – CONCEPÇÕES DE EDUCAÇÃO DIGITAL E DIREITOS DA CRIANÇA</w:t>
+        <w:t>33. O texto da PNED considera as condições materiais das escolas municipais?</w:t>
       </w:r>
     </w:p>
     <w:p>
@@ -8025,7 +8259,7 @@
           <w:sz w:val="24"/>
           <w:highlight w:val="yellow"/>
         </w:rPr>
-        <w:t>34. Quando você pensa em “educação digital” nos anos iniciais, o que vem primeiro? (Assinale até duas)</w:t>
+        <w:t>( ) Considera plenamente</w:t>
       </w:r>
     </w:p>
     <w:p>
@@ -8039,7 +8273,7 @@
           <w:sz w:val="24"/>
           <w:highlight w:val="yellow"/>
         </w:rPr>
-        <w:t>[ ] Usar equipamentos e aplicativos nas aulas</w:t>
+        <w:t>( ) Considera em parte, com exigências distantes da escola</w:t>
       </w:r>
     </w:p>
     <w:p>
@@ -8053,7 +8287,7 @@
           <w:sz w:val="24"/>
           <w:highlight w:val="yellow"/>
         </w:rPr>
-        <w:t>[ ] Ensinar como a internet e os dispositivos funcionam</w:t>
+        <w:t>( ) Não considera</w:t>
       </w:r>
     </w:p>
     <w:p>
@@ -8067,7 +8301,21 @@
           <w:sz w:val="24"/>
           <w:highlight w:val="yellow"/>
         </w:rPr>
-        <w:t>[ ] Desenvolver leitura crítica do que as crianças veem nas telas</w:t>
+        <w:t>( ) Não sei opinar</w:t>
+      </w:r>
+    </w:p>
+    <w:p>
+      <w:pPr>
+        <w:spacing w:line="360" w:lineRule="auto" w:before="240" w:after="240"/>
+      </w:pPr>
+      <w:r>
+        <w:rPr>
+          <w:rFonts w:ascii="Times New Roman" w:hAnsi="Times New Roman"/>
+          <w:b/>
+          <w:sz w:val="24"/>
+          <w:highlight w:val="yellow"/>
+        </w:rPr>
+        <w:t>BLOCO 5 – CONCEPÇÕES DE EDUCAÇÃO DIGITAL E DIREITOS DA CRIANÇA</w:t>
       </w:r>
     </w:p>
     <w:p>
@@ -8081,7 +8329,7 @@
           <w:sz w:val="24"/>
           <w:highlight w:val="yellow"/>
         </w:rPr>
-        <w:t>[ ] Proteger as crianças de riscos, publicidade e exposição de dados</w:t>
+        <w:t>34. Quando você pensa em “educação digital” nos anos iniciais, o que vem primeiro? (Assinale até duas)</w:t>
       </w:r>
     </w:p>
     <w:p>
@@ -8095,7 +8343,7 @@
           <w:sz w:val="24"/>
           <w:highlight w:val="yellow"/>
         </w:rPr>
-        <w:t>[ ] Garantir que todas as crianças tenham acesso</w:t>
+        <w:t>[ ] Usar equipamentos e aplicativos nas aulas</w:t>
       </w:r>
     </w:p>
     <w:p>
@@ -8109,7 +8357,7 @@
           <w:sz w:val="24"/>
           <w:highlight w:val="yellow"/>
         </w:rPr>
-        <w:t>[ ] Permitir que as crianças produzam e se expressem com o digital</w:t>
+        <w:t>[ ] Ensinar como a internet e os dispositivos funcionam</w:t>
       </w:r>
     </w:p>
     <w:p>
@@ -8123,7 +8371,7 @@
           <w:sz w:val="24"/>
           <w:highlight w:val="yellow"/>
         </w:rPr>
-        <w:t>35. As crianças chegam à escola com experiências desiguais com celulares, computadores e internet?</w:t>
+        <w:t>[ ] Desenvolver leitura crítica do que as crianças veem nas telas</w:t>
       </w:r>
     </w:p>
     <w:p>
@@ -8137,7 +8385,7 @@
           <w:sz w:val="24"/>
           <w:highlight w:val="yellow"/>
         </w:rPr>
-        <w:t>( ) Sim, com contrastes profundos</w:t>
+        <w:t>[ ] Proteger as crianças de riscos, publicidade e exposição de dados</w:t>
       </w:r>
     </w:p>
     <w:p>
@@ -8151,7 +8399,7 @@
           <w:sz w:val="24"/>
           <w:highlight w:val="yellow"/>
         </w:rPr>
-        <w:t>( ) Sim, mas sem grande efeito na rotina</w:t>
+        <w:t>[ ] Garantir que todas as crianças tenham acesso</w:t>
       </w:r>
     </w:p>
     <w:p>
@@ -8165,7 +8413,7 @@
           <w:sz w:val="24"/>
           <w:highlight w:val="yellow"/>
         </w:rPr>
-        <w:t>( ) Não</w:t>
+        <w:t>[ ] Permitir que as crianças produzam e se expressem com o digital</w:t>
       </w:r>
     </w:p>
     <w:p>
@@ -8179,7 +8427,7 @@
           <w:sz w:val="24"/>
           <w:highlight w:val="yellow"/>
         </w:rPr>
-        <w:t>( ) Não sei informar</w:t>
+        <w:t>35. As crianças chegam à escola com experiências desiguais com celulares, computadores e internet?</w:t>
       </w:r>
     </w:p>
     <w:p>
@@ -8193,7 +8441,7 @@
           <w:sz w:val="24"/>
           <w:highlight w:val="yellow"/>
         </w:rPr>
-        <w:t>36. Na sua escola, qual destes direitos das crianças no ambiente digital parece mais distante de ser garantido?</w:t>
+        <w:t>( ) Sim, com contrastes profundos</w:t>
       </w:r>
     </w:p>
     <w:p>
@@ -8207,7 +8455,7 @@
           <w:sz w:val="24"/>
           <w:highlight w:val="yellow"/>
         </w:rPr>
-        <w:t>( ) Acesso a equipamentos e conexão de qualidade (provisão)</w:t>
+        <w:t>( ) Sim, mas sem grande efeito na rotina</w:t>
       </w:r>
     </w:p>
     <w:p>
@@ -8221,7 +8469,7 @@
           <w:sz w:val="24"/>
           <w:highlight w:val="yellow"/>
         </w:rPr>
-        <w:t>( ) Aprender a usar o digital com autonomia e senso crítico (participação)</w:t>
+        <w:t>( ) Não</w:t>
       </w:r>
     </w:p>
     <w:p>
@@ -8235,7 +8483,7 @@
           <w:sz w:val="24"/>
           <w:highlight w:val="yellow"/>
         </w:rPr>
-        <w:t>( ) Proteção da privacidade, da imagem e dos dados (proteção)</w:t>
+        <w:t>( ) Não sei informar</w:t>
       </w:r>
     </w:p>
     <w:p>
@@ -8249,7 +8497,7 @@
           <w:sz w:val="24"/>
           <w:highlight w:val="yellow"/>
         </w:rPr>
-        <w:t>( ) Não sei avaliar</w:t>
+        <w:t>36. Na sua escola, qual destes direitos das crianças no ambiente digital parece mais distante de ser garantido?</w:t>
       </w:r>
     </w:p>
     <w:p>
@@ -8263,7 +8511,7 @@
           <w:sz w:val="24"/>
           <w:highlight w:val="yellow"/>
         </w:rPr>
-        <w:t>37. Quais são os principais desafios para a educação digital na sua escola? (Assinale até três)</w:t>
+        <w:t>( ) Acesso a equipamentos e conexão de qualidade (provisão)</w:t>
       </w:r>
     </w:p>
     <w:p>
@@ -8277,7 +8525,7 @@
           <w:sz w:val="24"/>
           <w:highlight w:val="yellow"/>
         </w:rPr>
-        <w:t>[ ] Formação continuada voltada à infância</w:t>
+        <w:t>( ) Aprender a usar o digital com autonomia e senso crítico (participação)</w:t>
       </w:r>
     </w:p>
     <w:p>
@@ -8291,7 +8539,7 @@
           <w:sz w:val="24"/>
           <w:highlight w:val="yellow"/>
         </w:rPr>
-        <w:t>[ ] Internet instável ou ausente nas salas</w:t>
+        <w:t>( ) Proteção da privacidade, da imagem e dos dados (proteção)</w:t>
       </w:r>
     </w:p>
     <w:p>
@@ -8305,7 +8553,7 @@
           <w:sz w:val="24"/>
           <w:highlight w:val="yellow"/>
         </w:rPr>
-        <w:t>[ ] Equipamentos insuficientes ou obsoletos</w:t>
+        <w:t>( ) Não sei avaliar</w:t>
       </w:r>
     </w:p>
     <w:p>
@@ -8319,7 +8567,7 @@
           <w:sz w:val="24"/>
           <w:highlight w:val="yellow"/>
         </w:rPr>
-        <w:t>[ ] Pouco tempo de planejamento</w:t>
+        <w:t>37. Quais são os principais desafios para a educação digital na sua escola? (Assinale até três)</w:t>
       </w:r>
     </w:p>
     <w:p>
@@ -8333,7 +8581,7 @@
           <w:sz w:val="24"/>
           <w:highlight w:val="yellow"/>
         </w:rPr>
-        <w:t>[ ] Falta de suporte técnico</w:t>
+        <w:t>[ ] Formação continuada voltada à infância</w:t>
       </w:r>
     </w:p>
     <w:p>
@@ -8347,7 +8595,7 @@
           <w:sz w:val="24"/>
           <w:highlight w:val="yellow"/>
         </w:rPr>
-        <w:t>[ ] Orientações curriculares pouco claras</w:t>
+        <w:t>[ ] Internet instável ou ausente nas salas</w:t>
       </w:r>
     </w:p>
     <w:p>
@@ -8361,7 +8609,7 @@
           <w:sz w:val="24"/>
           <w:highlight w:val="yellow"/>
         </w:rPr>
-        <w:t>[ ] Excesso de registros e exigências burocráticas</w:t>
+        <w:t>[ ] Equipamentos insuficientes ou obsoletos</w:t>
       </w:r>
     </w:p>
     <w:p>
@@ -8375,21 +8623,7 @@
           <w:sz w:val="24"/>
           <w:highlight w:val="yellow"/>
         </w:rPr>
-        <w:t>[ ] Outro: ______________</w:t>
-      </w:r>
-    </w:p>
-    <w:p>
-      <w:pPr>
-        <w:spacing w:line="360" w:lineRule="auto" w:before="240" w:after="240"/>
-      </w:pPr>
-      <w:r>
-        <w:rPr>
-          <w:rFonts w:ascii="Times New Roman" w:hAnsi="Times New Roman"/>
-          <w:b/>
-          <w:sz w:val="24"/>
-          <w:highlight w:val="yellow"/>
-        </w:rPr>
-        <w:t>BLOCO 6 – QUESTÃO ABERTA</w:t>
+        <w:t>[ ] Pouco tempo de planejamento</w:t>
       </w:r>
     </w:p>
     <w:p>
@@ -8403,7 +8637,7 @@
           <w:sz w:val="24"/>
           <w:highlight w:val="yellow"/>
         </w:rPr>
-        <w:t>38. Se desejar, registre comentários sobre a PNED, a realidade da escola ou as condições de trabalho com a cultura digital.</w:t>
+        <w:t>[ ] Falta de suporte técnico</w:t>
       </w:r>
     </w:p>
     <w:p>
@@ -8417,7 +8651,7 @@
           <w:sz w:val="24"/>
           <w:highlight w:val="yellow"/>
         </w:rPr>
-        <w:t>______________________________________________________________________________</w:t>
+        <w:t>[ ] Orientações curriculares pouco claras</w:t>
       </w:r>
     </w:p>
     <w:p>
@@ -8431,7 +8665,7 @@
           <w:sz w:val="24"/>
           <w:highlight w:val="yellow"/>
         </w:rPr>
-        <w:t>______________________________________________________________________________</w:t>
+        <w:t>[ ] Excesso de registros e exigências burocráticas</w:t>
       </w:r>
     </w:p>
     <w:p>
@@ -8445,12 +8679,7 @@
           <w:sz w:val="24"/>
           <w:highlight w:val="yellow"/>
         </w:rPr>
-        <w:t>Nota metodológica: o questionário não pergunta pelo uso de meios próprios, tema reservado à entrevista, para não antecipá-lo. Os Blocos 1 e 2 alimentam a leitura da dimensão das culturas profissionais; o Bloco 3, as dimensões material e situacional; o Bloco 4, a dimensão externa e as primeiras pistas sobre performatividade; o Bloco 5, a noção de habitar o digital e a leitura pelos direitos da criança (provisão, participação e proteção). As respostas indicam pontos a aprofundar individualmente nas entrevistas e não serão tratadas como constatação isolada.</w:t>
-      </w:r>
-    </w:p>
-    <w:p>
-      <w:r>
-        <w:br w:type="page"/>
+        <w:t>[ ] Outro: ______________</w:t>
       </w:r>
     </w:p>
     <w:p>
@@ -8464,7 +8693,7 @@
           <w:sz w:val="24"/>
           <w:highlight w:val="yellow"/>
         </w:rPr>
-        <w:t>APÊNDICE C – ROTEIRO DE ENTREVISTA SEMIESTRUTURADA EM PROFUNDIDADE</w:t>
+        <w:t>BLOCO 6 – QUESTÃO ABERTA</w:t>
       </w:r>
     </w:p>
     <w:p>
@@ -8478,7 +8707,7 @@
           <w:sz w:val="24"/>
           <w:highlight w:val="yellow"/>
         </w:rPr>
-        <w:t>Pesquisa: A encenação da Política Nacional de Educação Digital (PNED) em Pipa/RN: culturas profissionais, território e resistências no contexto da prática.</w:t>
+        <w:t>38. Se desejar, registre comentários sobre a PNED, a realidade da escola ou as condições de trabalho com a cultura digital.</w:t>
       </w:r>
     </w:p>
     <w:p>
@@ -8492,7 +8721,7 @@
           <w:sz w:val="24"/>
           <w:highlight w:val="yellow"/>
         </w:rPr>
-        <w:t>Objetivo do instrumento: escutar como os profissionais da educação interpretam a PNED, que táticas constroem para traduzi-la nas condições materiais e territoriais da escola e como respondem às exigências de registro e de resultado, identificando movimentos de ressignificação e de resistência.</w:t>
+        <w:t>______________________________________________________________________________</w:t>
       </w:r>
     </w:p>
     <w:p>
@@ -8506,7 +8735,7 @@
           <w:sz w:val="24"/>
           <w:highlight w:val="yellow"/>
         </w:rPr>
-        <w:t>Modalidade: entrevista semiestruturada em profundidade, conduzida como narrativa, com duração prevista entre 60 e 90 minutos.</w:t>
+        <w:t>______________________________________________________________________________</w:t>
       </w:r>
     </w:p>
     <w:p>
@@ -8520,7 +8749,12 @@
           <w:sz w:val="24"/>
           <w:highlight w:val="yellow"/>
         </w:rPr>
-        <w:t>Cuidados éticos: realização individual, em espaço reservado, com gravação em áudio autorizada no TCLE, transcrição integral e identificação por pseudônimo (Resoluções CNS nº 466/2012 e nº 510/2016).</w:t>
+        <w:t>Nota metodológica: o questionário não pergunta pelo uso de meios próprios, tema reservado à entrevista, para não antecipá-lo. Os Blocos 1 e 2 alimentam a leitura da dimensão das culturas profissionais; o Bloco 3, as dimensões material e situacional; o Bloco 4, a dimensão externa e as primeiras pistas sobre performatividade; o Bloco 5, a noção de habitar o digital e a leitura pelos direitos da criança (provisão, participação e proteção). As respostas indicam pontos a aprofundar individualmente nas entrevistas e não serão tratadas como constatação isolada.</w:t>
+      </w:r>
+    </w:p>
+    <w:p>
+      <w:r>
+        <w:br w:type="page"/>
       </w:r>
     </w:p>
     <w:p>
@@ -8534,21 +8768,7 @@
           <w:sz w:val="24"/>
           <w:highlight w:val="yellow"/>
         </w:rPr>
-        <w:t>PARTE 1 – ROTEIRO BASE (DOCÊNCIA NO 1º E NO 2º ANOS)</w:t>
-      </w:r>
-    </w:p>
-    <w:p>
-      <w:pPr>
-        <w:spacing w:line="360" w:lineRule="auto" w:before="240" w:after="240"/>
-      </w:pPr>
-      <w:r>
-        <w:rPr>
-          <w:rFonts w:ascii="Times New Roman" w:hAnsi="Times New Roman"/>
-          <w:b/>
-          <w:sz w:val="24"/>
-          <w:highlight w:val="yellow"/>
-        </w:rPr>
-        <w:t>EIXO 1 – Trajetória e culturas profissionais</w:t>
+        <w:t>APÊNDICE C – ROTEIRO DE ENTREVISTA SEMIESTRUTURADA EM PROFUNDIDADE</w:t>
       </w:r>
     </w:p>
     <w:p>
@@ -8562,7 +8782,7 @@
           <w:sz w:val="24"/>
           <w:highlight w:val="yellow"/>
         </w:rPr>
-        <w:t>Questão norteadora: como a sua história na profissão e na escola orienta a sua relação com o digital?</w:t>
+        <w:t>Pesquisa: A encenação da Política Nacional de Educação Digital (PNED) em Pipa/RN: culturas profissionais, território e resistências no contexto da prática.</w:t>
       </w:r>
     </w:p>
     <w:p>
@@ -8576,7 +8796,7 @@
           <w:sz w:val="24"/>
           <w:highlight w:val="yellow"/>
         </w:rPr>
-        <w:t>1. Conte um pouco da sua trajetória na educação e de como chegou à Escola Municipal Domitila Castelo.</w:t>
+        <w:t>Objetivo do instrumento: escutar como os profissionais da educação interpretam a PNED, que táticas constroem para traduzi-la nas condições materiais e territoriais da escola e como respondem às exigências de registro e de resultado, identificando movimentos de ressignificação e de resistência.</w:t>
       </w:r>
     </w:p>
     <w:p>
@@ -8590,7 +8810,7 @@
           <w:sz w:val="24"/>
           <w:highlight w:val="yellow"/>
         </w:rPr>
-        <w:t>2. Como é trabalhar nesta escola? O que a equipe valoriza e o que costuma ser considerado um bom trabalho aqui?</w:t>
+        <w:t>Modalidade: entrevista semiestruturada em profundidade, conduzida como narrativa, com duração prevista entre 60 e 90 minutos.</w:t>
       </w:r>
     </w:p>
     <w:p>
@@ -8604,7 +8824,35 @@
           <w:sz w:val="24"/>
           <w:highlight w:val="yellow"/>
         </w:rPr>
-        <w:t>3. Como as tecnologias digitais apareceram na sua formação, inicial e continuada, e o que delas você leva para a sala de aula?</w:t>
+        <w:t>Cuidados éticos: realização individual, em espaço reservado, com gravação em áudio autorizada no TCLE, transcrição integral e identificação por pseudônimo (Resoluções CNS nº 466/2012 e nº 510/2016).</w:t>
+      </w:r>
+    </w:p>
+    <w:p>
+      <w:pPr>
+        <w:spacing w:line="360" w:lineRule="auto" w:before="240" w:after="240"/>
+      </w:pPr>
+      <w:r>
+        <w:rPr>
+          <w:rFonts w:ascii="Times New Roman" w:hAnsi="Times New Roman"/>
+          <w:b/>
+          <w:sz w:val="24"/>
+          <w:highlight w:val="yellow"/>
+        </w:rPr>
+        <w:t>PARTE 1 – ROTEIRO BASE (DOCÊNCIA DO 1º AO 5º ANO)</w:t>
+      </w:r>
+    </w:p>
+    <w:p>
+      <w:pPr>
+        <w:spacing w:line="360" w:lineRule="auto" w:before="240" w:after="240"/>
+      </w:pPr>
+      <w:r>
+        <w:rPr>
+          <w:rFonts w:ascii="Times New Roman" w:hAnsi="Times New Roman"/>
+          <w:b/>
+          <w:sz w:val="24"/>
+          <w:highlight w:val="yellow"/>
+        </w:rPr>
+        <w:t>EIXO 1 – Trajetória e culturas profissionais</w:t>
       </w:r>
     </w:p>
     <w:p>
@@ -8618,21 +8866,7 @@
           <w:sz w:val="24"/>
           <w:highlight w:val="yellow"/>
         </w:rPr>
-        <w:t>4. Quando você precisa aprender uma ferramenta ou um conteúdo novo para o trabalho, com quem e como isso costuma acontecer?</w:t>
-      </w:r>
-    </w:p>
-    <w:p>
-      <w:pPr>
-        <w:spacing w:line="360" w:lineRule="auto" w:before="240" w:after="240"/>
-      </w:pPr>
-      <w:r>
-        <w:rPr>
-          <w:rFonts w:ascii="Times New Roman" w:hAnsi="Times New Roman"/>
-          <w:b/>
-          <w:sz w:val="24"/>
-          <w:highlight w:val="yellow"/>
-        </w:rPr>
-        <w:t>EIXO 2 – Interpretação: como a PNED chegou e o que se entende dela</w:t>
+        <w:t>Questão norteadora: como a sua história na profissão e na escola orienta a sua relação com o digital?</w:t>
       </w:r>
     </w:p>
     <w:p>
@@ -8646,7 +8880,7 @@
           <w:sz w:val="24"/>
           <w:highlight w:val="yellow"/>
         </w:rPr>
-        <w:t>Questão norteadora: que sentidos você atribui à PNED e à educação digital?</w:t>
+        <w:t>1. Conte um pouco da sua trajetória na educação e de como chegou à Escola Municipal Domitila Castelo.</w:t>
       </w:r>
     </w:p>
     <w:p>
@@ -8660,7 +8894,7 @@
           <w:sz w:val="24"/>
           <w:highlight w:val="yellow"/>
         </w:rPr>
-        <w:t>5. O que você conhece da Política Nacional de Educação Digital? Por quais caminhos ela chegou até você?</w:t>
+        <w:t>2. Como é trabalhar nesta escola? O que a equipe valoriza e o que costuma ser considerado um bom trabalho aqui?</w:t>
       </w:r>
     </w:p>
     <w:p>
@@ -8674,7 +8908,7 @@
           <w:sz w:val="24"/>
           <w:highlight w:val="yellow"/>
         </w:rPr>
-        <w:t>6. Houve reuniões, documentos ou formações da escola ou da Secretaria sobre a PNED? Como foram?</w:t>
+        <w:t>3. Como as tecnologias digitais apareceram na sua formação, inicial e continuada, e o que delas você leva para a sala de aula?</w:t>
       </w:r>
     </w:p>
     <w:p>
@@ -8688,7 +8922,21 @@
           <w:sz w:val="24"/>
           <w:highlight w:val="yellow"/>
         </w:rPr>
-        <w:t>7. Para você, o que é educação digital com crianças pequenas? Poderia dar um exemplo do que, na sua visão, seria um bom trabalho nessa área?</w:t>
+        <w:t>4. Quando você precisa aprender uma ferramenta ou um conteúdo novo para o trabalho, com quem e como isso costuma acontecer?</w:t>
+      </w:r>
+    </w:p>
+    <w:p>
+      <w:pPr>
+        <w:spacing w:line="360" w:lineRule="auto" w:before="240" w:after="240"/>
+      </w:pPr>
+      <w:r>
+        <w:rPr>
+          <w:rFonts w:ascii="Times New Roman" w:hAnsi="Times New Roman"/>
+          <w:b/>
+          <w:sz w:val="24"/>
+          <w:highlight w:val="yellow"/>
+        </w:rPr>
+        <w:t>EIXO 2 – Interpretação: como a PNED chegou e o que se entende dela</w:t>
       </w:r>
     </w:p>
     <w:p>
@@ -8702,7 +8950,7 @@
           <w:sz w:val="24"/>
           <w:highlight w:val="yellow"/>
         </w:rPr>
-        <w:t>8. Na sua leitura, o que a política espera de quem trabalha nos anos iniciais? Você vê essas expectativas como próximas ou distantes da sua realidade? Por quê?</w:t>
+        <w:t>Questão norteadora: que sentidos você atribui à PNED e à educação digital?</w:t>
       </w:r>
     </w:p>
     <w:p>
@@ -8716,21 +8964,7 @@
           <w:sz w:val="24"/>
           <w:highlight w:val="yellow"/>
         </w:rPr>
-        <w:t>9. Há algo no que a política propõe com que você concorda muito ou de que discorda? O quê?</w:t>
-      </w:r>
-    </w:p>
-    <w:p>
-      <w:pPr>
-        <w:spacing w:line="360" w:lineRule="auto" w:before="240" w:after="240"/>
-      </w:pPr>
-      <w:r>
-        <w:rPr>
-          <w:rFonts w:ascii="Times New Roman" w:hAnsi="Times New Roman"/>
-          <w:b/>
-          <w:sz w:val="24"/>
-          <w:highlight w:val="yellow"/>
-        </w:rPr>
-        <w:t>EIXO 3 – Tradução: o cotidiano, a dimensão material e o território</w:t>
+        <w:t>5. O que você conhece da Política Nacional de Educação Digital? Por quais caminhos ela chegou até você?</w:t>
       </w:r>
     </w:p>
     <w:p>
@@ -8744,7 +8978,7 @@
           <w:sz w:val="24"/>
           <w:highlight w:val="yellow"/>
         </w:rPr>
-        <w:t>Questão norteadora: como a educação digital acontece na rotina, diante das condições da escola e de Pipa?</w:t>
+        <w:t>6. Houve reuniões, documentos ou formações da escola ou da Secretaria sobre a PNED? Como foram?</w:t>
       </w:r>
     </w:p>
     <w:p>
@@ -8758,7 +8992,7 @@
           <w:sz w:val="24"/>
           <w:highlight w:val="yellow"/>
         </w:rPr>
-        <w:t>10. Como o digital está presente nas suas aulas? Que recursos você usa com mais frequência?</w:t>
+        <w:t>7. Para você, o que é educação digital com crianças pequenas? Poderia dar um exemplo do que, na sua visão, seria um bom trabalho nessa área?</w:t>
       </w:r>
     </w:p>
     <w:p>
@@ -8772,7 +9006,7 @@
           <w:sz w:val="24"/>
           <w:highlight w:val="yellow"/>
         </w:rPr>
-        <w:t>11. Descreva uma atividade com recursos digitais que você planejou e conseguiu realizar. O que a tornou possível?</w:t>
+        <w:t>8. Na sua leitura, o que a política espera de quem trabalha nos anos iniciais? Você vê essas expectativas como próximas ou distantes da sua realidade? Por quê?</w:t>
       </w:r>
     </w:p>
     <w:p>
@@ -8786,7 +9020,21 @@
           <w:sz w:val="24"/>
           <w:highlight w:val="yellow"/>
         </w:rPr>
-        <w:t>12. Agora, uma atividade que você planejou e não conseguiu realizar como pretendia. O que aconteceu?</w:t>
+        <w:t>9. Há algo no que a política propõe com que você concorda muito ou de que discorda? O quê?</w:t>
+      </w:r>
+    </w:p>
+    <w:p>
+      <w:pPr>
+        <w:spacing w:line="360" w:lineRule="auto" w:before="240" w:after="240"/>
+      </w:pPr>
+      <w:r>
+        <w:rPr>
+          <w:rFonts w:ascii="Times New Roman" w:hAnsi="Times New Roman"/>
+          <w:b/>
+          <w:sz w:val="24"/>
+          <w:highlight w:val="yellow"/>
+        </w:rPr>
+        <w:t>EIXO 3 – Tradução: o cotidiano, a dimensão material e o território</w:t>
       </w:r>
     </w:p>
     <w:p>
@@ -8800,7 +9048,7 @@
           <w:sz w:val="24"/>
           <w:highlight w:val="yellow"/>
         </w:rPr>
-        <w:t>13. Como funcionam, no dia a dia, a internet, o laboratório e os equipamentos? Quando mais de uma turma precisa do mesmo recurso, como se decide quem usa?</w:t>
+        <w:t>Questão norteadora: como a educação digital acontece na rotina, diante das condições da escola e de Pipa?</w:t>
       </w:r>
     </w:p>
     <w:p>
@@ -8814,7 +9062,7 @@
           <w:sz w:val="24"/>
           <w:highlight w:val="yellow"/>
         </w:rPr>
-        <w:t>14. Quando chega uma orientação sobre tecnologia, o que você precisa escolher, adaptar ou deixar de lado para que o trabalho funcione com a sua turma?</w:t>
+        <w:t>10. Como o digital está presente nas suas aulas? Que recursos você usa com mais frequência?</w:t>
       </w:r>
     </w:p>
     <w:p>
@@ -8828,7 +9076,7 @@
           <w:sz w:val="24"/>
           <w:highlight w:val="yellow"/>
         </w:rPr>
-        <w:t>15. Quando falta algo necessário para uma atividade, o que você faz? Já recorreu a algo seu, como celular, pacote de dados ou material comprado? Em que momento do dia ou da semana faz esse trabalho?</w:t>
+        <w:t>11. Descreva uma atividade com recursos digitais que você planejou e conseguiu realizar. O que a tornou possível?</w:t>
       </w:r>
     </w:p>
     <w:p>
@@ -8842,7 +9090,7 @@
           <w:sz w:val="24"/>
           <w:highlight w:val="yellow"/>
         </w:rPr>
-        <w:t>16. Como você entende essas decisões: como parte do trabalho, como escolha pessoal ou como algo que não deveria ser necessário?</w:t>
+        <w:t>12. Agora, uma atividade que você planejou e não conseguiu realizar como pretendia. O que aconteceu?</w:t>
       </w:r>
     </w:p>
     <w:p>
@@ -8856,7 +9104,7 @@
           <w:sz w:val="24"/>
           <w:highlight w:val="yellow"/>
         </w:rPr>
-        <w:t>17. Pipa é, ao mesmo tempo, destino turístico conectado e lugar de comunidades com pouco acesso. Como essa convivência aparece na escola e nas experiências das crianças com o digital?</w:t>
+        <w:t>13. Como funcionam, no dia a dia, a internet, o laboratório e os equipamentos? Quando mais de uma turma precisa do mesmo recurso, como se decide quem usa?</w:t>
       </w:r>
     </w:p>
     <w:p>
@@ -8870,21 +9118,7 @@
           <w:sz w:val="24"/>
           <w:highlight w:val="yellow"/>
         </w:rPr>
-        <w:t>18. Morar ou conviver com as famílias no distrito pesa, de alguma forma, no que você decide fazer ou deixar de fazer em relação ao digital?</w:t>
-      </w:r>
-    </w:p>
-    <w:p>
-      <w:pPr>
-        <w:spacing w:line="360" w:lineRule="auto" w:before="240" w:after="240"/>
-      </w:pPr>
-      <w:r>
-        <w:rPr>
-          <w:rFonts w:ascii="Times New Roman" w:hAnsi="Times New Roman"/>
-          <w:b/>
-          <w:sz w:val="24"/>
-          <w:highlight w:val="yellow"/>
-        </w:rPr>
-        <w:t>EIXO 4 – Performatividade: registros, metas e cobranças</w:t>
+        <w:t>14. Quando chega uma orientação sobre tecnologia, o que você precisa escolher, adaptar ou deixar de lado para que o trabalho funcione com a sua turma?</w:t>
       </w:r>
     </w:p>
     <w:p>
@@ -8898,7 +9132,7 @@
           <w:sz w:val="24"/>
           <w:highlight w:val="yellow"/>
         </w:rPr>
-        <w:t>Questão norteadora: que exigências acompanham a educação digital e como elas afetam o seu trabalho?</w:t>
+        <w:t>15. Quando falta algo necessário para uma atividade, o que você faz? Já recorreu a algo seu, como celular, pacote de dados ou material comprado? Em que momento do dia ou da semana faz esse trabalho?</w:t>
       </w:r>
     </w:p>
     <w:p>
@@ -8912,7 +9146,7 @@
           <w:sz w:val="24"/>
           <w:highlight w:val="yellow"/>
         </w:rPr>
-        <w:t>19. O trabalho com educação digital precisa ser registrado ou comprovado de alguma forma (planejamentos, fotografias, relatórios, sistemas, plataformas)? Como isso funciona?</w:t>
+        <w:t>16. Como você entende essas decisões: como parte do trabalho, como escolha pessoal ou como algo que não deveria ser necessário?</w:t>
       </w:r>
     </w:p>
     <w:p>
@@ -8926,7 +9160,7 @@
           <w:sz w:val="24"/>
           <w:highlight w:val="yellow"/>
         </w:rPr>
-        <w:t>20. Quem pede esses registros e para que eles servem, na sua percepção?</w:t>
+        <w:t>17. Pipa é, ao mesmo tempo, destino turístico conectado e lugar de comunidades com pouco acesso. Como essa convivência aparece na escola e nas experiências das crianças com o digital?</w:t>
       </w:r>
     </w:p>
     <w:p>
@@ -8940,7 +9174,21 @@
           <w:sz w:val="24"/>
           <w:highlight w:val="yellow"/>
         </w:rPr>
-        <w:t>21. Já sentiu que precisava mostrar resultados ou evidências que não traduziam bem o que aconteceu de fato com as crianças? Como lidou com isso?</w:t>
+        <w:t>18. Morar ou conviver com as famílias no distrito pesa, de alguma forma, no que você decide fazer ou deixar de fazer em relação ao digital?</w:t>
+      </w:r>
+    </w:p>
+    <w:p>
+      <w:pPr>
+        <w:spacing w:line="360" w:lineRule="auto" w:before="240" w:after="240"/>
+      </w:pPr>
+      <w:r>
+        <w:rPr>
+          <w:rFonts w:ascii="Times New Roman" w:hAnsi="Times New Roman"/>
+          <w:b/>
+          <w:sz w:val="24"/>
+          <w:highlight w:val="yellow"/>
+        </w:rPr>
+        <w:t>EIXO 4 – Performatividade: registros, metas e cobranças</w:t>
       </w:r>
     </w:p>
     <w:p>
@@ -8954,7 +9202,7 @@
           <w:sz w:val="24"/>
           <w:highlight w:val="yellow"/>
         </w:rPr>
-        <w:t>22. Avaliações, plataformas ou programas externos influenciam o que se faz com as crianças em relação ao digital? De que modo?</w:t>
+        <w:t>Questão norteadora: que exigências acompanham a educação digital e como elas afetam o seu trabalho?</w:t>
       </w:r>
     </w:p>
     <w:p>
@@ -8968,21 +9216,7 @@
           <w:sz w:val="24"/>
           <w:highlight w:val="yellow"/>
         </w:rPr>
-        <w:t>23. Essas exigências mudam a forma como você se vê como profissional ou o modo como organiza o seu tempo? Pode dar um exemplo?</w:t>
-      </w:r>
-    </w:p>
-    <w:p>
-      <w:pPr>
-        <w:spacing w:line="360" w:lineRule="auto" w:before="240" w:after="240"/>
-      </w:pPr>
-      <w:r>
-        <w:rPr>
-          <w:rFonts w:ascii="Times New Roman" w:hAnsi="Times New Roman"/>
-          <w:b/>
-          <w:sz w:val="24"/>
-          <w:highlight w:val="yellow"/>
-        </w:rPr>
-        <w:t>EIXO 5 – Ressignificação e resistência</w:t>
+        <w:t>19. O trabalho com educação digital precisa ser registrado ou comprovado de alguma forma (planejamentos, fotografias, relatórios, sistemas, plataformas)? Como isso funciona?</w:t>
       </w:r>
     </w:p>
     <w:p>
@@ -8996,7 +9230,7 @@
           <w:sz w:val="24"/>
           <w:highlight w:val="yellow"/>
         </w:rPr>
-        <w:t>Questão norteadora: como você e a equipe respondem ao que a política pede quando ele não cabe na realidade da escola?</w:t>
+        <w:t>20. Quem pede esses registros e para que eles servem, na sua percepção?</w:t>
       </w:r>
     </w:p>
     <w:p>
@@ -9010,7 +9244,7 @@
           <w:sz w:val="24"/>
           <w:highlight w:val="yellow"/>
         </w:rPr>
-        <w:t>24. Existem coisas que a política ou a rede pede e que, na prática, a escola não consegue fazer? O que acontece com essas exigências?</w:t>
+        <w:t>21. Já sentiu que precisava mostrar resultados ou evidências que não traduziam bem o que aconteceu de fato com as crianças? Como lidou com isso?</w:t>
       </w:r>
     </w:p>
     <w:p>
@@ -9024,7 +9258,7 @@
           <w:sz w:val="24"/>
           <w:highlight w:val="yellow"/>
         </w:rPr>
-        <w:t>25. Há situações em que você decide não realizar uma atividade digital? O que pesa nessa decisão?</w:t>
+        <w:t>22. Avaliações, plataformas ou programas externos influenciam o que se faz com as crianças em relação ao digital? De que modo?</w:t>
       </w:r>
     </w:p>
     <w:p>
@@ -9038,7 +9272,21 @@
           <w:sz w:val="24"/>
           <w:highlight w:val="yellow"/>
         </w:rPr>
-        <w:t>26. Você ou a equipe já transformaram uma orientação oficial em algo diferente, mais adequado às crianças e à comunidade? Conte como foi.</w:t>
+        <w:t>23. Essas exigências mudam a forma como você se vê como profissional ou o modo como organiza o seu tempo? Pode dar um exemplo?</w:t>
+      </w:r>
+    </w:p>
+    <w:p>
+      <w:pPr>
+        <w:spacing w:line="360" w:lineRule="auto" w:before="240" w:after="240"/>
+      </w:pPr>
+      <w:r>
+        <w:rPr>
+          <w:rFonts w:ascii="Times New Roman" w:hAnsi="Times New Roman"/>
+          <w:b/>
+          <w:sz w:val="24"/>
+          <w:highlight w:val="yellow"/>
+        </w:rPr>
+        <w:t>EIXO 5 – Ressignificação e resistência</w:t>
       </w:r>
     </w:p>
     <w:p>
@@ -9052,21 +9300,7 @@
           <w:sz w:val="24"/>
           <w:highlight w:val="yellow"/>
         </w:rPr>
-        <w:t>27. Quando o que é pedido entra em conflito com o que você acredita ser melhor para as crianças, como você age? Isso é conversado com a equipe?</w:t>
-      </w:r>
-    </w:p>
-    <w:p>
-      <w:pPr>
-        <w:spacing w:line="360" w:lineRule="auto" w:before="240" w:after="240"/>
-      </w:pPr>
-      <w:r>
-        <w:rPr>
-          <w:rFonts w:ascii="Times New Roman" w:hAnsi="Times New Roman"/>
-          <w:b/>
-          <w:sz w:val="24"/>
-          <w:highlight w:val="yellow"/>
-        </w:rPr>
-        <w:t>EIXO 6 – Habitar o digital e direitos da criança</w:t>
+        <w:t>Questão norteadora: como você e a equipe respondem ao que a política pede quando ele não cabe na realidade da escola?</w:t>
       </w:r>
     </w:p>
     <w:p>
@@ -9080,7 +9314,7 @@
           <w:sz w:val="24"/>
           <w:highlight w:val="yellow"/>
         </w:rPr>
-        <w:t>Questão norteadora: que lugar o digital ocupa na vida das crianças e o que a escola deve garantir a elas?</w:t>
+        <w:t>24. Existem coisas que a política ou a rede pede e que, na prática, a escola não consegue fazer? O que acontece com essas exigências?</w:t>
       </w:r>
     </w:p>
     <w:p>
@@ -9094,7 +9328,7 @@
           <w:sz w:val="24"/>
           <w:highlight w:val="yellow"/>
         </w:rPr>
-        <w:t>28. Como as crianças da sua turma se relacionam com celulares, jogos, vídeos e redes sociais fora da escola? Que diferenças você percebe entre elas?</w:t>
+        <w:t>25. Há situações em que você decide não realizar uma atividade digital? O que pesa nessa decisão?</w:t>
       </w:r>
     </w:p>
     <w:p>
@@ -9108,7 +9342,7 @@
           <w:sz w:val="24"/>
           <w:highlight w:val="yellow"/>
         </w:rPr>
-        <w:t>29. A escola deve priorizar o manuseio de ferramentas ou a capacidade de questionar o que as crianças veem nas telas? Como você equilibra isso?</w:t>
+        <w:t>26. Você ou a equipe já transformaram uma orientação oficial em algo diferente, mais adequado às crianças e à comunidade? Conte como foi.</w:t>
       </w:r>
     </w:p>
     <w:p>
@@ -9122,7 +9356,21 @@
           <w:sz w:val="24"/>
           <w:highlight w:val="yellow"/>
         </w:rPr>
-        <w:t>30. Aparecem na escola situações de exposição às telas, publicidade, uso de imagem ou de dados das crianças? Como são percebidas e enfrentadas?</w:t>
+        <w:t>27. Quando o que é pedido entra em conflito com o que você acredita ser melhor para as crianças, como você age? Isso é conversado com a equipe?</w:t>
+      </w:r>
+    </w:p>
+    <w:p>
+      <w:pPr>
+        <w:spacing w:line="360" w:lineRule="auto" w:before="240" w:after="240"/>
+      </w:pPr>
+      <w:r>
+        <w:rPr>
+          <w:rFonts w:ascii="Times New Roman" w:hAnsi="Times New Roman"/>
+          <w:b/>
+          <w:sz w:val="24"/>
+          <w:highlight w:val="yellow"/>
+        </w:rPr>
+        <w:t>EIXO 6 – Habitar o digital e direitos da criança</w:t>
       </w:r>
     </w:p>
     <w:p>
@@ -9136,7 +9384,7 @@
           <w:sz w:val="24"/>
           <w:highlight w:val="yellow"/>
         </w:rPr>
-        <w:t>31. Você usa com as crianças algum aplicativo, plataforma ou rede social? Em que aparelho? Como cuida das imagens e dos dados delas?</w:t>
+        <w:t>Questão norteadora: que lugar o digital ocupa na vida das crianças e o que a escola deve garantir a elas?</w:t>
       </w:r>
     </w:p>
     <w:p>
@@ -9150,21 +9398,7 @@
           <w:sz w:val="24"/>
           <w:highlight w:val="yellow"/>
         </w:rPr>
-        <w:t>32. Pensando no acesso, na participação e na proteção das crianças no ambiente digital, o que a escola consegue garantir hoje e o que fica de fora?</w:t>
-      </w:r>
-    </w:p>
-    <w:p>
-      <w:pPr>
-        <w:spacing w:line="360" w:lineRule="auto" w:before="240" w:after="240"/>
-      </w:pPr>
-      <w:r>
-        <w:rPr>
-          <w:rFonts w:ascii="Times New Roman" w:hAnsi="Times New Roman"/>
-          <w:b/>
-          <w:sz w:val="24"/>
-          <w:highlight w:val="yellow"/>
-        </w:rPr>
-        <w:t>ENCERRAMENTO</w:t>
+        <w:t>28. Como as crianças da sua turma se relacionam com celulares, jogos, vídeos e redes sociais fora da escola? Que diferenças você percebe entre elas?</w:t>
       </w:r>
     </w:p>
     <w:p>
@@ -9178,7 +9412,7 @@
           <w:sz w:val="24"/>
           <w:highlight w:val="yellow"/>
         </w:rPr>
-        <w:t>33. Quando a política não faz chegar o equipamento nem a formação, quem, na sua experiência, acaba arcando com essa ausência?</w:t>
+        <w:t>29. A escola deve priorizar o manuseio de ferramentas ou a capacidade de questionar o que as crianças veem nas telas? Como você equilibra isso?</w:t>
       </w:r>
     </w:p>
     <w:p>
@@ -9192,21 +9426,7 @@
           <w:sz w:val="24"/>
           <w:highlight w:val="yellow"/>
         </w:rPr>
-        <w:t>34. Há algo sobre a sua experiência, a escola ou a educação digital que não perguntei e que você gostaria de acrescentar?</w:t>
-      </w:r>
-    </w:p>
-    <w:p>
-      <w:pPr>
-        <w:spacing w:line="360" w:lineRule="auto" w:before="240" w:after="240"/>
-      </w:pPr>
-      <w:r>
-        <w:rPr>
-          <w:rFonts w:ascii="Times New Roman" w:hAnsi="Times New Roman"/>
-          <w:b/>
-          <w:sz w:val="24"/>
-          <w:highlight w:val="yellow"/>
-        </w:rPr>
-        <w:t>PARTE 2 – ADAPTAÇÃO PARA COORDENAÇÃO PEDAGÓGICA E DIREÇÃO</w:t>
+        <w:t>30. Aparecem na escola situações de exposição às telas, publicidade, uso de imagem ou de dados das crianças? Como são percebidas e enfrentadas?</w:t>
       </w:r>
     </w:p>
     <w:p>
@@ -9220,7 +9440,7 @@
           <w:sz w:val="24"/>
           <w:highlight w:val="yellow"/>
         </w:rPr>
-        <w:t>Mantêm-se os seis eixos. As perguntas abaixo substituem ou complementam as da Parte 1, deslocando o foco da regência para a mediação pedagógica, a gestão de recursos escassos e a interlocução com a rede.</w:t>
+        <w:t>31. Você usa com as crianças algum aplicativo, plataforma ou rede social? Em que aparelho? Como cuida das imagens e dos dados delas?</w:t>
       </w:r>
     </w:p>
     <w:p>
@@ -9234,7 +9454,21 @@
           <w:sz w:val="24"/>
           <w:highlight w:val="yellow"/>
         </w:rPr>
-        <w:t>1. Conte sua trajetória e como você descreve o papel da coordenação (ou da direção) na organização do trabalho pedagógico desta escola.</w:t>
+        <w:t>32. Pensando no acesso, na participação e na proteção das crianças no ambiente digital, o que a escola consegue garantir hoje e o que fica de fora?</w:t>
+      </w:r>
+    </w:p>
+    <w:p>
+      <w:pPr>
+        <w:spacing w:line="360" w:lineRule="auto" w:before="240" w:after="240"/>
+      </w:pPr>
+      <w:r>
+        <w:rPr>
+          <w:rFonts w:ascii="Times New Roman" w:hAnsi="Times New Roman"/>
+          <w:b/>
+          <w:sz w:val="24"/>
+          <w:highlight w:val="yellow"/>
+        </w:rPr>
+        <w:t>ENCERRAMENTO</w:t>
       </w:r>
     </w:p>
     <w:p>
@@ -9248,7 +9482,7 @@
           <w:sz w:val="24"/>
           <w:highlight w:val="yellow"/>
         </w:rPr>
-        <w:t>2. Como a gestão tomou conhecimento da PNED e de que forma ela foi apresentada à equipe? O que foi destacado e o que ficou de fora?</w:t>
+        <w:t>33. Quando a política não faz chegar o equipamento nem a formação, quem, na sua experiência, acaba arcando com essa ausência?</w:t>
       </w:r>
     </w:p>
     <w:p>
@@ -9262,7 +9496,21 @@
           <w:sz w:val="24"/>
           <w:highlight w:val="yellow"/>
         </w:rPr>
-        <w:t>3. Que orientações, cobranças ou apoios chegam da Secretaria Municipal de Educação em relação à educação digital?</w:t>
+        <w:t>34. Há algo sobre a sua experiência, a escola ou a educação digital que não perguntei e que você gostaria de acrescentar?</w:t>
+      </w:r>
+    </w:p>
+    <w:p>
+      <w:pPr>
+        <w:spacing w:line="360" w:lineRule="auto" w:before="240" w:after="240"/>
+      </w:pPr>
+      <w:r>
+        <w:rPr>
+          <w:rFonts w:ascii="Times New Roman" w:hAnsi="Times New Roman"/>
+          <w:b/>
+          <w:sz w:val="24"/>
+          <w:highlight w:val="yellow"/>
+        </w:rPr>
+        <w:t>PARTE 2 – ADAPTAÇÃO PARA COORDENAÇÃO PEDAGÓGICA E DIREÇÃO</w:t>
       </w:r>
     </w:p>
     <w:p>
@@ -9276,7 +9524,7 @@
           <w:sz w:val="24"/>
           <w:highlight w:val="yellow"/>
         </w:rPr>
-        <w:t>4. Como a escola distribui recursos tecnológicos limitados entre as turmas e entre o pedagógico e o administrativo?</w:t>
+        <w:t>Mantêm-se os seis eixos. As perguntas abaixo substituem ou complementam as da Parte 1, deslocando o foco da regência para a mediação pedagógica, a gestão de recursos escassos e a interlocução com a rede.</w:t>
       </w:r>
     </w:p>
     <w:p>
@@ -9290,7 +9538,7 @@
           <w:sz w:val="24"/>
           <w:highlight w:val="yellow"/>
         </w:rPr>
-        <w:t>5. Que registros, relatórios ou indicadores sobre educação digital a escola precisa produzir e para quem? Como a equipe é mobilizada para isso?</w:t>
+        <w:t>1. Conte sua trajetória e como você descreve o papel da coordenação (ou da direção) na organização do trabalho pedagógico desta escola.</w:t>
       </w:r>
     </w:p>
     <w:p>
@@ -9304,7 +9552,7 @@
           <w:sz w:val="24"/>
           <w:highlight w:val="yellow"/>
         </w:rPr>
-        <w:t>6. Já houve situações em que foi preciso apresentar à rede um trabalho de educação digital que, na prática, não aconteceu como registrado? Como a gestão lida com essa distância?</w:t>
+        <w:t>2. Como a gestão tomou conhecimento da PNED e de que forma ela foi apresentada à equipe? O que foi destacado e o que ficou de fora?</w:t>
       </w:r>
     </w:p>
     <w:p>
@@ -9318,7 +9566,7 @@
           <w:sz w:val="24"/>
           <w:highlight w:val="yellow"/>
         </w:rPr>
-        <w:t>7. Quando uma exigência da política não cabe na realidade da escola, como a gestão decide o que fazer, adaptar ou deixar para depois?</w:t>
+        <w:t>3. Que orientações, cobranças ou apoios chegam da Secretaria Municipal de Educação em relação à educação digital?</w:t>
       </w:r>
     </w:p>
     <w:p>
@@ -9332,7 +9580,7 @@
           <w:sz w:val="24"/>
           <w:highlight w:val="yellow"/>
         </w:rPr>
-        <w:t>8. Como a gestão avalia a presença de plataformas digitais, programas externos ou empresas parceiras na rotina da escola?</w:t>
+        <w:t>4. Como a escola distribui recursos tecnológicos limitados entre as turmas e entre o pedagógico e o administrativo?</w:t>
       </w:r>
     </w:p>
     <w:p>
@@ -9346,7 +9594,7 @@
           <w:sz w:val="24"/>
           <w:highlight w:val="yellow"/>
         </w:rPr>
-        <w:t>9. Quando falta um recurso, o que a coordenação ou a direção costuma fazer? Já recorreu a meios próprios? Havia outra alternativa?</w:t>
+        <w:t>5. Que registros, relatórios ou indicadores sobre educação digital a escola precisa produzir e para quem? Como a equipe é mobilizada para isso?</w:t>
       </w:r>
     </w:p>
     <w:p>
@@ -9360,6 +9608,62 @@
           <w:sz w:val="24"/>
           <w:highlight w:val="yellow"/>
         </w:rPr>
+        <w:t>6. Já houve situações em que foi preciso apresentar à rede um trabalho de educação digital que, na prática, não aconteceu como registrado? Como a gestão lida com essa distância?</w:t>
+      </w:r>
+    </w:p>
+    <w:p>
+      <w:pPr>
+        <w:spacing w:line="240" w:lineRule="auto" w:after="40"/>
+        <w:jc w:val="left"/>
+      </w:pPr>
+      <w:r>
+        <w:rPr>
+          <w:rFonts w:ascii="Times New Roman" w:hAnsi="Times New Roman"/>
+          <w:sz w:val="24"/>
+          <w:highlight w:val="yellow"/>
+        </w:rPr>
+        <w:t>7. Quando uma exigência da política não cabe na realidade da escola, como a gestão decide o que fazer, adaptar ou deixar para depois?</w:t>
+      </w:r>
+    </w:p>
+    <w:p>
+      <w:pPr>
+        <w:spacing w:line="240" w:lineRule="auto" w:after="40"/>
+        <w:jc w:val="left"/>
+      </w:pPr>
+      <w:r>
+        <w:rPr>
+          <w:rFonts w:ascii="Times New Roman" w:hAnsi="Times New Roman"/>
+          <w:sz w:val="24"/>
+          <w:highlight w:val="yellow"/>
+        </w:rPr>
+        <w:t>8. Como a gestão avalia a presença de plataformas digitais, programas externos ou empresas parceiras na rotina da escola?</w:t>
+      </w:r>
+    </w:p>
+    <w:p>
+      <w:pPr>
+        <w:spacing w:line="240" w:lineRule="auto" w:after="40"/>
+        <w:jc w:val="left"/>
+      </w:pPr>
+      <w:r>
+        <w:rPr>
+          <w:rFonts w:ascii="Times New Roman" w:hAnsi="Times New Roman"/>
+          <w:sz w:val="24"/>
+          <w:highlight w:val="yellow"/>
+        </w:rPr>
+        <w:t>9. Quando falta um recurso, o que a coordenação ou a direção costuma fazer? Já recorreu a meios próprios? Havia outra alternativa?</w:t>
+      </w:r>
+    </w:p>
+    <w:p>
+      <w:pPr>
+        <w:spacing w:line="240" w:lineRule="auto" w:after="40"/>
+        <w:jc w:val="left"/>
+      </w:pPr>
+      <w:r>
+        <w:rPr>
+          <w:rFonts w:ascii="Times New Roman" w:hAnsi="Times New Roman"/>
+          <w:sz w:val="24"/>
+          <w:highlight w:val="yellow"/>
+        </w:rPr>
         <w:t>10. O que a escola tem conseguido garantir às crianças em termos de acesso, participação e proteção no ambiente digital, e o que considera fora do seu alcance?</w:t>
       </w:r>
     </w:p>
@@ -9374,7 +9678,133 @@
           <w:sz w:val="24"/>
           <w:highlight w:val="yellow"/>
         </w:rPr>
-        <w:t>PARTE 3 – DIRETRIZES DE APLICAÇÃO</w:t>
+        <w:t>PARTE 3 – ADAPTAÇÃO PARA OS DEMAIS PROFISSIONAIS DA EDUCAÇÃO</w:t>
+      </w:r>
+    </w:p>
+    <w:p>
+      <w:pPr>
+        <w:spacing w:line="240" w:lineRule="auto" w:after="40"/>
+        <w:jc w:val="left"/>
+      </w:pPr>
+      <w:r>
+        <w:rPr>
+          <w:rFonts w:ascii="Times New Roman" w:hAnsi="Times New Roman"/>
+          <w:sz w:val="24"/>
+          <w:highlight w:val="yellow"/>
+        </w:rPr>
+        <w:t>Aplica-se a quem atua no apoio pedagógico, no atendimento educacional especializado ou em funções técnicas ligadas ao trabalho pedagógico dos anos iniciais. Mantêm-se os seis eixos; as perguntas abaixo partem da função de cada participante.</w:t>
+      </w:r>
+    </w:p>
+    <w:p>
+      <w:pPr>
+        <w:spacing w:line="240" w:lineRule="auto" w:after="40"/>
+        <w:jc w:val="left"/>
+      </w:pPr>
+      <w:r>
+        <w:rPr>
+          <w:rFonts w:ascii="Times New Roman" w:hAnsi="Times New Roman"/>
+          <w:sz w:val="24"/>
+          <w:highlight w:val="yellow"/>
+        </w:rPr>
+        <w:t>1. Conte sua trajetória e descreva o que a sua função faz no dia a dia das turmas do 1º ao 5º ano.</w:t>
+      </w:r>
+    </w:p>
+    <w:p>
+      <w:pPr>
+        <w:spacing w:line="240" w:lineRule="auto" w:after="40"/>
+        <w:jc w:val="left"/>
+      </w:pPr>
+      <w:r>
+        <w:rPr>
+          <w:rFonts w:ascii="Times New Roman" w:hAnsi="Times New Roman"/>
+          <w:sz w:val="24"/>
+          <w:highlight w:val="yellow"/>
+        </w:rPr>
+        <w:t>2. O que você conhece da PNED e da educação digital? Por quais caminhos isso chegou até você?</w:t>
+      </w:r>
+    </w:p>
+    <w:p>
+      <w:pPr>
+        <w:spacing w:line="240" w:lineRule="auto" w:after="40"/>
+        <w:jc w:val="left"/>
+      </w:pPr>
+      <w:r>
+        <w:rPr>
+          <w:rFonts w:ascii="Times New Roman" w:hAnsi="Times New Roman"/>
+          <w:sz w:val="24"/>
+          <w:highlight w:val="yellow"/>
+        </w:rPr>
+        <w:t>3. De que modo o seu trabalho participa, ou poderia participar, das atividades de educação digital da escola?</w:t>
+      </w:r>
+    </w:p>
+    <w:p>
+      <w:pPr>
+        <w:spacing w:line="240" w:lineRule="auto" w:after="40"/>
+        <w:jc w:val="left"/>
+      </w:pPr>
+      <w:r>
+        <w:rPr>
+          <w:rFonts w:ascii="Times New Roman" w:hAnsi="Times New Roman"/>
+          <w:sz w:val="24"/>
+          <w:highlight w:val="yellow"/>
+        </w:rPr>
+        <w:t>4. Que recursos, tempos ou apoios a sua função tem para isso, e o que falta?</w:t>
+      </w:r>
+    </w:p>
+    <w:p>
+      <w:pPr>
+        <w:spacing w:line="240" w:lineRule="auto" w:after="40"/>
+        <w:jc w:val="left"/>
+      </w:pPr>
+      <w:r>
+        <w:rPr>
+          <w:rFonts w:ascii="Times New Roman" w:hAnsi="Times New Roman"/>
+          <w:sz w:val="24"/>
+          <w:highlight w:val="yellow"/>
+        </w:rPr>
+        <w:t>5. Você participa da produção de registros, relatórios ou evidências sobre o trabalho com as crianças? Como isso acontece?</w:t>
+      </w:r>
+    </w:p>
+    <w:p>
+      <w:pPr>
+        <w:spacing w:line="240" w:lineRule="auto" w:after="40"/>
+        <w:jc w:val="left"/>
+      </w:pPr>
+      <w:r>
+        <w:rPr>
+          <w:rFonts w:ascii="Times New Roman" w:hAnsi="Times New Roman"/>
+          <w:sz w:val="24"/>
+          <w:highlight w:val="yellow"/>
+        </w:rPr>
+        <w:t>6. Que situações envolvendo crianças e tecnologias digitais, como uso de imagem, dados ou acesso desigual, chegam até a sua função? Como são encaminhadas?</w:t>
+      </w:r>
+    </w:p>
+    <w:p>
+      <w:pPr>
+        <w:spacing w:line="240" w:lineRule="auto" w:after="40"/>
+        <w:jc w:val="left"/>
+      </w:pPr>
+      <w:r>
+        <w:rPr>
+          <w:rFonts w:ascii="Times New Roman" w:hAnsi="Times New Roman"/>
+          <w:sz w:val="24"/>
+          <w:highlight w:val="yellow"/>
+        </w:rPr>
+        <w:t>7. O que a escola consegue garantir às crianças que você acompanha em termos de acesso, participação e proteção no ambiente digital?</w:t>
+      </w:r>
+    </w:p>
+    <w:p>
+      <w:pPr>
+        <w:spacing w:line="360" w:lineRule="auto" w:before="240" w:after="240"/>
+      </w:pPr>
+      <w:r>
+        <w:rPr>
+          <w:rFonts w:ascii="Times New Roman" w:hAnsi="Times New Roman"/>
+          <w:b/>
+          <w:sz w:val="24"/>
+          <w:highlight w:val="yellow"/>
+        </w:rPr>
+        <w:t>PARTE 4 – DIRETRIZES DE APLICAÇÃO</w:t>
       </w:r>
     </w:p>
     <w:p>

--- a/revisao_fio_condutor/4_METODOLOGIA_corrigido.docx
+++ b/revisao_fio_condutor/4_METODOLOGIA_corrigido.docx
@@ -34,29 +34,51 @@
           <w:sz w:val="24"/>
           <w:highlight w:val="yellow"/>
         </w:rPr>
-        <w:t>os profissionais da educação encenam, isto é, interpretam e traduzem, a PNED</w:t>
-      </w:r>
-      <w:r>
-        <w:rPr>
-          <w:rFonts w:ascii="Times New Roman" w:hAnsi="Times New Roman"/>
-          <w:sz w:val="24"/>
-        </w:rPr>
-        <w:t xml:space="preserve"> no contexto da prática</w:t>
-      </w:r>
-      <w:r>
-        <w:rPr>
-          <w:rFonts w:ascii="Times New Roman" w:hAnsi="Times New Roman"/>
-          <w:sz w:val="24"/>
-          <w:highlight w:val="yellow"/>
-        </w:rPr>
-        <w:t xml:space="preserve"> da Escola Municipal Domitila Castelo, em Pipa (RN), e de que maneira as especificidades socioespaciais do território, aliadas às culturas profissionais locais, operam como espaços de ressignificação ou de resistência frente à normativa e às pressões da performatividade</w:t>
-      </w:r>
-      <w:r>
-        <w:rPr>
-          <w:rFonts w:ascii="Times New Roman" w:hAnsi="Times New Roman"/>
-          <w:sz w:val="24"/>
-        </w:rPr>
-        <w:t xml:space="preserve">? Este capítulo apresenta o caminho escolhido para respondê-la. Ele cumpre, na arquitetura da tese, uma função dupla. Organiza a produção e a análise dos dados relativos aos três objetivos específicos e fixa, antes do campo, </w:t>
+        <w:t>os profissionais da educação encenam e recontextualizam a</w:t>
+      </w:r>
+      <w:r>
+        <w:rPr>
+          <w:rFonts w:ascii="Times New Roman" w:hAnsi="Times New Roman"/>
+          <w:sz w:val="24"/>
+        </w:rPr>
+        <w:t xml:space="preserve"> Política Nacional de Educação Digital </w:t>
+      </w:r>
+      <w:r>
+        <w:rPr>
+          <w:rFonts w:ascii="Times New Roman" w:hAnsi="Times New Roman"/>
+          <w:sz w:val="24"/>
+        </w:rPr>
+        <w:t>no contexto da prática</w:t>
+      </w:r>
+      <w:r>
+        <w:rPr>
+          <w:rFonts w:ascii="Times New Roman" w:hAnsi="Times New Roman"/>
+          <w:sz w:val="24"/>
+          <w:highlight w:val="yellow"/>
+        </w:rPr>
+        <w:t xml:space="preserve"> da Escola Municipal Domitila Castelo, em Pipa (RN), e como as condições institucionais, materiais, profissionais e socioespaciais do território atravessam esse processo</w:t>
+      </w:r>
+      <w:r>
+        <w:rPr>
+          <w:rFonts w:ascii="Times New Roman" w:hAnsi="Times New Roman"/>
+          <w:sz w:val="24"/>
+        </w:rPr>
+        <w:t xml:space="preserve">? Este capítulo apresenta o caminho escolhido para respondê-la. Ele cumpre, na arquitetura da tese, uma função dupla. Organiza a produção e a análise dos dados relativos aos </w:t>
+      </w:r>
+      <w:r>
+        <w:rPr>
+          <w:rFonts w:ascii="Times New Roman" w:hAnsi="Times New Roman"/>
+          <w:sz w:val="24"/>
+          <w:highlight w:val="yellow"/>
+        </w:rPr>
+        <w:t>quatro</w:t>
+      </w:r>
+      <w:r>
+        <w:rPr>
+          <w:rFonts w:ascii="Times New Roman" w:hAnsi="Times New Roman"/>
+          <w:sz w:val="24"/>
+        </w:rPr>
+        <w:t xml:space="preserve"> objetivos específicos e fixa, antes do campo, </w:t>
       </w:r>
       <w:r>
         <w:rPr>
@@ -71,30 +93,30 @@
           <w:rFonts w:ascii="Times New Roman" w:hAnsi="Times New Roman"/>
           <w:sz w:val="24"/>
         </w:rPr>
-        <w:t xml:space="preserve">os critérios pelos quais a </w:t>
-      </w:r>
-      <w:r>
-        <w:rPr>
-          <w:rFonts w:ascii="Times New Roman" w:hAnsi="Times New Roman"/>
-          <w:sz w:val="24"/>
-          <w:highlight w:val="yellow"/>
-        </w:rPr>
-        <w:t>hipótese da tese, a de que o território e as culturas profissionais operam como espaços de ressignificação ou de resistência, será sustentada, delimitada</w:t>
-      </w:r>
-      <w:r>
-        <w:rPr>
-          <w:rFonts w:ascii="Times New Roman" w:hAnsi="Times New Roman"/>
-          <w:sz w:val="24"/>
-        </w:rPr>
-        <w:t xml:space="preserve"> ou recusada. Sem esses critérios, a </w:t>
-      </w:r>
-      <w:r>
-        <w:rPr>
-          <w:rFonts w:ascii="Times New Roman" w:hAnsi="Times New Roman"/>
-          <w:sz w:val="24"/>
-          <w:highlight w:val="yellow"/>
-        </w:rPr>
-        <w:t>hipótese</w:t>
+        <w:t xml:space="preserve">os critérios pelos quais </w:t>
+      </w:r>
+      <w:r>
+        <w:rPr>
+          <w:rFonts w:ascii="Times New Roman" w:hAnsi="Times New Roman"/>
+          <w:sz w:val="24"/>
+          <w:highlight w:val="yellow"/>
+        </w:rPr>
+        <w:t>as formas de atuação dos profissionais serão identificadas, sem que nenhuma delas seja pressuposta</w:t>
+      </w:r>
+      <w:r>
+        <w:rPr>
+          <w:rFonts w:ascii="Times New Roman" w:hAnsi="Times New Roman"/>
+          <w:sz w:val="24"/>
+        </w:rPr>
+        <w:t xml:space="preserve">. Sem esses critérios, a </w:t>
+      </w:r>
+      <w:r>
+        <w:rPr>
+          <w:rFonts w:ascii="Times New Roman" w:hAnsi="Times New Roman"/>
+          <w:sz w:val="24"/>
+          <w:highlight w:val="yellow"/>
+        </w:rPr>
+        <w:t>análise</w:t>
       </w:r>
       <w:r>
         <w:rPr>
@@ -211,7 +233,22 @@
           <w:sz w:val="24"/>
           <w:highlight w:val="yellow"/>
         </w:rPr>
-        <w:t>os profissionais da educação que atuam nos anos iniciais, do 1º ao 5º ano: docentes, coordenação pedagógica, direção e demais profissionais ligados ao trabalho pedagógico dessas turmas</w:t>
+        <w:t>os profissionais da educação que atuam nos anos iniciais, do 1º ao 5º ano: docentes, coordenação pedagógica, direção e demais profissionais ligados ao trabalho pedagógico dessas turmas. Um técnico</w:t>
+      </w:r>
+      <w:r>
+        <w:rPr>
+          <w:rFonts w:ascii="Times New Roman" w:hAnsi="Times New Roman"/>
+          <w:sz w:val="24"/>
+        </w:rPr>
+        <w:t xml:space="preserve"> da Secretaria Municipal de Educação</w:t>
+      </w:r>
+      <w:r>
+        <w:rPr>
+          <w:rFonts w:ascii="Times New Roman" w:hAnsi="Times New Roman"/>
+          <w:sz w:val="24"/>
+          <w:highlight w:val="yellow"/>
+        </w:rPr>
+        <w:t xml:space="preserve"> participa como fonte complementar sobre o contexto externo</w:t>
       </w:r>
       <w:r>
         <w:rPr>
@@ -233,15 +270,15 @@
           <w:rFonts w:ascii="Times New Roman" w:hAnsi="Times New Roman"/>
           <w:sz w:val="24"/>
         </w:rPr>
-        <w:t xml:space="preserve">). Dois pontos recebem atenção especial ao longo do capítulo: a posição da pesquisadora, que residiu em Pipa e trabalhou na rede municipal, e os critérios de exame da </w:t>
-      </w:r>
-      <w:r>
-        <w:rPr>
-          <w:rFonts w:ascii="Times New Roman" w:hAnsi="Times New Roman"/>
-          <w:sz w:val="24"/>
-          <w:highlight w:val="yellow"/>
-        </w:rPr>
-        <w:t>hipótese</w:t>
+        <w:t xml:space="preserve">). Dois pontos recebem atenção especial ao longo do capítulo: a posição da pesquisadora, que residiu em Pipa e trabalhou na rede municipal, e os critérios de </w:t>
+      </w:r>
+      <w:r>
+        <w:rPr>
+          <w:rFonts w:ascii="Times New Roman" w:hAnsi="Times New Roman"/>
+          <w:sz w:val="24"/>
+          <w:highlight w:val="yellow"/>
+        </w:rPr>
+        <w:t>leitura das formas de atuação</w:t>
       </w:r>
       <w:r>
         <w:rPr>
@@ -263,7 +300,7 @@
           <w:sz w:val="24"/>
           <w:highlight w:val="yellow"/>
         </w:rPr>
-        <w:t>O Quadro 9 mostra a correspondência entre cada objetivo específico, os contextos da ACP, as dimensões do contexto, as fontes e os capítulos. Os três objetivos tratam do contexto da prática e serão respondidos no Capítulo 7, com o questionário, as entrevistas e os documentos pedagógicos, orientados pelas questões analíticas de Mainardes (2006, p. 67-68) e pelas perguntas que o Capítulo 6 extraiu do contraste entre o território e a escola. Os capítulos anteriores preparam essa resposta. O Capítulo 5, construído por análise documental dos contextos de influência e de produção do texto, mostra o que a política pede e com que meios e identifica no texto os elementos que podem gerar lógicas de performatividade, base para os objetivos (a) e (c). O Capítulo 6, apoiado no registro iconográfico e no acervo histórico, documenta as dimensões situacional e material do contexto, base para o objetivo (b); os documentos de aquisição ainda serão analisados. É também o ponto indicado pela revisão sistemática do Capítulo 2, uma vez que nenhum dos nove estudos reunidos examina empiricamente a PNED nem acompanha o trabalho dos profissionais quando a formação prevista não chega.</w:t>
+        <w:t>O Quadro 9 mostra a correspondência entre cada objetivo específico, os contextos da ACP, as dimensões do contexto, as fontes e os capítulos. Os quatro objetivos serão respondidos no Capítulo 7, com o questionário, as entrevistas e os documentos pedagógicos, orientados pelas questões analíticas de Mainardes (2006, p. 67-68) e pelas perguntas que o Capítulo 6 extraiu do contraste entre o território e a escola. Os capítulos anteriores preparam essa resposta. O Capítulo 5, construído por análise documental dos contextos de influência e de produção do texto, mostra o que a política pede, com que meios e com que promessas às crianças, e identifica no texto os elementos que podem gerar lógicas de performatividade, base para os objetivos (a), (c) e (d). O Capítulo 6, apoiado no registro iconográfico e no acervo histórico, documenta as dimensões situacional e material do contexto, base para o objetivo (b); os documentos de aquisição ainda serão analisados. É também o ponto indicado pela revisão sistemática do Capítulo 2, uma vez que nenhum dos nove estudos reunidos examina empiricamente a PNED nem acompanha o trabalho dos profissionais quando a formação prevista não chega.</w:t>
       </w:r>
     </w:p>
     <w:p>
@@ -370,7 +407,7 @@
                 <w:sz w:val="20"/>
                 <w:highlight w:val="yellow"/>
               </w:rPr>
-              <w:t>(a) Investigar como os diferentes profissionais da educação decodificam os textos da PNED e os discursos sobre cultura digital a partir de suas culturas profissionais</w:t>
+              <w:t>(a) Compreender como os diferentes profissionais interpretam os textos da PNED e os discursos sobre educação digital</w:t>
             </w:r>
           </w:p>
         </w:tc>
@@ -386,7 +423,7 @@
                 <w:sz w:val="20"/>
                 <w:highlight w:val="yellow"/>
               </w:rPr>
-              <w:t>Contexto da prática (dimensão das culturas profissionais), com base nos contextos de influência e de produção do texto. Análise documental (Lei nº 14.533/2023, veto e sua apreciação, PPP); questionário (Blocos 1, 2 e 5); entrevistas (Eixos 1 e 2)</w:t>
+              <w:t>Contexto da prática (culturas profissionais), com base nos contextos de influência e de produção do texto. Análise documental; questionário (Blocos 1, 2 e 5); entrevistas (Eixos 1 e 2)</w:t>
             </w:r>
           </w:p>
         </w:tc>
@@ -418,7 +455,7 @@
                 <w:sz w:val="20"/>
                 <w:highlight w:val="yellow"/>
               </w:rPr>
-              <w:t>Os sentidos atribuídos à política e à educação digital em cada posição institucional, lidos em relação ao que o texto efetivamente pede</w:t>
+              <w:t>Os sentidos atribuídos à política em cada posição institucional, lidos em relação ao que o texto efetivamente pede</w:t>
             </w:r>
           </w:p>
         </w:tc>
@@ -436,7 +473,7 @@
                 <w:sz w:val="20"/>
                 <w:highlight w:val="yellow"/>
               </w:rPr>
-              <w:t>(b) Mapear as táticas institucionais e pedagógicas mobilizadas para traduzir a PNED em ações cotidianas, considerando a dimensão material da escola e o território</w:t>
+              <w:t>(b) Analisar como as condições da escola e o território atravessam a tradução da PNED em práticas cotidianas</w:t>
             </w:r>
           </w:p>
         </w:tc>
@@ -452,7 +489,7 @@
                 <w:sz w:val="20"/>
                 <w:highlight w:val="yellow"/>
               </w:rPr>
-              <w:t>Contexto da prática (dimensões situacional e material). Registro iconográfico e acervo do Museu Digital de Pipa; documentos administrativos e de aquisição (análise a realizar); questionário (Bloco 3); entrevistas (Eixo 3)</w:t>
+              <w:t>Contexto da prática (dimensões situacional e material). Registro iconográfico e acervo do Museu Digital de Pipa; documentos de aquisição (a realizar); questionário (Bloco 3); entrevistas (Eixo 3)</w:t>
             </w:r>
           </w:p>
         </w:tc>
@@ -484,7 +521,7 @@
                 <w:sz w:val="20"/>
                 <w:highlight w:val="yellow"/>
               </w:rPr>
-              <w:t>As táticas de tradução diante do vazio material, do habitar o digital e da rugosidade tecnológica</w:t>
+              <w:t>As condições de tradução: vazio material, habitar o digital e rugosidade tecnológica</w:t>
             </w:r>
           </w:p>
         </w:tc>
@@ -502,7 +539,7 @@
                 <w:sz w:val="20"/>
                 <w:highlight w:val="yellow"/>
               </w:rPr>
-              <w:t>(c) Identificar lógicas de performatividade derivadas das exigências da PNED e analisar as estratégias de ressignificação e de resistência</w:t>
+              <w:t>(c) Identificar as formas de atuação produzidas diante da política, sem pressupor a predominância de nenhuma</w:t>
             </w:r>
           </w:p>
         </w:tc>
@@ -518,7 +555,73 @@
                 <w:sz w:val="20"/>
                 <w:highlight w:val="yellow"/>
               </w:rPr>
-              <w:t>Contexto da prática (dimensão externa) e contexto de produção do texto. Análise documental (exigências de registro, planos, sistemas); questionário (Bloco 4); entrevistas (Eixos 4, 5 e 6)</w:t>
+              <w:t>Contexto da prática (todas as dimensões, inclusive a externa, com o técnico da Secretaria). Entrevistas (Eixos 3, 4 e 5); documentos pedagógicos</w:t>
+            </w:r>
+          </w:p>
+        </w:tc>
+        <w:tc>
+          <w:tcPr>
+            <w:tcW w:type="dxa" w:w="2351"/>
+          </w:tcPr>
+          <w:p>
+            <w:r/>
+            <w:r>
+              <w:rPr>
+                <w:rFonts w:ascii="Times New Roman" w:hAnsi="Times New Roman"/>
+                <w:sz w:val="20"/>
+                <w:highlight w:val="yellow"/>
+              </w:rPr>
+              <w:t>7</w:t>
+            </w:r>
+          </w:p>
+        </w:tc>
+        <w:tc>
+          <w:tcPr>
+            <w:tcW w:type="dxa" w:w="2351"/>
+          </w:tcPr>
+          <w:p>
+            <w:r/>
+            <w:r>
+              <w:rPr>
+                <w:rFonts w:ascii="Times New Roman" w:hAnsi="Times New Roman"/>
+                <w:sz w:val="20"/>
+                <w:highlight w:val="yellow"/>
+              </w:rPr>
+              <w:t>O mapa das formas de atuação, da adesão à resistência, e das condições em que aparecem</w:t>
+            </w:r>
+          </w:p>
+        </w:tc>
+      </w:tr>
+      <w:tr>
+        <w:tc>
+          <w:tcPr>
+            <w:tcW w:type="dxa" w:w="2351"/>
+          </w:tcPr>
+          <w:p>
+            <w:r/>
+            <w:r>
+              <w:rPr>
+                <w:rFonts w:ascii="Times New Roman" w:hAnsi="Times New Roman"/>
+                <w:sz w:val="20"/>
+                <w:highlight w:val="yellow"/>
+              </w:rPr>
+              <w:t>(d) Discutir as implicações dessas formas para a educação digital das crianças</w:t>
+            </w:r>
+          </w:p>
+        </w:tc>
+        <w:tc>
+          <w:tcPr>
+            <w:tcW w:type="dxa" w:w="2351"/>
+          </w:tcPr>
+          <w:p>
+            <w:r/>
+            <w:r>
+              <w:rPr>
+                <w:rFonts w:ascii="Times New Roman" w:hAnsi="Times New Roman"/>
+                <w:sz w:val="20"/>
+                <w:highlight w:val="yellow"/>
+              </w:rPr>
+              <w:t>Provisão, proteção e participação (ONU, 2021; Estatuto Digital). Leitura da lei no Capítulo 5; questionário (Bloco 5); entrevistas (Eixo 6)</w:t>
             </w:r>
           </w:p>
         </w:tc>
@@ -550,7 +653,7 @@
                 <w:sz w:val="20"/>
                 <w:highlight w:val="yellow"/>
               </w:rPr>
-              <w:t>O mapeamento da recontextualização (acomodação, omissão seletiva, tradução para fins locais, fabricação) e o exame da hipótese, com indicação de sustentação, delimitação, renomeação ou recusa</w:t>
+              <w:t>O que a encenação da PNED produz para os direitos das crianças</w:t>
             </w:r>
           </w:p>
         </w:tc>
@@ -1912,7 +2015,7 @@
           <w:sz w:val="24"/>
           <w:highlight w:val="yellow"/>
         </w:rPr>
-        <w:t>atenção da teoria da atuação às dimensões do contexto e às respostas dos profissionais, que podem ir da acomodação à resistência</w:t>
+        <w:t>atenção da teoria da atuação às dimensões do contexto e às respostas dos profissionais, que podem ir da adesão à resistência</w:t>
       </w:r>
       <w:r>
         <w:rPr>
@@ -2013,7 +2116,7 @@
           <w:sz w:val="24"/>
           <w:highlight w:val="yellow"/>
         </w:rPr>
-        <w:t>4.3.1 Culturas profissionais, performatividade e resistências: a hipótese a examinar</w:t>
+        <w:t>4.3.1 Culturas profissionais, performatividade e formas de atuação: a tese de partida e seus critérios</w:t>
       </w:r>
     </w:p>
     <w:p>
@@ -2028,7 +2131,7 @@
           <w:sz w:val="24"/>
           <w:highlight w:val="yellow"/>
         </w:rPr>
-        <w:t>Antes de apresentar a hipótese, um exemplo ajuda. Imaginemos uma escola que precisa mostrar à rede que trabalha educação digital com as turmas de alfabetização. Numa sala com computadores e conexão, a professora, com a coordenação, escolhe como fazê-lo. Numa sala sem dispositivo algum, ela pode deixar o tema de lado, transformá-lo em atividade desplugada ligada à vida da turma, recorrer ao próprio celular ou registrar no planejamento uma atividade que não aconteceu como descrita. O que pesa em cada uma dessas escolhas?</w:t>
+        <w:t>Antes de apresentar a tese de partida, um exemplo ajuda. Imaginemos uma escola que precisa mostrar à rede que trabalha educação digital com as turmas de alfabetização. Numa sala com computadores e conexão, a professora, com a coordenação, escolhe como fazê-lo. Numa sala sem dispositivo algum, ela pode deixar o tema de lado, transformá-lo em atividade desplugada ligada à vida da turma, recorrer ao próprio celular ou registrar no planejamento uma atividade que não aconteceu como descrita. O que pesa em cada uma dessas escolhas?</w:t>
       </w:r>
     </w:p>
     <w:p>
@@ -2041,31 +2144,9 @@
         <w:rPr>
           <w:rFonts w:ascii="Times New Roman" w:hAnsi="Times New Roman"/>
           <w:sz w:val="24"/>
-        </w:rPr>
-        <w:t xml:space="preserve">Nossa </w:t>
-      </w:r>
-      <w:r>
-        <w:rPr>
-          <w:rFonts w:ascii="Times New Roman" w:hAnsi="Times New Roman"/>
-          <w:sz w:val="24"/>
-          <w:highlight w:val="yellow"/>
-        </w:rPr>
-        <w:t>hipótese</w:t>
-      </w:r>
-      <w:r>
-        <w:rPr>
-          <w:rFonts w:ascii="Times New Roman" w:hAnsi="Times New Roman"/>
-          <w:sz w:val="24"/>
-        </w:rPr>
-        <w:t xml:space="preserve">, no caso de Pipa, é que </w:t>
-      </w:r>
-      <w:r>
-        <w:rPr>
-          <w:rFonts w:ascii="Times New Roman" w:hAnsi="Times New Roman"/>
-          <w:sz w:val="24"/>
-          <w:highlight w:val="yellow"/>
-        </w:rPr>
-        <w:t>as especificidades socioespaciais do território e as culturas profissionais da escola operam como espaços de ressignificação ou de resistência frente à PNED e às pressões da performatividade. A hipótese se apoia no desenho</w:t>
+          <w:highlight w:val="yellow"/>
+        </w:rPr>
+        <w:t>A tese de partida é que a PNED não se realiza na escola por simples aplicação de suas orientações: sua presença no cotidiano resulta de interpretação, tradução e recontextualização, atravessadas pelas condições materiais e institucionais, pelas culturas profissionais e pelo território. Essa compreensão não antecipa conclusões e se apoia no desenho</w:t>
       </w:r>
       <w:r>
         <w:rPr>
@@ -2139,7 +2220,7 @@
           <w:sz w:val="24"/>
           <w:highlight w:val="yellow"/>
         </w:rPr>
-        <w:t>A hipótese reúne duas lentes que, isoladas, deixam parte do fenômeno sem explicação</w:t>
+        <w:t>A tese de partida reúne duas lentes que, isoladas, deixam parte do fenômeno sem explicação</w:t>
       </w:r>
       <w:r>
         <w:rPr>
@@ -2257,51 +2338,51 @@
           <w:sz w:val="24"/>
           <w:highlight w:val="yellow"/>
         </w:rPr>
-        <w:t>; o vazio material nomeia uma condição inscrita no texto da lei, examinada no Capítulo 5. A hipótese de ressignificação e resistência diz respeito à</w:t>
-      </w:r>
-      <w:r>
-        <w:rPr>
-          <w:rFonts w:ascii="Times New Roman" w:hAnsi="Times New Roman"/>
-          <w:sz w:val="24"/>
-        </w:rPr>
-        <w:t xml:space="preserve"> ação profissional, e somente as narrativas podem </w:t>
-      </w:r>
-      <w:r>
-        <w:rPr>
-          <w:rFonts w:ascii="Times New Roman" w:hAnsi="Times New Roman"/>
-          <w:sz w:val="24"/>
-          <w:highlight w:val="yellow"/>
-        </w:rPr>
-        <w:t>examiná</w:t>
-      </w:r>
-      <w:r>
-        <w:rPr>
-          <w:rFonts w:ascii="Times New Roman" w:hAnsi="Times New Roman"/>
-          <w:sz w:val="24"/>
-        </w:rPr>
-        <w:t>-la, com os critérios fixados a seguir. As</w:t>
-      </w:r>
-      <w:r>
-        <w:rPr>
-          <w:rFonts w:ascii="Times New Roman" w:hAnsi="Times New Roman"/>
-          <w:sz w:val="24"/>
-        </w:rPr>
-        <w:t xml:space="preserve"> condições chegam ao Capítulo 7 como condições documentadas; a </w:t>
-      </w:r>
-      <w:r>
-        <w:rPr>
-          <w:rFonts w:ascii="Times New Roman" w:hAnsi="Times New Roman"/>
-          <w:sz w:val="24"/>
-          <w:highlight w:val="yellow"/>
-        </w:rPr>
-        <w:t>hipótese</w:t>
-      </w:r>
-      <w:r>
-        <w:rPr>
-          <w:rFonts w:ascii="Times New Roman" w:hAnsi="Times New Roman"/>
-          <w:sz w:val="24"/>
-        </w:rPr>
-        <w:t xml:space="preserve"> chega como hipótese.</w:t>
+        <w:t>; o vazio material nomeia uma condição inscrita no texto da lei, examinada no Capítulo 5. As formas de atuação dos profissionais dizem respeito à ação</w:t>
+      </w:r>
+      <w:r>
+        <w:rPr>
+          <w:rFonts w:ascii="Times New Roman" w:hAnsi="Times New Roman"/>
+          <w:sz w:val="24"/>
+        </w:rPr>
+        <w:t xml:space="preserve">, e somente as narrativas podem </w:t>
+      </w:r>
+      <w:r>
+        <w:rPr>
+          <w:rFonts w:ascii="Times New Roman" w:hAnsi="Times New Roman"/>
+          <w:sz w:val="24"/>
+          <w:highlight w:val="yellow"/>
+        </w:rPr>
+        <w:t>mostrá-las</w:t>
+      </w:r>
+      <w:r>
+        <w:rPr>
+          <w:rFonts w:ascii="Times New Roman" w:hAnsi="Times New Roman"/>
+          <w:sz w:val="24"/>
+        </w:rPr>
+        <w:t>, com os critérios fixados a seguir. As</w:t>
+      </w:r>
+      <w:r>
+        <w:rPr>
+          <w:rFonts w:ascii="Times New Roman" w:hAnsi="Times New Roman"/>
+          <w:sz w:val="24"/>
+        </w:rPr>
+        <w:t xml:space="preserve"> condições chegam ao Capítulo 7 como condições documentadas; </w:t>
+      </w:r>
+      <w:r>
+        <w:rPr>
+          <w:rFonts w:ascii="Times New Roman" w:hAnsi="Times New Roman"/>
+          <w:sz w:val="24"/>
+          <w:highlight w:val="yellow"/>
+        </w:rPr>
+        <w:t>as formas de atuação, como pergunta</w:t>
+      </w:r>
+      <w:r>
+        <w:rPr>
+          <w:rFonts w:ascii="Times New Roman" w:hAnsi="Times New Roman"/>
+          <w:sz w:val="24"/>
+        </w:rPr>
+        <w:t>.</w:t>
       </w:r>
     </w:p>
     <w:p>
@@ -2316,7 +2397,7 @@
           <w:sz w:val="24"/>
           <w:highlight w:val="yellow"/>
         </w:rPr>
-        <w:t>Por ser uma hipótese, ela precisa poder falhar. Seus critérios foram registrados antes da primeira entrevista e não serão alterados depois dela; qualquer mudança exigirá novo registro, datado e justificado. A análise fará o mapeamento da recontextualização, isto é, identificará nas narrativas e nos documentos quatro movimentos possíveis diante das orientações da PNED. O primeiro é a acomodação: a orientação é acolhida e realizada como prescrita, com os meios disponíveis. O segundo é a omissão seletiva: partes da orientação ficam fora do planejamento e da prática, e o relato indica por quê, seja por serem inexequíveis, seja por não fazerem sentido para a turma. O terceiro é a tradução para fins locais, que assume caráter subversivo quando altera a finalidade da orientação para servir à turma e à comunidade, como um trabalho de direitos digitais ligado à exposição da imagem das crianças num distrito turístico. O quarto é a fabricação performativa (BALL, 2002): registros, evidências ou relatórios produzidos para responder às cobranças, que não correspondem ao que aconteceu com as crianças ou que encobrem a falta dos meios. O uso de meios próprios para suprir uma condição ausente será registrado à parte, como tática material que pode acompanhar qualquer desses movimentos.</w:t>
+        <w:t>As categorias de análise funcionam como lentes, e não como molduras fechadas. Seus critérios foram registrados antes da primeira entrevista e não serão alterados depois dela; qualquer mudança exigirá novo registro, datado e justificado. A análise fará o mapeamento da recontextualização, isto é, identificará nas narrativas e nos documentos as formas de atuação produzidas diante das orientações da PNED, sem pressupor a predominância de nenhuma. Algumas já têm nome na literatura. Na adesão, a orientação é assumida como própria; na acomodação, é cumprida com os meios disponíveis, sem que a escola a faça sua; na adaptação e na negociação, é ajustada às condições da turma ou discutida entre os profissionais. Na omissão seletiva, partes da orientação ficam fora do planejamento e da prática, e o relato indica por quê, seja por serem inexequíveis, seja por não fazerem sentido para a turma. Na tradução para fins locais, a orientação é refeita para servir à turma e à comunidade, como um trabalho de direitos digitais ligado à exposição da imagem das crianças num distrito turístico, e pode ganhar caráter de ressignificação. A resistência aparece quando a orientação é recusada ou contestada, de forma aberta ou não. A fabricação performativa (BALL, 2002) reúne registros, evidências ou relatórios produzidos para responder às cobranças, que não correspondem ao que aconteceu com as crianças ou que encobrem a falta dos meios. O uso de meios próprios para suprir uma condição ausente será registrado à parte, como tática material que pode acompanhar qualquer dessas formas. Outras que surgirem do material serão incorporadas à análise.</w:t>
       </w:r>
     </w:p>
     <w:p>
@@ -2412,7 +2493,22 @@
           <w:rFonts w:ascii="Times New Roman" w:hAnsi="Times New Roman"/>
           <w:sz w:val="24"/>
         </w:rPr>
-        <w:t xml:space="preserve">Pela regra fixada na seção 4.1, não deduziremos da trajetória da pesquisadora na rede as datas dessas ações formativas. A hipótese de que elas só agora começam a chegar à escola será conferida em três fontes: os registros de formação da Secretaria Municipal de Educação; as respostas ao Bloco 2 do questionário, sobre a oferta, o ano, a instituição ofertante, os conteúdos e a periodicidade das formações; e as perguntas do primeiro eixo da entrevista sobre o modo de aprender a usar ferramentas digitais no trabalho. A existência de formação não afasta, por si, a ausência. A busca por conta própria só deixa de indicar ausência quando os registros mostrarem uma formação oferecida antes de o conteúdo ser exigido, que tenha alcançado o participante na função e na etapa em que atua e tratado dos conteúdos que ele diz ter buscado sozinho. Se a formação cumprir essas condições e, mesmo assim, o participante relatar sua insuficiência para o trabalho com a turma, o relato será registrado como insuficiência relatada. Ele só </w:t>
+        <w:t xml:space="preserve">Pela regra fixada na seção 4.1, não deduziremos da trajetória da pesquisadora na rede as datas dessas ações formativas. A </w:t>
+      </w:r>
+      <w:r>
+        <w:rPr>
+          <w:rFonts w:ascii="Times New Roman" w:hAnsi="Times New Roman"/>
+          <w:sz w:val="24"/>
+          <w:highlight w:val="yellow"/>
+        </w:rPr>
+        <w:t>suposição</w:t>
+      </w:r>
+      <w:r>
+        <w:rPr>
+          <w:rFonts w:ascii="Times New Roman" w:hAnsi="Times New Roman"/>
+          <w:sz w:val="24"/>
+        </w:rPr>
+        <w:t xml:space="preserve"> de que elas só agora começam a chegar à escola será conferida em três fontes: os registros de formação da Secretaria Municipal de Educação; as respostas ao Bloco 2 do questionário, sobre a oferta, o ano, a instituição ofertante, os conteúdos e a periodicidade das formações; e as perguntas do primeiro eixo da entrevista sobre o modo de aprender a usar ferramentas digitais no trabalho. A existência de formação não afasta, por si, a ausência. A busca por conta própria só deixa de indicar ausência quando os registros mostrarem uma formação oferecida antes de o conteúdo ser exigido, que tenha alcançado o participante na função e na etapa em que atua e tratado dos conteúdos que ele diz ter buscado sozinho. Se a formação cumprir essas condições e, mesmo assim, o participante relatar sua insuficiência para o trabalho com a turma, o relato será registrado como insuficiência relatada. Ele só </w:t>
       </w:r>
       <w:r>
         <w:rPr>
@@ -2455,31 +2551,24 @@
         <w:rPr>
           <w:rFonts w:ascii="Times New Roman" w:hAnsi="Times New Roman"/>
           <w:sz w:val="24"/>
-        </w:rPr>
-        <w:t xml:space="preserve">A </w:t>
-      </w:r>
-      <w:r>
-        <w:rPr>
-          <w:rFonts w:ascii="Times New Roman" w:hAnsi="Times New Roman"/>
-          <w:sz w:val="24"/>
-          <w:highlight w:val="yellow"/>
-        </w:rPr>
-        <w:t>hipótese se sustenta</w:t>
-      </w:r>
-      <w:r>
-        <w:rPr>
-          <w:rFonts w:ascii="Times New Roman" w:hAnsi="Times New Roman"/>
-          <w:sz w:val="24"/>
-        </w:rPr>
-        <w:t xml:space="preserve"> se as narrativas descreverem</w:t>
-      </w:r>
-      <w:r>
-        <w:rPr>
-          <w:rFonts w:ascii="Times New Roman" w:hAnsi="Times New Roman"/>
-          <w:sz w:val="24"/>
-          <w:highlight w:val="yellow"/>
-        </w:rPr>
-        <w:t>, de forma recorrente e</w:t>
+          <w:highlight w:val="yellow"/>
+        </w:rPr>
+        <w:t>Uma forma de atuação será registrada como achado quando</w:t>
+      </w:r>
+      <w:r>
+        <w:rPr>
+          <w:rFonts w:ascii="Times New Roman" w:hAnsi="Times New Roman"/>
+          <w:sz w:val="24"/>
+        </w:rPr>
+        <w:t xml:space="preserve"> aparecer de forma recorrente</w:t>
+      </w:r>
+      <w:r>
+        <w:rPr>
+          <w:rFonts w:ascii="Times New Roman" w:hAnsi="Times New Roman"/>
+          <w:sz w:val="24"/>
+          <w:highlight w:val="yellow"/>
+        </w:rPr>
+        <w:t xml:space="preserve"> e</w:t>
       </w:r>
       <w:r>
         <w:rPr>
@@ -2494,7 +2583,7 @@
           <w:sz w:val="24"/>
           <w:highlight w:val="yellow"/>
         </w:rPr>
-        <w:t>movimentos de omissão seletiva, de tradução para fins locais ou de fabricação performativa, e se esses movimentos aparecerem relacionados às condições do território ou às culturas profissionais da escola, e não apenas a preferências individuais</w:t>
+        <w:t>e a análise buscará as condições a que ela se liga: o território, as culturas profissionais, a dimensão material, as pressões externas ou fatores de outra ordem</w:t>
       </w:r>
       <w:r>
         <w:rPr>
@@ -2545,7 +2634,7 @@
           <w:sz w:val="24"/>
           <w:highlight w:val="yellow"/>
         </w:rPr>
-        <w:t>Três situações levam à recusa. Na primeira, as narrativas descrevem sobretudo acomodação: as orientações são acolhidas e realizadas como prescritas, e as adaptações não se distinguem do trabalho pedagógico comum. Na segunda, os profissionais descrevem a orientação da PNED como ambígua e o próprio trabalho como esforço de interpretá-la; nesse caso, a recontextualização da ACP já explica o fenômeno, sem necessidade de falar em resistência. Na terceira, os movimentos aparecem, mas sem relação com o território ou com as culturas profissionais, explicados por fatores de outra ordem, e a hipótese não se sustenta tal como foi formulada. O exame tem também base material. Segundo informações preliminares, a verificar nos registros de aquisição, a escola dispõe de um kit multimídia composto por televisão, projetor e notebook, destinado a toda a escola, e a entrevista pergunta como se decide seu uso quando mais de uma turma precisa dele. Revezamento, agendamento disputado ou fila indicam a repartição de um recurso existente, que será analisada na dimensão material, sem ser confundida com os movimentos de resistência.</w:t>
+        <w:t>Nenhum resultado está excluído de antemão. Se as narrativas descreverem sobretudo adesão ou acomodação, esse será o achado. Se os profissionais descreverem a orientação da PNED como ambígua e o próprio trabalho como esforço de interpretá-la, a recontextualização da ACP já explicará o fenômeno. Se as formas de atuação não se ligarem ao território nem às culturas profissionais, a tese de partida será delimitada, e o capítulo de análise dirá em que medida. O exame tem também base material. Segundo informações preliminares, a verificar nos registros de aquisição, a escola dispõe de um kit multimídia composto por televisão, projetor e notebook, destinado a toda a escola, e a entrevista pergunta como se decide seu uso quando mais de uma turma precisa dele. Revezamento, agendamento disputado ou fila indicam a repartição de um recurso existente, que será analisada na dimensão material, sem ser confundida com as demais formas de atuação.</w:t>
       </w:r>
     </w:p>
     <w:p>
@@ -2558,38 +2647,31 @@
         <w:rPr>
           <w:rFonts w:ascii="Times New Roman" w:hAnsi="Times New Roman"/>
           <w:sz w:val="24"/>
-        </w:rPr>
-        <w:t xml:space="preserve">Há também duas situações intermediárias. Se </w:t>
-      </w:r>
-      <w:r>
-        <w:rPr>
-          <w:rFonts w:ascii="Times New Roman" w:hAnsi="Times New Roman"/>
-          <w:sz w:val="24"/>
-          <w:highlight w:val="yellow"/>
-        </w:rPr>
-        <w:t>os movimentos aparecerem</w:t>
-      </w:r>
-      <w:r>
-        <w:rPr>
-          <w:rFonts w:ascii="Times New Roman" w:hAnsi="Times New Roman"/>
-          <w:sz w:val="24"/>
-        </w:rPr>
-        <w:t xml:space="preserve">, mas os profissionais afirmarem não haver alternativa, o quadro é de transferência de custo do Estado para o trabalhador, </w:t>
-      </w:r>
-      <w:r>
-        <w:rPr>
-          <w:rFonts w:ascii="Times New Roman" w:hAnsi="Times New Roman"/>
-          <w:sz w:val="24"/>
-          <w:highlight w:val="yellow"/>
-        </w:rPr>
-        <w:t>mais próximo da sobrevivência do que da resistência</w:t>
-      </w:r>
-      <w:r>
-        <w:rPr>
-          <w:rFonts w:ascii="Times New Roman" w:hAnsi="Times New Roman"/>
-          <w:sz w:val="24"/>
-        </w:rPr>
-        <w:t xml:space="preserve">. O achado continua válido, e a formulação muda de nome. Essa distinção será examinada nas perguntas do Eixo </w:t>
+          <w:highlight w:val="yellow"/>
+        </w:rPr>
+        <w:t>Algumas situações pedem cuidado. Se</w:t>
+      </w:r>
+      <w:r>
+        <w:rPr>
+          <w:rFonts w:ascii="Times New Roman" w:hAnsi="Times New Roman"/>
+          <w:sz w:val="24"/>
+        </w:rPr>
+        <w:t xml:space="preserve"> os profissionais afirmarem não haver alternativa, o quadro é de transferência de custo do Estado para o trabalhador, </w:t>
+      </w:r>
+      <w:r>
+        <w:rPr>
+          <w:rFonts w:ascii="Times New Roman" w:hAnsi="Times New Roman"/>
+          <w:sz w:val="24"/>
+          <w:highlight w:val="yellow"/>
+        </w:rPr>
+        <w:t>mais próximo da sobrevivência do que da resistência, e assim será nomeado</w:t>
+      </w:r>
+      <w:r>
+        <w:rPr>
+          <w:rFonts w:ascii="Times New Roman" w:hAnsi="Times New Roman"/>
+          <w:sz w:val="24"/>
+        </w:rPr>
+        <w:t xml:space="preserve">. Essa distinção será examinada nas perguntas do Eixo </w:t>
       </w:r>
       <w:r>
         <w:rPr>
@@ -2612,74 +2694,29 @@
           <w:sz w:val="24"/>
           <w:highlight w:val="yellow"/>
         </w:rPr>
-        <w:t>as próprias decisões. Se os movimentos aparecerem</w:t>
-      </w:r>
-      <w:r>
-        <w:rPr>
-          <w:rFonts w:ascii="Times New Roman" w:hAnsi="Times New Roman"/>
-          <w:sz w:val="24"/>
-        </w:rPr>
-        <w:t xml:space="preserve"> entre profissionais em regência e não entre quem está na coordenação, na direção ou </w:t>
-      </w:r>
-      <w:r>
-        <w:rPr>
-          <w:rFonts w:ascii="Times New Roman" w:hAnsi="Times New Roman"/>
-          <w:sz w:val="24"/>
-          <w:highlight w:val="yellow"/>
-        </w:rPr>
-        <w:t>nas demais funções, a hipótese</w:t>
-      </w:r>
-      <w:r>
-        <w:rPr>
-          <w:rFonts w:ascii="Times New Roman" w:hAnsi="Times New Roman"/>
-          <w:sz w:val="24"/>
-        </w:rPr>
-        <w:t xml:space="preserve"> fica delimitada a essa posição institucional. </w:t>
-      </w:r>
-      <w:r>
-        <w:rPr>
-          <w:rFonts w:ascii="Times New Roman" w:hAnsi="Times New Roman"/>
-          <w:sz w:val="24"/>
-          <w:highlight w:val="yellow"/>
-        </w:rPr>
-        <w:t>A direção tem um participante</w:t>
-      </w:r>
-      <w:r>
-        <w:rPr>
-          <w:rFonts w:ascii="Times New Roman" w:hAnsi="Times New Roman"/>
-          <w:sz w:val="24"/>
-        </w:rPr>
-        <w:t xml:space="preserve">, o que permite descrever </w:t>
-      </w:r>
-      <w:r>
-        <w:rPr>
-          <w:rFonts w:ascii="Times New Roman" w:hAnsi="Times New Roman"/>
-          <w:sz w:val="24"/>
-          <w:highlight w:val="yellow"/>
-        </w:rPr>
-        <w:t>essa posição, sem generalizar sobre ela</w:t>
-      </w:r>
-      <w:r>
-        <w:rPr>
-          <w:rFonts w:ascii="Times New Roman" w:hAnsi="Times New Roman"/>
-          <w:sz w:val="24"/>
-        </w:rPr>
-        <w:t xml:space="preserve">. No Capítulo 7, indicaremos qual das </w:t>
-      </w:r>
-      <w:r>
-        <w:rPr>
-          <w:rFonts w:ascii="Times New Roman" w:hAnsi="Times New Roman"/>
-          <w:sz w:val="24"/>
-          <w:highlight w:val="yellow"/>
-        </w:rPr>
-        <w:t>situações se verificou: sustentação</w:t>
-      </w:r>
-      <w:r>
-        <w:rPr>
-          <w:rFonts w:ascii="Times New Roman" w:hAnsi="Times New Roman"/>
-          <w:sz w:val="24"/>
-        </w:rPr>
-        <w:t>, delimitação, renomeação ou recusa.</w:t>
+        <w:t>as próprias decisões. Se as formas de atuação variarem conforme a posição institucional, na regência,</w:t>
+      </w:r>
+      <w:r>
+        <w:rPr>
+          <w:rFonts w:ascii="Times New Roman" w:hAnsi="Times New Roman"/>
+          <w:sz w:val="24"/>
+        </w:rPr>
+        <w:t xml:space="preserve"> na coordenação, na direção ou </w:t>
+      </w:r>
+      <w:r>
+        <w:rPr>
+          <w:rFonts w:ascii="Times New Roman" w:hAnsi="Times New Roman"/>
+          <w:sz w:val="24"/>
+          <w:highlight w:val="yellow"/>
+        </w:rPr>
+        <w:t>nas demais funções, essa variação será descrita como achado. A direção tem um participante, e a Secretaria, um técnico</w:t>
+      </w:r>
+      <w:r>
+        <w:rPr>
+          <w:rFonts w:ascii="Times New Roman" w:hAnsi="Times New Roman"/>
+          <w:sz w:val="24"/>
+        </w:rPr>
+        <w:t>, o que permite descrever essas posições, sem generalizar sobre elas.</w:t>
       </w:r>
     </w:p>
     <w:p>
@@ -2820,7 +2857,7 @@
           <w:sz w:val="24"/>
           <w:highlight w:val="yellow"/>
         </w:rPr>
-        <w:t>O roteiro das entrevistas tem seis eixos: trajetória e culturas profissionais; interpretação da política; tradução, com a dimensão material e o território; performatividade, com registros, metas e cobranças; ressignificação e resistência; e habitar o digital e direitos da criança. O Eixo 3 distingue</w:t>
+        <w:t>O roteiro das entrevistas tem seis eixos: trajetória e culturas profissionais; interpretação da política; tradução, com a dimensão material e o território; performatividade, com registros, metas e cobranças; formas de atuação diante da política; e habitar o digital e direitos da criança. O Eixo 3 distingue</w:t>
       </w:r>
       <w:r>
         <w:rPr>
@@ -2886,30 +2923,30 @@
           <w:rFonts w:ascii="Times New Roman" w:hAnsi="Times New Roman"/>
           <w:sz w:val="24"/>
         </w:rPr>
-        <w:t xml:space="preserve">As partes do roteiro dirigidas à coordenação, à direção e </w:t>
-      </w:r>
-      <w:r>
-        <w:rPr>
-          <w:rFonts w:ascii="Times New Roman" w:hAnsi="Times New Roman"/>
-          <w:sz w:val="24"/>
-          <w:highlight w:val="yellow"/>
-        </w:rPr>
-        <w:t>aos demais profissionais</w:t>
-      </w:r>
-      <w:r>
-        <w:rPr>
-          <w:rFonts w:ascii="Times New Roman" w:hAnsi="Times New Roman"/>
-          <w:sz w:val="24"/>
-        </w:rPr>
-        <w:t xml:space="preserve"> recebem perguntas equivalentes, indispensáveis ao exame da delimitação por posição institucional. </w:t>
-      </w:r>
-      <w:r>
-        <w:rPr>
-          <w:rFonts w:ascii="Times New Roman" w:hAnsi="Times New Roman"/>
-          <w:sz w:val="24"/>
-          <w:highlight w:val="yellow"/>
-        </w:rPr>
-        <w:t>As categorias analíticas não aparecem nas perguntas: termos como fabricação, omissão seletiva ou resistência não serão ditos aos participantes, para não induzir respostas nem soar como julgamento do trabalho. O questionário registra</w:t>
+        <w:t>As partes do roteiro dirigidas à coordenação, à direção</w:t>
+      </w:r>
+      <w:r>
+        <w:rPr>
+          <w:rFonts w:ascii="Times New Roman" w:hAnsi="Times New Roman"/>
+          <w:sz w:val="24"/>
+          <w:highlight w:val="yellow"/>
+        </w:rPr>
+        <w:t>, aos demais profissionais e ao técnico da Secretaria</w:t>
+      </w:r>
+      <w:r>
+        <w:rPr>
+          <w:rFonts w:ascii="Times New Roman" w:hAnsi="Times New Roman"/>
+          <w:sz w:val="24"/>
+        </w:rPr>
+        <w:t xml:space="preserve"> recebem perguntas equivalentes, indispensáveis </w:t>
+      </w:r>
+      <w:r>
+        <w:rPr>
+          <w:rFonts w:ascii="Times New Roman" w:hAnsi="Times New Roman"/>
+          <w:sz w:val="24"/>
+          <w:highlight w:val="yellow"/>
+        </w:rPr>
+        <w:t>à comparação entre posições institucionais. As categorias analíticas não aparecem nas perguntas: termos como fabricação, omissão seletiva ou resistência não serão ditos aos participantes, para não induzir respostas nem soar como julgamento do trabalho. O questionário registra</w:t>
       </w:r>
       <w:r>
         <w:rPr>
@@ -3027,14 +3064,14 @@
           <w:sz w:val="24"/>
           <w:highlight w:val="yellow"/>
         </w:rPr>
-        <w:t>. Se a hipótese se sustentar, mostrará também</w:t>
-      </w:r>
-      <w:r>
-        <w:rPr>
-          <w:rFonts w:ascii="Times New Roman" w:hAnsi="Times New Roman"/>
-          <w:sz w:val="24"/>
-        </w:rPr>
-        <w:t xml:space="preserve"> um custo transferido aos profissionais pelo desenho da política e o significado desse custo para os direitos prometidos pela PNED às crianças.</w:t>
+        <w:t>. Se essas formas aparecerem, a análise mostrará também o</w:t>
+      </w:r>
+      <w:r>
+        <w:rPr>
+          <w:rFonts w:ascii="Times New Roman" w:hAnsi="Times New Roman"/>
+          <w:sz w:val="24"/>
+        </w:rPr>
+        <w:t xml:space="preserve"> custo transferido aos profissionais pelo desenho da política e o significado desse custo para os direitos prometidos pela PNED às crianças.</w:t>
       </w:r>
     </w:p>
     <w:p>
@@ -3248,15 +3285,15 @@
           <w:rFonts w:ascii="Times New Roman" w:hAnsi="Times New Roman"/>
           <w:sz w:val="24"/>
         </w:rPr>
-        <w:t xml:space="preserve"> mostra como as orientações são interpretadas diante das condições do cotidiano escolar. A Secretaria</w:t>
-      </w:r>
-      <w:r>
-        <w:rPr>
-          <w:rFonts w:ascii="Times New Roman" w:hAnsi="Times New Roman"/>
-          <w:sz w:val="24"/>
-          <w:highlight w:val="yellow"/>
-        </w:rPr>
-        <w:t xml:space="preserve"> Municipal de Educação não integra o grupo de participantes; suas orientações e seus registros chegam à análise pelos documentos, como parte da dimensão externa do contexto. A direção</w:t>
+        <w:t xml:space="preserve"> mostra como as orientações são interpretadas diante das condições do cotidiano escolar. </w:t>
+      </w:r>
+      <w:r>
+        <w:rPr>
+          <w:rFonts w:ascii="Times New Roman" w:hAnsi="Times New Roman"/>
+          <w:sz w:val="24"/>
+          <w:highlight w:val="yellow"/>
+        </w:rPr>
+        <w:t>Um técnico da Secretaria Municipal de Educação ligado às ações de educação digital será ouvido como fonte complementar sobre o contexto externo, isto é, sobre como as orientações nacionais são recebidas e encaminhadas pela gestão municipal antes de chegar à escola; os documentos da Secretaria completam essa leitura, e a unidade do caso continua sendo a escola. A direção</w:t>
       </w:r>
       <w:r>
         <w:rPr>
@@ -3355,38 +3392,9 @@
         <w:rPr>
           <w:rFonts w:ascii="Times New Roman" w:hAnsi="Times New Roman"/>
           <w:sz w:val="24"/>
-        </w:rPr>
-        <w:t xml:space="preserve">Participarão da pesquisa </w:t>
-      </w:r>
-      <w:r>
-        <w:rPr>
-          <w:rFonts w:ascii="Times New Roman" w:hAnsi="Times New Roman"/>
-          <w:sz w:val="24"/>
-          <w:highlight w:val="yellow"/>
-        </w:rPr>
-        <w:t>os</w:t>
-      </w:r>
-      <w:r>
-        <w:rPr>
-          <w:rFonts w:ascii="Times New Roman" w:hAnsi="Times New Roman"/>
-          <w:sz w:val="24"/>
-        </w:rPr>
-        <w:t xml:space="preserve"> profissionais da educação da </w:t>
-      </w:r>
-      <w:r>
-        <w:rPr>
-          <w:rFonts w:ascii="Times New Roman" w:hAnsi="Times New Roman"/>
-          <w:sz w:val="24"/>
-          <w:highlight w:val="yellow"/>
-        </w:rPr>
-        <w:t>Escola Municipal Domitila Castelo que atuam nos anos iniciais do Ensino Fundamental, do 1º ao 5º ano, e aceitarem o convite: docentes das turmas, os quatro profissionais da coordenação pedagógica, a direção escolar e os demais profissionais que participam do trabalho pedagógico dessas turmas, como os do apoio pedagógico e do atendimento educacional especializado, quando houver [indicar o número de participantes por função]</w:t>
-      </w:r>
-      <w:r>
-        <w:rPr>
-          <w:rFonts w:ascii="Times New Roman" w:hAnsi="Times New Roman"/>
-          <w:sz w:val="24"/>
-        </w:rPr>
-        <w:t>. Quando uma função for exercida por uma só pessoa, ela será designada pelo nome da função, sem referência a quem a ocupa, para preservar o anonimato assegurado no Termo de Consentimento Livre e Esclarecido.</w:t>
+          <w:highlight w:val="yellow"/>
+        </w:rPr>
+        <w:t>Participarão da pesquisa os profissionais da educação da Escola Municipal Domitila Castelo que atuam nos anos iniciais do Ensino Fundamental, do 1º ao 5º ano, e aceitarem o convite: docentes das turmas, os quatro profissionais da coordenação pedagógica, a direção escolar e os demais profissionais que participam do trabalho pedagógico dessas turmas, como os do apoio pedagógico e do atendimento educacional especializado, quando houver [indicar o número de participantes por função]. Participa também um técnico da Secretaria Municipal de Educação, como fonte complementar, sem constituir um segundo caso. Quando uma função for exercida por uma só pessoa, ela será designada pelo nome da função, sem referência a quem a ocupa, para preservar o anonimato assegurado no Termo de Consentimento Livre e Esclarecido.</w:t>
       </w:r>
     </w:p>
     <w:p>
@@ -4403,7 +4411,7 @@
           <w:sz w:val="24"/>
           <w:highlight w:val="yellow"/>
         </w:rPr>
-        <w:t>A matriz inicial tem oito dimensões sensibilizadoras. Quatro vêm das dimensões do contexto propostas pela teoria da atuação: situacional, culturas profissionais, lidas em seu conteúdo e em sua forma (HARGREAVES, 2005), material e externa. Três dizem respeito aos movimentos descritos na seção 4.3: a interpretação do texto legal; as táticas de tradução, que incluem a acomodação, a omissão seletiva, a tradução para fins locais e o uso de meios próprios; e as respostas à performatividade, com os registros, as cobranças e a fabricação. A oitava atravessa as demais e trata dos sentidos da educação digital e dos direitos da criança no ambiente digital, nas dimensões de provisão, participação e proteção (ONU, 2021). Essas dimensões orientam a primeira leitura e podem ser deslocadas, combinadas ou descartadas ao longo da análise. Na dimensão material, a codificação separará as decisões que repartem um recurso existente das que suprem um recurso ausente.</w:t>
+        <w:t>A matriz inicial tem oito dimensões sensibilizadoras. Quatro vêm das dimensões do contexto propostas pela teoria da atuação: situacional, culturas profissionais, lidas em seu conteúdo e em sua forma (HARGREAVES, 2005), material e externa. Três dizem respeito ao que a seção 4.3 descreve: a interpretação do texto legal; as formas de atuação, da adesão à resistência, incluindo o uso de meios próprios; e as respostas à performatividade, com os registros, as cobranças e a fabricação. A oitava atravessa as demais e trata dos sentidos da educação digital e dos direitos da criança no ambiente digital, nas dimensões de provisão, participação e proteção (ONU, 2021). Essas dimensões orientam a primeira leitura e podem ser deslocadas, combinadas ou descartadas ao longo da análise. Na dimensão material, a codificação separará as decisões que repartem um recurso existente das que suprem um recurso ausente.</w:t>
       </w:r>
     </w:p>
     <w:p>
@@ -4548,29 +4556,22 @@
           <w:rFonts w:ascii="Times New Roman" w:hAnsi="Times New Roman"/>
           <w:sz w:val="24"/>
         </w:rPr>
-        <w:t xml:space="preserve"> na produção dos sentidos da política na escola. A </w:t>
-      </w:r>
-      <w:r>
-        <w:rPr>
-          <w:rFonts w:ascii="Times New Roman" w:hAnsi="Times New Roman"/>
-          <w:sz w:val="24"/>
-          <w:highlight w:val="yellow"/>
-        </w:rPr>
-        <w:t>hipótese de ressignificação e resistência, se sustentada, dará nome a algumas</w:t>
-      </w:r>
-      <w:r>
-        <w:rPr>
-          <w:rFonts w:ascii="Times New Roman" w:hAnsi="Times New Roman"/>
-          <w:sz w:val="24"/>
-        </w:rPr>
-        <w:t xml:space="preserve"> dessas formas de participação</w:t>
-      </w:r>
-      <w:r>
-        <w:rPr>
-          <w:rFonts w:ascii="Times New Roman" w:hAnsi="Times New Roman"/>
-          <w:sz w:val="24"/>
-        </w:rPr>
-        <w:t>.</w:t>
+        <w:t xml:space="preserve"> na produção dos sentidos da política na escola. </w:t>
+      </w:r>
+      <w:r>
+        <w:rPr>
+          <w:rFonts w:ascii="Times New Roman" w:hAnsi="Times New Roman"/>
+          <w:sz w:val="24"/>
+          <w:highlight w:val="yellow"/>
+        </w:rPr>
+        <w:t>As formas de atuação identificadas, da adesão à resistência, darão nome a essas maneiras de participar da</w:t>
+      </w:r>
+      <w:r>
+        <w:rPr>
+          <w:rFonts w:ascii="Times New Roman" w:hAnsi="Times New Roman"/>
+          <w:sz w:val="24"/>
+        </w:rPr>
+        <w:t xml:space="preserve"> política.</w:t>
       </w:r>
     </w:p>
     <w:p>
@@ -4621,7 +4622,7 @@
           <w:sz w:val="24"/>
           <w:highlight w:val="yellow"/>
         </w:rPr>
-        <w:t>sustentar a hipótese da tese</w:t>
+        <w:t>registrar uma forma de atuação como achado</w:t>
       </w:r>
       <w:r>
         <w:rPr>
@@ -4636,7 +4637,7 @@
           <w:sz w:val="24"/>
           <w:highlight w:val="yellow"/>
         </w:rPr>
-        <w:t>hipótese sobre a escola</w:t>
+        <w:t>afirmação sobre a escola</w:t>
       </w:r>
       <w:r>
         <w:rPr>
@@ -4991,7 +4992,7 @@
           <w:sz w:val="24"/>
           <w:highlight w:val="yellow"/>
         </w:rPr>
-        <w:t>de exame da hipótese, descritos na seção 4.3,</w:t>
+        <w:t>de leitura das formas de atuação, descritos na seção 4.3,</w:t>
       </w:r>
       <w:r>
         <w:rPr>
@@ -5041,22 +5042,22 @@
           <w:rFonts w:ascii="Times New Roman" w:hAnsi="Times New Roman"/>
           <w:sz w:val="24"/>
         </w:rPr>
-        <w:t>Vêm então quatro semanas, núcleo da produção dos dados orais e documentais. Na primeira quinzena, entrevistaremos os profissionais da coordenação pedagógica</w:t>
-      </w:r>
-      <w:r>
-        <w:rPr>
-          <w:rFonts w:ascii="Times New Roman" w:hAnsi="Times New Roman"/>
-          <w:sz w:val="24"/>
-          <w:highlight w:val="yellow"/>
-        </w:rPr>
-        <w:t xml:space="preserve"> e da direção escolar</w:t>
-      </w:r>
-      <w:r>
-        <w:rPr>
-          <w:rFonts w:ascii="Times New Roman" w:hAnsi="Times New Roman"/>
-          <w:sz w:val="24"/>
-        </w:rPr>
-        <w:t xml:space="preserve">, para mapear o quadro institucional que orienta o acompanhamento da política </w:t>
+        <w:t xml:space="preserve">Vêm então quatro semanas, núcleo da produção dos dados orais e documentais. Na primeira quinzena, entrevistaremos os profissionais da coordenação pedagógica, </w:t>
+      </w:r>
+      <w:r>
+        <w:rPr>
+          <w:rFonts w:ascii="Times New Roman" w:hAnsi="Times New Roman"/>
+          <w:sz w:val="24"/>
+          <w:highlight w:val="yellow"/>
+        </w:rPr>
+        <w:t>a direção escolar e o técnico</w:t>
+      </w:r>
+      <w:r>
+        <w:rPr>
+          <w:rFonts w:ascii="Times New Roman" w:hAnsi="Times New Roman"/>
+          <w:sz w:val="24"/>
+        </w:rPr>
+        <w:t xml:space="preserve"> da Secretaria Municipal de Educação, para mapear o quadro institucional que orienta o acompanhamento da política </w:t>
       </w:r>
       <w:r>
         <w:rPr>
@@ -5301,22 +5302,37 @@
           <w:rFonts w:ascii="Times New Roman" w:hAnsi="Times New Roman"/>
           <w:sz w:val="24"/>
         </w:rPr>
-        <w:t xml:space="preserve"> questão norteadora. O Capítulo 5 examina o que a política promete e com que meios. O Capítulo 6 caracteriza as condições de recepção na escola e no território. O Capítulo 7 ouvirá quem trabalha na distância entre uma coisa e outra e dirá, pelos critérios da seção 4.3, se a </w:t>
-      </w:r>
-      <w:r>
-        <w:rPr>
-          <w:rFonts w:ascii="Times New Roman" w:hAnsi="Times New Roman"/>
-          <w:sz w:val="24"/>
-          <w:highlight w:val="yellow"/>
-        </w:rPr>
-        <w:t>hipótese de ressignificação e resistência se sustenta</w:t>
-      </w:r>
-      <w:r>
-        <w:rPr>
-          <w:rFonts w:ascii="Times New Roman" w:hAnsi="Times New Roman"/>
-          <w:sz w:val="24"/>
-        </w:rPr>
-        <w:t xml:space="preserve"> ou se deve ser delimitada, renomeada ou recusada. A recusa também será resultado; deixar a pergunta sem resposta, não. Nas </w:t>
+        <w:t xml:space="preserve"> questão norteadora. O Capítulo 5 examina o que a política promete e com que meios. O Capítulo 6 caracteriza as condições de recepção na escola e no território. O Capítulo 7 ouvirá quem trabalha na distância entre uma coisa e outra e </w:t>
+      </w:r>
+      <w:r>
+        <w:rPr>
+          <w:rFonts w:ascii="Times New Roman" w:hAnsi="Times New Roman"/>
+          <w:sz w:val="24"/>
+          <w:highlight w:val="yellow"/>
+        </w:rPr>
+        <w:t>mostrará</w:t>
+      </w:r>
+      <w:r>
+        <w:rPr>
+          <w:rFonts w:ascii="Times New Roman" w:hAnsi="Times New Roman"/>
+          <w:sz w:val="24"/>
+        </w:rPr>
+        <w:t xml:space="preserve">, pelos critérios da seção 4.3, </w:t>
+      </w:r>
+      <w:r>
+        <w:rPr>
+          <w:rFonts w:ascii="Times New Roman" w:hAnsi="Times New Roman"/>
+          <w:sz w:val="24"/>
+          <w:highlight w:val="yellow"/>
+        </w:rPr>
+        <w:t>que formas de atuação a PNED encontra na escola e em que condições elas aparecem. Qualquer que seja o resultado, ele responderá à pergunta; deixá-la</w:t>
+      </w:r>
+      <w:r>
+        <w:rPr>
+          <w:rFonts w:ascii="Times New Roman" w:hAnsi="Times New Roman"/>
+          <w:sz w:val="24"/>
+        </w:rPr>
+        <w:t xml:space="preserve"> sem resposta, não. Nas </w:t>
       </w:r>
       <w:r>
         <w:rPr>
@@ -8796,7 +8812,7 @@
           <w:sz w:val="24"/>
           <w:highlight w:val="yellow"/>
         </w:rPr>
-        <w:t>Objetivo do instrumento: escutar como os profissionais da educação interpretam a PNED, que táticas constroem para traduzi-la nas condições materiais e territoriais da escola e como respondem às exigências de registro e de resultado, identificando movimentos de ressignificação e de resistência.</w:t>
+        <w:t>Objetivo do instrumento: escutar como os profissionais da educação interpretam a PNED, como a traduzem nas condições materiais e territoriais da escola e como respondem às exigências que a acompanham, identificando as formas de atuação produzidas diante da política, sem pressupor a predominância de nenhuma delas.</w:t>
       </w:r>
     </w:p>
     <w:p>
@@ -9286,7 +9302,7 @@
           <w:sz w:val="24"/>
           <w:highlight w:val="yellow"/>
         </w:rPr>
-        <w:t>EIXO 5 – Ressignificação e resistência</w:t>
+        <w:t>EIXO 5 – Formas de atuação diante da política</w:t>
       </w:r>
     </w:p>
     <w:p>
@@ -9300,7 +9316,7 @@
           <w:sz w:val="24"/>
           <w:highlight w:val="yellow"/>
         </w:rPr>
-        <w:t>Questão norteadora: como você e a equipe respondem ao que a política pede quando ele não cabe na realidade da escola?</w:t>
+        <w:t>Questão norteadora: como você e a equipe respondem ao que a política pede, quando ele cabe e quando não cabe na realidade da escola?</w:t>
       </w:r>
     </w:p>
     <w:p>
@@ -9804,7 +9820,119 @@
           <w:sz w:val="24"/>
           <w:highlight w:val="yellow"/>
         </w:rPr>
-        <w:t>PARTE 4 – DIRETRIZES DE APLICAÇÃO</w:t>
+        <w:t>PARTE 4 – ADAPTAÇÃO PARA O TÉCNICO DA SECRETARIA MUNICIPAL DE EDUCAÇÃO</w:t>
+      </w:r>
+    </w:p>
+    <w:p>
+      <w:pPr>
+        <w:spacing w:line="240" w:lineRule="auto" w:after="40"/>
+        <w:jc w:val="left"/>
+      </w:pPr>
+      <w:r>
+        <w:rPr>
+          <w:rFonts w:ascii="Times New Roman" w:hAnsi="Times New Roman"/>
+          <w:sz w:val="24"/>
+          <w:highlight w:val="yellow"/>
+        </w:rPr>
+        <w:t>Fonte complementar sobre o contexto externo. O técnico participa apenas da entrevista. As perguntas tratam de como as orientações nacionais são recebidas e encaminhadas pela gestão municipal antes de chegar à escola.</w:t>
+      </w:r>
+    </w:p>
+    <w:p>
+      <w:pPr>
+        <w:spacing w:line="240" w:lineRule="auto" w:after="40"/>
+        <w:jc w:val="left"/>
+      </w:pPr>
+      <w:r>
+        <w:rPr>
+          <w:rFonts w:ascii="Times New Roman" w:hAnsi="Times New Roman"/>
+          <w:sz w:val="24"/>
+          <w:highlight w:val="yellow"/>
+        </w:rPr>
+        <w:t>1. Conte sua trajetória e como se organiza a sua função na Secretaria em relação à educação digital.</w:t>
+      </w:r>
+    </w:p>
+    <w:p>
+      <w:pPr>
+        <w:spacing w:line="240" w:lineRule="auto" w:after="40"/>
+        <w:jc w:val="left"/>
+      </w:pPr>
+      <w:r>
+        <w:rPr>
+          <w:rFonts w:ascii="Times New Roman" w:hAnsi="Times New Roman"/>
+          <w:sz w:val="24"/>
+          <w:highlight w:val="yellow"/>
+        </w:rPr>
+        <w:t>2. Como a PNED chegou à Secretaria e que encaminhamentos foram dados a ela no município?</w:t>
+      </w:r>
+    </w:p>
+    <w:p>
+      <w:pPr>
+        <w:spacing w:line="240" w:lineRule="auto" w:after="40"/>
+        <w:jc w:val="left"/>
+      </w:pPr>
+      <w:r>
+        <w:rPr>
+          <w:rFonts w:ascii="Times New Roman" w:hAnsi="Times New Roman"/>
+          <w:sz w:val="24"/>
+          <w:highlight w:val="yellow"/>
+        </w:rPr>
+        <w:t>3. Que orientações, documentos ou formações a Secretaria ofereceu às escolas sobre educação digital? Desde quando?</w:t>
+      </w:r>
+    </w:p>
+    <w:p>
+      <w:pPr>
+        <w:spacing w:line="240" w:lineRule="auto" w:after="40"/>
+        <w:jc w:val="left"/>
+      </w:pPr>
+      <w:r>
+        <w:rPr>
+          <w:rFonts w:ascii="Times New Roman" w:hAnsi="Times New Roman"/>
+          <w:sz w:val="24"/>
+          <w:highlight w:val="yellow"/>
+        </w:rPr>
+        <w:t>4. Como a Secretaria acompanha o trabalho das escolas nessa área? Que registros ou informações pede a elas?</w:t>
+      </w:r>
+    </w:p>
+    <w:p>
+      <w:pPr>
+        <w:spacing w:line="240" w:lineRule="auto" w:after="40"/>
+        <w:jc w:val="left"/>
+      </w:pPr>
+      <w:r>
+        <w:rPr>
+          <w:rFonts w:ascii="Times New Roman" w:hAnsi="Times New Roman"/>
+          <w:sz w:val="24"/>
+          <w:highlight w:val="yellow"/>
+        </w:rPr>
+        <w:t>5. Que condições, em equipamentos, conexão, suporte técnico e formação, a rede consegue oferecer às escolas, e o que fica a cargo de cada escola?</w:t>
+      </w:r>
+    </w:p>
+    <w:p>
+      <w:pPr>
+        <w:spacing w:line="240" w:lineRule="auto" w:after="40"/>
+        <w:jc w:val="left"/>
+      </w:pPr>
+      <w:r>
+        <w:rPr>
+          <w:rFonts w:ascii="Times New Roman" w:hAnsi="Times New Roman"/>
+          <w:sz w:val="24"/>
+          <w:highlight w:val="yellow"/>
+        </w:rPr>
+        <w:t>6. Quais são, na sua avaliação, os principais desafios do município para garantir às crianças os direitos que a lei associa à educação digital?</w:t>
+      </w:r>
+    </w:p>
+    <w:p>
+      <w:pPr>
+        <w:spacing w:line="360" w:lineRule="auto" w:before="240" w:after="240"/>
+      </w:pPr>
+      <w:r>
+        <w:rPr>
+          <w:rFonts w:ascii="Times New Roman" w:hAnsi="Times New Roman"/>
+          <w:b/>
+          <w:sz w:val="24"/>
+          <w:highlight w:val="yellow"/>
+        </w:rPr>
+        <w:t>PARTE 5 – DIRETRIZES DE APLICAÇÃO</w:t>
       </w:r>
     </w:p>
     <w:p>
